--- a/raw/guida_sviluppo.docx
+++ b/raw/guida_sviluppo.docx
@@ -15563,26 +15563,1293 @@
       <w:pPr>
         <w:spacing w:after="80"/>
       </w:pPr>
-      <w:proofErr w:type="gramStart"/>
-      <w:r>
-        <w:rPr>
-          <w:i/>
-          <w:iCs/>
+      <w:r>
+        <w:rPr>
+          <w:i w:val="1"/>
+          <w:iCs w:val="1"/>
           <w:sz w:val="18"/>
           <w:szCs w:val="18"/>
         </w:rPr>
         <w:t>ℹ  Eventuali</w:t>
       </w:r>
-      <w:proofErr w:type="gramEnd"/>
-      <w:r>
-        <w:rPr>
-          <w:i/>
-          <w:iCs/>
+      <w:r>
+        <w:rPr>
+          <w:i w:val="1"/>
+          <w:iCs w:val="1"/>
           <w:sz w:val="18"/>
           <w:szCs w:val="18"/>
         </w:rPr>
         <w:t xml:space="preserve"> bonifiche a record passati avvengono sempre tramite nuovo record con campo funzionale aggiornato — non con update di intervalli vecchi.</w:t>
       </w:r>
+    </w:p>
+    <w:p>
+      <w:pPr>
+        <w:pStyle w:val="Heading2"/>
+      </w:pPr>
+      <w:r>
+        <w:rPr>
+          <w:rFonts w:ascii="Arial" w:hAnsi="Arial" w:eastAsia="Arial" w:cs="Arial"/>
+          <w:noProof w:val="0"/>
+          <w:sz w:val="18"/>
+          <w:szCs w:val="18"/>
+          <w:lang w:val="it-IT"/>
+        </w:rPr>
+        <w:t>S1 — Variante: tabella main L1 senza PK propria (PK = ROWID)</w:t>
+      </w:r>
+    </w:p>
+    <w:p>
+      <w:r>
+        <w:rPr>
+          <w:rFonts w:ascii="Arial" w:hAnsi="Arial" w:eastAsia="Arial" w:cs="Arial"/>
+          <w:b w:val="1"/>
+          <w:bCs w:val="1"/>
+          <w:noProof w:val="0"/>
+          <w:sz w:val="18"/>
+          <w:szCs w:val="18"/>
+          <w:lang w:val="it-IT"/>
+        </w:rPr>
+        <w:t>Quando si applica</w:t>
+      </w:r>
+      <w:r>
+        <w:rPr>
+          <w:rFonts w:ascii="Arial" w:hAnsi="Arial" w:eastAsia="Arial" w:cs="Arial"/>
+          <w:noProof w:val="0"/>
+          <w:sz w:val="18"/>
+          <w:szCs w:val="18"/>
+          <w:lang w:val="it-IT"/>
+        </w:rPr>
+        <w:t xml:space="preserve">: la tabella main L1 dell'entità non ha una chiave primaria funzionale univoca — l'unica PK certa è il campo tecnico </w:t>
+      </w:r>
+      <w:r>
+        <w:rPr>
+          <w:rFonts w:ascii="Consolas" w:hAnsi="Consolas" w:eastAsia="Consolas" w:cs="Consolas"/>
+          <w:noProof w:val="0"/>
+          <w:sz w:val="18"/>
+          <w:szCs w:val="18"/>
+          <w:lang w:val="it-IT"/>
+        </w:rPr>
+        <w:t>ROWID</w:t>
+      </w:r>
+      <w:r>
+        <w:rPr>
+          <w:rFonts w:ascii="Arial" w:hAnsi="Arial" w:eastAsia="Arial" w:cs="Arial"/>
+          <w:noProof w:val="0"/>
+          <w:sz w:val="18"/>
+          <w:szCs w:val="18"/>
+          <w:lang w:val="it-IT"/>
+        </w:rPr>
+        <w:t xml:space="preserve"> valorizzato in fase di caricamento. Questo significa che, a parità di chiave funzionale (es. </w:t>
+      </w:r>
+      <w:r>
+        <w:rPr>
+          <w:rFonts w:ascii="Consolas" w:hAnsi="Consolas" w:eastAsia="Consolas" w:cs="Consolas"/>
+          <w:noProof w:val="0"/>
+          <w:sz w:val="18"/>
+          <w:szCs w:val="18"/>
+          <w:lang w:val="it-IT"/>
+        </w:rPr>
+        <w:t>CD_CONTROPARTE</w:t>
+      </w:r>
+      <w:r>
+        <w:rPr>
+          <w:rFonts w:ascii="Arial" w:hAnsi="Arial" w:eastAsia="Arial" w:cs="Arial"/>
+          <w:noProof w:val="0"/>
+          <w:sz w:val="18"/>
+          <w:szCs w:val="18"/>
+          <w:lang w:val="it-IT"/>
+        </w:rPr>
+        <w:t xml:space="preserve">) </w:t>
+      </w:r>
+      <w:r>
+        <w:rPr>
+          <w:rFonts w:ascii="Arial" w:hAnsi="Arial" w:eastAsia="Arial" w:cs="Arial"/>
+          <w:b w:val="1"/>
+          <w:bCs w:val="1"/>
+          <w:noProof w:val="0"/>
+          <w:sz w:val="18"/>
+          <w:szCs w:val="18"/>
+          <w:lang w:val="it-IT"/>
+        </w:rPr>
+        <w:t>e</w:t>
+      </w:r>
+      <w:r>
+        <w:rPr>
+          <w:rFonts w:ascii="Arial" w:hAnsi="Arial" w:eastAsia="Arial" w:cs="Arial"/>
+          <w:noProof w:val="0"/>
+          <w:sz w:val="18"/>
+          <w:szCs w:val="18"/>
+          <w:lang w:val="it-IT"/>
+        </w:rPr>
+        <w:t xml:space="preserve"> di timestamp di modifica (</w:t>
+      </w:r>
+      <w:r>
+        <w:rPr>
+          <w:rFonts w:ascii="Consolas" w:hAnsi="Consolas" w:eastAsia="Consolas" w:cs="Consolas"/>
+          <w:noProof w:val="0"/>
+          <w:sz w:val="18"/>
+          <w:szCs w:val="18"/>
+          <w:lang w:val="it-IT"/>
+        </w:rPr>
+        <w:t>TS_INIZIO_VALIDITA</w:t>
+      </w:r>
+      <w:r>
+        <w:rPr>
+          <w:rFonts w:ascii="Arial" w:hAnsi="Arial" w:eastAsia="Arial" w:cs="Arial"/>
+          <w:noProof w:val="0"/>
+          <w:sz w:val="18"/>
+          <w:szCs w:val="18"/>
+          <w:lang w:val="it-IT"/>
+        </w:rPr>
+        <w:t>), possono esistere più record fisici distinti in L1 (duplicati non discriminabili dalla sola chiave + timestamp).</w:t>
+      </w:r>
+    </w:p>
+    <w:p>
+      <w:r>
+        <w:rPr>
+          <w:rFonts w:ascii="Arial" w:hAnsi="Arial" w:eastAsia="Arial" w:cs="Arial"/>
+          <w:noProof w:val="0"/>
+          <w:sz w:val="18"/>
+          <w:szCs w:val="18"/>
+          <w:lang w:val="it-IT"/>
+        </w:rPr>
+        <w:t>Il pattern standard S1 (</w:t>
+      </w:r>
+      <w:hyperlink r:id="R7baad118a79a4a25">
+        <w:r>
+          <w:rPr>
+            <w:rStyle w:val="Hyperlink"/>
+            <w:rFonts w:ascii="Arial" w:hAnsi="Arial" w:eastAsia="Arial" w:cs="Arial"/>
+            <w:noProof w:val="0"/>
+            <w:sz w:val="18"/>
+            <w:szCs w:val="18"/>
+            <w:lang w:val="it-IT"/>
+          </w:rPr>
+          <w:t>storicizzazione-l2-s1-s4</w:t>
+        </w:r>
+      </w:hyperlink>
+      <w:r>
+        <w:rPr>
+          <w:rFonts w:ascii="Arial" w:hAnsi="Arial" w:eastAsia="Arial" w:cs="Arial"/>
+          <w:noProof w:val="0"/>
+          <w:sz w:val="18"/>
+          <w:szCs w:val="18"/>
+          <w:lang w:val="it-IT"/>
+        </w:rPr>
+        <w:t xml:space="preserve">) assume </w:t>
+      </w:r>
+      <w:r>
+        <w:rPr>
+          <w:rFonts w:ascii="Consolas" w:hAnsi="Consolas" w:eastAsia="Consolas" w:cs="Consolas"/>
+          <w:noProof w:val="0"/>
+          <w:sz w:val="18"/>
+          <w:szCs w:val="18"/>
+          <w:lang w:val="it-IT"/>
+        </w:rPr>
+        <w:t>unique_key = [&lt;PK_funzionale&gt;, TS_INIZIO_VALIDITA]</w:t>
+      </w:r>
+      <w:r>
+        <w:rPr>
+          <w:rFonts w:ascii="Arial" w:hAnsi="Arial" w:eastAsia="Arial" w:cs="Arial"/>
+          <w:noProof w:val="0"/>
+          <w:sz w:val="18"/>
+          <w:szCs w:val="18"/>
+          <w:lang w:val="it-IT"/>
+        </w:rPr>
+        <w:t xml:space="preserve">. Se la main non garantisce questa unicità, il merge fallirebbe o produrrebbe risultati indeterministici. Serve quindi introdurre un </w:t>
+      </w:r>
+      <w:r>
+        <w:rPr>
+          <w:rFonts w:ascii="Arial" w:hAnsi="Arial" w:eastAsia="Arial" w:cs="Arial"/>
+          <w:b w:val="1"/>
+          <w:bCs w:val="1"/>
+          <w:noProof w:val="0"/>
+          <w:sz w:val="18"/>
+          <w:szCs w:val="18"/>
+          <w:lang w:val="it-IT"/>
+        </w:rPr>
+        <w:t>campo tecnico di disambiguazione</w:t>
+      </w:r>
+      <w:r>
+        <w:rPr>
+          <w:rFonts w:ascii="Arial" w:hAnsi="Arial" w:eastAsia="Arial" w:cs="Arial"/>
+          <w:noProof w:val="0"/>
+          <w:sz w:val="18"/>
+          <w:szCs w:val="18"/>
+          <w:lang w:val="it-IT"/>
+        </w:rPr>
+        <w:t xml:space="preserve">, </w:t>
+      </w:r>
+      <w:r>
+        <w:rPr>
+          <w:rFonts w:ascii="Consolas" w:hAnsi="Consolas" w:eastAsia="Consolas" w:cs="Consolas"/>
+          <w:noProof w:val="0"/>
+          <w:sz w:val="18"/>
+          <w:szCs w:val="18"/>
+          <w:lang w:val="it-IT"/>
+        </w:rPr>
+        <w:t>PROGRESSIVO_PK</w:t>
+      </w:r>
+      <w:r>
+        <w:rPr>
+          <w:rFonts w:ascii="Arial" w:hAnsi="Arial" w:eastAsia="Arial" w:cs="Arial"/>
+          <w:noProof w:val="0"/>
+          <w:sz w:val="18"/>
+          <w:szCs w:val="18"/>
+          <w:lang w:val="it-IT"/>
+        </w:rPr>
+        <w:t>.</w:t>
+      </w:r>
+    </w:p>
+    <w:p>
+      <w:pPr>
+        <w:pStyle w:val="Heading3"/>
+      </w:pPr>
+      <w:r>
+        <w:rPr>
+          <w:rFonts w:ascii="Arial" w:hAnsi="Arial" w:eastAsia="Arial" w:cs="Arial"/>
+          <w:noProof w:val="0"/>
+          <w:sz w:val="18"/>
+          <w:szCs w:val="18"/>
+          <w:lang w:val="it-IT"/>
+        </w:rPr>
+        <w:t>Modifiche rispetto al pattern S1 standard</w:t>
+      </w:r>
+    </w:p>
+    <w:p>
+      <w:r>
+        <w:rPr>
+          <w:rFonts w:ascii="Arial" w:hAnsi="Arial" w:eastAsia="Arial" w:cs="Arial"/>
+          <w:b w:val="1"/>
+          <w:bCs w:val="1"/>
+          <w:noProof w:val="0"/>
+          <w:sz w:val="18"/>
+          <w:szCs w:val="18"/>
+          <w:lang w:val="it-IT"/>
+        </w:rPr>
+        <w:t xml:space="preserve">1. CTE base — calcolo di </w:t>
+      </w:r>
+      <w:r>
+        <w:rPr>
+          <w:rFonts w:ascii="Consolas" w:hAnsi="Consolas" w:eastAsia="Consolas" w:cs="Consolas"/>
+          <w:b w:val="1"/>
+          <w:bCs w:val="1"/>
+          <w:noProof w:val="0"/>
+          <w:sz w:val="18"/>
+          <w:szCs w:val="18"/>
+          <w:lang w:val="it-IT"/>
+        </w:rPr>
+        <w:t>PROGRESSIVO_PK</w:t>
+      </w:r>
+    </w:p>
+    <w:p>
+      <w:r>
+        <w:rPr>
+          <w:rFonts w:ascii="Arial" w:hAnsi="Arial" w:eastAsia="Arial" w:cs="Arial"/>
+          <w:noProof w:val="0"/>
+          <w:sz w:val="18"/>
+          <w:szCs w:val="18"/>
+          <w:lang w:val="it-IT"/>
+        </w:rPr>
+        <w:t xml:space="preserve">Si aggiunge un progressivo che disambigua i record a parità di chiave funzionale e timestamp di modifica, ordinando in modo deterministico sul </w:t>
+      </w:r>
+      <w:r>
+        <w:rPr>
+          <w:rFonts w:ascii="Consolas" w:hAnsi="Consolas" w:eastAsia="Consolas" w:cs="Consolas"/>
+          <w:noProof w:val="0"/>
+          <w:sz w:val="18"/>
+          <w:szCs w:val="18"/>
+          <w:lang w:val="it-IT"/>
+        </w:rPr>
+        <w:t>ROWID</w:t>
+      </w:r>
+      <w:r>
+        <w:rPr>
+          <w:rFonts w:ascii="Arial" w:hAnsi="Arial" w:eastAsia="Arial" w:cs="Arial"/>
+          <w:noProof w:val="0"/>
+          <w:sz w:val="18"/>
+          <w:szCs w:val="18"/>
+          <w:lang w:val="it-IT"/>
+        </w:rPr>
+        <w:t xml:space="preserve"> di L1:</w:t>
+      </w:r>
+    </w:p>
+    <w:p>
+      <w:r>
+        <w:rPr>
+          <w:rFonts w:ascii="Consolas" w:hAnsi="Consolas" w:eastAsia="Consolas" w:cs="Consolas"/>
+          <w:noProof w:val="0"/>
+          <w:sz w:val="18"/>
+          <w:szCs w:val="18"/>
+          <w:lang w:val="it-IT"/>
+        </w:rPr>
+        <w:t>ROW_NUMBER() OVER (</w:t>
+      </w:r>
+      <w:r>
+        <w:br/>
+      </w:r>
+      <w:r>
+        <w:rPr>
+          <w:rFonts w:ascii="Consolas" w:hAnsi="Consolas" w:eastAsia="Consolas" w:cs="Consolas"/>
+          <w:noProof w:val="0"/>
+          <w:sz w:val="18"/>
+          <w:szCs w:val="18"/>
+          <w:lang w:val="it-IT"/>
+        </w:rPr>
+        <w:t xml:space="preserve">    PARTITION BY &lt;chiave_funzionale&gt;, &lt;campo_data_modifica&gt;, &lt;campo_ora_modifica&gt;</w:t>
+      </w:r>
+      <w:r>
+        <w:br/>
+      </w:r>
+      <w:r>
+        <w:rPr>
+          <w:rFonts w:ascii="Consolas" w:hAnsi="Consolas" w:eastAsia="Consolas" w:cs="Consolas"/>
+          <w:noProof w:val="0"/>
+          <w:sz w:val="18"/>
+          <w:szCs w:val="18"/>
+          <w:lang w:val="it-IT"/>
+        </w:rPr>
+        <w:t xml:space="preserve">    ORDER BY &lt;ROWID_L1&gt;</w:t>
+      </w:r>
+      <w:r>
+        <w:br/>
+      </w:r>
+      <w:r>
+        <w:rPr>
+          <w:rFonts w:ascii="Consolas" w:hAnsi="Consolas" w:eastAsia="Consolas" w:cs="Consolas"/>
+          <w:noProof w:val="0"/>
+          <w:sz w:val="18"/>
+          <w:szCs w:val="18"/>
+          <w:lang w:val="it-IT"/>
+        </w:rPr>
+        <w:t>)::NUMBER(38, 0) AS PROGRESSIVO_PK</w:t>
+      </w:r>
+      <w:r>
+        <w:br/>
+      </w:r>
+      <w:r>
+        <w:rPr>
+          <w:rFonts w:ascii="Arial" w:hAnsi="Arial" w:eastAsia="Arial" w:cs="Arial"/>
+          <w:noProof w:val="0"/>
+          <w:sz w:val="18"/>
+          <w:szCs w:val="18"/>
+          <w:lang w:val="it-IT"/>
+        </w:rPr>
+        <w:t xml:space="preserve"> </w:t>
+      </w:r>
+    </w:p>
+    <w:p>
+      <w:r>
+        <w:rPr>
+          <w:rFonts w:ascii="Arial" w:hAnsi="Arial" w:eastAsia="Arial" w:cs="Arial"/>
+          <w:b w:val="1"/>
+          <w:bCs w:val="1"/>
+          <w:noProof w:val="0"/>
+          <w:sz w:val="18"/>
+          <w:szCs w:val="18"/>
+          <w:lang w:val="it-IT"/>
+        </w:rPr>
+        <w:t>2. Unique key / PK del modello</w:t>
+      </w:r>
+    </w:p>
+    <w:p>
+      <w:r>
+        <w:rPr>
+          <w:rFonts w:ascii="Consolas" w:hAnsi="Consolas" w:eastAsia="Consolas" w:cs="Consolas"/>
+          <w:noProof w:val="0"/>
+          <w:sz w:val="18"/>
+          <w:szCs w:val="18"/>
+          <w:lang w:val="it-IT"/>
+        </w:rPr>
+        <w:t>unique_key</w:t>
+      </w:r>
+      <w:r>
+        <w:rPr>
+          <w:rFonts w:ascii="Arial" w:hAnsi="Arial" w:eastAsia="Arial" w:cs="Arial"/>
+          <w:noProof w:val="0"/>
+          <w:sz w:val="18"/>
+          <w:szCs w:val="18"/>
+          <w:lang w:val="it-IT"/>
+        </w:rPr>
+        <w:t xml:space="preserve"> e il </w:t>
+      </w:r>
+      <w:r>
+        <w:rPr>
+          <w:rFonts w:ascii="Consolas" w:hAnsi="Consolas" w:eastAsia="Consolas" w:cs="Consolas"/>
+          <w:noProof w:val="0"/>
+          <w:sz w:val="18"/>
+          <w:szCs w:val="18"/>
+          <w:lang w:val="it-IT"/>
+        </w:rPr>
+        <w:t>constraints.primary_key</w:t>
+      </w:r>
+      <w:r>
+        <w:rPr>
+          <w:rFonts w:ascii="Arial" w:hAnsi="Arial" w:eastAsia="Arial" w:cs="Arial"/>
+          <w:noProof w:val="0"/>
+          <w:sz w:val="18"/>
+          <w:szCs w:val="18"/>
+          <w:lang w:val="it-IT"/>
+        </w:rPr>
+        <w:t xml:space="preserve"> nel file yml si estendono con </w:t>
+      </w:r>
+      <w:r>
+        <w:rPr>
+          <w:rFonts w:ascii="Consolas" w:hAnsi="Consolas" w:eastAsia="Consolas" w:cs="Consolas"/>
+          <w:noProof w:val="0"/>
+          <w:sz w:val="18"/>
+          <w:szCs w:val="18"/>
+          <w:lang w:val="it-IT"/>
+        </w:rPr>
+        <w:t>PROGRESSIVO_PK</w:t>
+      </w:r>
+      <w:r>
+        <w:rPr>
+          <w:rFonts w:ascii="Arial" w:hAnsi="Arial" w:eastAsia="Arial" w:cs="Arial"/>
+          <w:noProof w:val="0"/>
+          <w:sz w:val="18"/>
+          <w:szCs w:val="18"/>
+          <w:lang w:val="it-IT"/>
+        </w:rPr>
+        <w:t>:</w:t>
+      </w:r>
+    </w:p>
+    <w:p>
+      <w:r>
+        <w:rPr>
+          <w:rFonts w:ascii="Consolas" w:hAnsi="Consolas" w:eastAsia="Consolas" w:cs="Consolas"/>
+          <w:noProof w:val="0"/>
+          <w:sz w:val="18"/>
+          <w:szCs w:val="18"/>
+          <w:lang w:val="it-IT"/>
+        </w:rPr>
+        <w:t>config:</w:t>
+      </w:r>
+      <w:r>
+        <w:br/>
+      </w:r>
+      <w:r>
+        <w:rPr>
+          <w:rFonts w:ascii="Consolas" w:hAnsi="Consolas" w:eastAsia="Consolas" w:cs="Consolas"/>
+          <w:noProof w:val="0"/>
+          <w:sz w:val="18"/>
+          <w:szCs w:val="18"/>
+          <w:lang w:val="it-IT"/>
+        </w:rPr>
+        <w:t xml:space="preserve">  materialized: incremental</w:t>
+      </w:r>
+      <w:r>
+        <w:br/>
+      </w:r>
+      <w:r>
+        <w:rPr>
+          <w:rFonts w:ascii="Consolas" w:hAnsi="Consolas" w:eastAsia="Consolas" w:cs="Consolas"/>
+          <w:noProof w:val="0"/>
+          <w:sz w:val="18"/>
+          <w:szCs w:val="18"/>
+          <w:lang w:val="it-IT"/>
+        </w:rPr>
+        <w:t xml:space="preserve">  incremental_strategy: merge</w:t>
+      </w:r>
+      <w:r>
+        <w:br/>
+      </w:r>
+      <w:r>
+        <w:rPr>
+          <w:rFonts w:ascii="Consolas" w:hAnsi="Consolas" w:eastAsia="Consolas" w:cs="Consolas"/>
+          <w:noProof w:val="0"/>
+          <w:sz w:val="18"/>
+          <w:szCs w:val="18"/>
+          <w:lang w:val="it-IT"/>
+        </w:rPr>
+        <w:t xml:space="preserve">  unique_key: [&lt;PK_funzionale&gt;, TS_INIZIO_VALIDITA, PROGRESSIVO_PK]</w:t>
+      </w:r>
+      <w:r>
+        <w:br/>
+      </w:r>
+      <w:r>
+        <w:rPr>
+          <w:rFonts w:ascii="Consolas" w:hAnsi="Consolas" w:eastAsia="Consolas" w:cs="Consolas"/>
+          <w:noProof w:val="0"/>
+          <w:sz w:val="18"/>
+          <w:szCs w:val="18"/>
+          <w:lang w:val="it-IT"/>
+        </w:rPr>
+        <w:t>constraints:</w:t>
+      </w:r>
+      <w:r>
+        <w:br/>
+      </w:r>
+      <w:r>
+        <w:rPr>
+          <w:rFonts w:ascii="Consolas" w:hAnsi="Consolas" w:eastAsia="Consolas" w:cs="Consolas"/>
+          <w:noProof w:val="0"/>
+          <w:sz w:val="18"/>
+          <w:szCs w:val="18"/>
+          <w:lang w:val="it-IT"/>
+        </w:rPr>
+        <w:t xml:space="preserve">  - type: primary_key</w:t>
+      </w:r>
+      <w:r>
+        <w:br/>
+      </w:r>
+      <w:r>
+        <w:rPr>
+          <w:rFonts w:ascii="Consolas" w:hAnsi="Consolas" w:eastAsia="Consolas" w:cs="Consolas"/>
+          <w:noProof w:val="0"/>
+          <w:sz w:val="18"/>
+          <w:szCs w:val="18"/>
+          <w:lang w:val="it-IT"/>
+        </w:rPr>
+        <w:t xml:space="preserve">    warn_unenforced: false</w:t>
+      </w:r>
+      <w:r>
+        <w:br/>
+      </w:r>
+      <w:r>
+        <w:rPr>
+          <w:rFonts w:ascii="Consolas" w:hAnsi="Consolas" w:eastAsia="Consolas" w:cs="Consolas"/>
+          <w:noProof w:val="0"/>
+          <w:sz w:val="18"/>
+          <w:szCs w:val="18"/>
+          <w:lang w:val="it-IT"/>
+        </w:rPr>
+        <w:t xml:space="preserve">    columns: [&lt;PK_funzionale&gt;, TS_INIZIO_VALIDITA, PROGRESSIVO_PK]</w:t>
+      </w:r>
+      <w:r>
+        <w:br/>
+      </w:r>
+      <w:r>
+        <w:rPr>
+          <w:rFonts w:ascii="Arial" w:hAnsi="Arial" w:eastAsia="Arial" w:cs="Arial"/>
+          <w:noProof w:val="0"/>
+          <w:sz w:val="18"/>
+          <w:szCs w:val="18"/>
+          <w:lang w:val="it-IT"/>
+        </w:rPr>
+        <w:t xml:space="preserve"> </w:t>
+      </w:r>
+    </w:p>
+    <w:p>
+      <w:r>
+        <w:rPr>
+          <w:rFonts w:ascii="Arial" w:hAnsi="Arial" w:eastAsia="Arial" w:cs="Arial"/>
+          <w:b w:val="1"/>
+          <w:bCs w:val="1"/>
+          <w:noProof w:val="0"/>
+          <w:sz w:val="18"/>
+          <w:szCs w:val="18"/>
+          <w:lang w:val="it-IT"/>
+        </w:rPr>
+        <w:t xml:space="preserve">3. CTE dedup — dedup S1 con tie-breaker su </w:t>
+      </w:r>
+      <w:r>
+        <w:rPr>
+          <w:rFonts w:ascii="Consolas" w:hAnsi="Consolas" w:eastAsia="Consolas" w:cs="Consolas"/>
+          <w:b w:val="1"/>
+          <w:bCs w:val="1"/>
+          <w:noProof w:val="0"/>
+          <w:sz w:val="18"/>
+          <w:szCs w:val="18"/>
+          <w:lang w:val="it-IT"/>
+        </w:rPr>
+        <w:t>PROGRESSIVO_PK</w:t>
+      </w:r>
+    </w:p>
+    <w:p>
+      <w:r>
+        <w:rPr>
+          <w:rFonts w:ascii="Arial" w:hAnsi="Arial" w:eastAsia="Arial" w:cs="Arial"/>
+          <w:noProof w:val="0"/>
+          <w:sz w:val="18"/>
+          <w:szCs w:val="18"/>
+          <w:lang w:val="it-IT"/>
+        </w:rPr>
+        <w:t xml:space="preserve">La macro </w:t>
+      </w:r>
+      <w:r>
+        <w:rPr>
+          <w:rFonts w:ascii="Consolas" w:hAnsi="Consolas" w:eastAsia="Consolas" w:cs="Consolas"/>
+          <w:noProof w:val="0"/>
+          <w:sz w:val="18"/>
+          <w:szCs w:val="18"/>
+          <w:lang w:val="it-IT"/>
+        </w:rPr>
+        <w:t>is_incremental_S1()</w:t>
+      </w:r>
+      <w:r>
+        <w:rPr>
+          <w:rFonts w:ascii="Arial" w:hAnsi="Arial" w:eastAsia="Arial" w:cs="Arial"/>
+          <w:noProof w:val="0"/>
+          <w:sz w:val="18"/>
+          <w:szCs w:val="18"/>
+          <w:lang w:val="it-IT"/>
+        </w:rPr>
+        <w:t xml:space="preserve"> va richiamata passando </w:t>
+      </w:r>
+      <w:r>
+        <w:rPr>
+          <w:rFonts w:ascii="Consolas" w:hAnsi="Consolas" w:eastAsia="Consolas" w:cs="Consolas"/>
+          <w:noProof w:val="0"/>
+          <w:sz w:val="18"/>
+          <w:szCs w:val="18"/>
+          <w:lang w:val="it-IT"/>
+        </w:rPr>
+        <w:t>PROGRESSIVO_PK</w:t>
+      </w:r>
+      <w:r>
+        <w:rPr>
+          <w:rFonts w:ascii="Arial" w:hAnsi="Arial" w:eastAsia="Arial" w:cs="Arial"/>
+          <w:noProof w:val="0"/>
+          <w:sz w:val="18"/>
+          <w:szCs w:val="18"/>
+          <w:lang w:val="it-IT"/>
+        </w:rPr>
+        <w:t xml:space="preserve"> come </w:t>
+      </w:r>
+      <w:r>
+        <w:rPr>
+          <w:rFonts w:ascii="Consolas" w:hAnsi="Consolas" w:eastAsia="Consolas" w:cs="Consolas"/>
+          <w:noProof w:val="0"/>
+          <w:sz w:val="18"/>
+          <w:szCs w:val="18"/>
+          <w:lang w:val="it-IT"/>
+        </w:rPr>
+        <w:t>order_extra</w:t>
+      </w:r>
+      <w:r>
+        <w:rPr>
+          <w:rFonts w:ascii="Arial" w:hAnsi="Arial" w:eastAsia="Arial" w:cs="Arial"/>
+          <w:noProof w:val="0"/>
+          <w:sz w:val="18"/>
+          <w:szCs w:val="18"/>
+          <w:lang w:val="it-IT"/>
+        </w:rPr>
+        <w:t>, in modo che il confronto incrementale (</w:t>
+      </w:r>
+      <w:r>
+        <w:rPr>
+          <w:rFonts w:ascii="Consolas" w:hAnsi="Consolas" w:eastAsia="Consolas" w:cs="Consolas"/>
+          <w:noProof w:val="0"/>
+          <w:sz w:val="18"/>
+          <w:szCs w:val="18"/>
+          <w:lang w:val="it-IT"/>
+        </w:rPr>
+        <w:t>LAG(HASHED_COLS)</w:t>
+      </w:r>
+      <w:r>
+        <w:rPr>
+          <w:rFonts w:ascii="Arial" w:hAnsi="Arial" w:eastAsia="Arial" w:cs="Arial"/>
+          <w:noProof w:val="0"/>
+          <w:sz w:val="18"/>
+          <w:szCs w:val="18"/>
+          <w:lang w:val="it-IT"/>
+        </w:rPr>
+        <w:t xml:space="preserve">) sia ordinato in modo stabile anche tra record con lo stesso </w:t>
+      </w:r>
+      <w:r>
+        <w:rPr>
+          <w:rFonts w:ascii="Consolas" w:hAnsi="Consolas" w:eastAsia="Consolas" w:cs="Consolas"/>
+          <w:noProof w:val="0"/>
+          <w:sz w:val="18"/>
+          <w:szCs w:val="18"/>
+          <w:lang w:val="it-IT"/>
+        </w:rPr>
+        <w:t>TS_INIZIO_VALIDITA</w:t>
+      </w:r>
+      <w:r>
+        <w:rPr>
+          <w:rFonts w:ascii="Arial" w:hAnsi="Arial" w:eastAsia="Arial" w:cs="Arial"/>
+          <w:noProof w:val="0"/>
+          <w:sz w:val="18"/>
+          <w:szCs w:val="18"/>
+          <w:lang w:val="it-IT"/>
+        </w:rPr>
+        <w:t>:</w:t>
+      </w:r>
+    </w:p>
+    <w:p>
+      <w:r>
+        <w:rPr>
+          <w:rFonts w:ascii="Consolas" w:hAnsi="Consolas" w:eastAsia="Consolas" w:cs="Consolas"/>
+          <w:noProof w:val="0"/>
+          <w:sz w:val="18"/>
+          <w:szCs w:val="18"/>
+          <w:lang w:val="it-IT"/>
+        </w:rPr>
+        <w:t>FROM base</w:t>
+      </w:r>
+      <w:r>
+        <w:br/>
+      </w:r>
+      <w:r>
+        <w:rPr>
+          <w:rFonts w:ascii="Consolas" w:hAnsi="Consolas" w:eastAsia="Consolas" w:cs="Consolas"/>
+          <w:noProof w:val="0"/>
+          <w:sz w:val="18"/>
+          <w:szCs w:val="18"/>
+          <w:lang w:val="it-IT"/>
+        </w:rPr>
+        <w:t>{{ is_incremental_S1('&lt;PK_funzionale&gt;', order_extra='PROGRESSIVO_PK') }}</w:t>
+      </w:r>
+      <w:r>
+        <w:br/>
+      </w:r>
+      <w:r>
+        <w:rPr>
+          <w:rFonts w:ascii="Arial" w:hAnsi="Arial" w:eastAsia="Arial" w:cs="Arial"/>
+          <w:noProof w:val="0"/>
+          <w:sz w:val="18"/>
+          <w:szCs w:val="18"/>
+          <w:lang w:val="it-IT"/>
+        </w:rPr>
+        <w:t xml:space="preserve"> </w:t>
+      </w:r>
+    </w:p>
+    <w:p>
+      <w:pPr>
+        <w:rPr>
+          <w:rFonts w:ascii="Arial" w:hAnsi="Arial" w:eastAsia="Arial" w:cs="Arial"/>
+          <w:b w:val="1"/>
+          <w:bCs w:val="1"/>
+          <w:noProof w:val="0"/>
+          <w:sz w:val="18"/>
+          <w:szCs w:val="18"/>
+          <w:lang w:val="it-IT"/>
+        </w:rPr>
+      </w:pPr>
+    </w:p>
+    <w:p>
+      <w:pPr>
+        <w:rPr>
+          <w:rFonts w:ascii="Arial" w:hAnsi="Arial" w:eastAsia="Arial" w:cs="Arial"/>
+          <w:b w:val="1"/>
+          <w:bCs w:val="1"/>
+          <w:noProof w:val="0"/>
+          <w:sz w:val="18"/>
+          <w:szCs w:val="18"/>
+          <w:lang w:val="it-IT"/>
+        </w:rPr>
+      </w:pPr>
+    </w:p>
+    <w:p>
+      <w:r>
+        <w:rPr>
+          <w:rFonts w:ascii="Arial" w:hAnsi="Arial" w:eastAsia="Arial" w:cs="Arial"/>
+          <w:b w:val="1"/>
+          <w:bCs w:val="1"/>
+          <w:noProof w:val="0"/>
+          <w:sz w:val="18"/>
+          <w:szCs w:val="18"/>
+          <w:lang w:val="it-IT"/>
+        </w:rPr>
+        <w:t>4. SELECT finale — chiusura della finestra di validità</w:t>
+      </w:r>
+    </w:p>
+    <w:p>
+      <w:r>
+        <w:rPr>
+          <w:rFonts w:ascii="Consolas" w:hAnsi="Consolas" w:eastAsia="Consolas" w:cs="Consolas"/>
+          <w:noProof w:val="0"/>
+          <w:sz w:val="18"/>
+          <w:szCs w:val="18"/>
+          <w:lang w:val="it-IT"/>
+        </w:rPr>
+        <w:t>TS_FINE_VALIDITA</w:t>
+      </w:r>
+      <w:r>
+        <w:rPr>
+          <w:rFonts w:ascii="Arial" w:hAnsi="Arial" w:eastAsia="Arial" w:cs="Arial"/>
+          <w:noProof w:val="0"/>
+          <w:sz w:val="18"/>
+          <w:szCs w:val="18"/>
+          <w:lang w:val="it-IT"/>
+        </w:rPr>
+        <w:t xml:space="preserve"> va ricalcolato con </w:t>
+      </w:r>
+      <w:r>
+        <w:rPr>
+          <w:rFonts w:ascii="Consolas" w:hAnsi="Consolas" w:eastAsia="Consolas" w:cs="Consolas"/>
+          <w:noProof w:val="0"/>
+          <w:sz w:val="18"/>
+          <w:szCs w:val="18"/>
+          <w:lang w:val="it-IT"/>
+        </w:rPr>
+        <w:t>ts_fine_validita()</w:t>
+      </w:r>
+      <w:r>
+        <w:rPr>
+          <w:rFonts w:ascii="Arial" w:hAnsi="Arial" w:eastAsia="Arial" w:cs="Arial"/>
+          <w:noProof w:val="0"/>
+          <w:sz w:val="18"/>
+          <w:szCs w:val="18"/>
+          <w:lang w:val="it-IT"/>
+        </w:rPr>
+        <w:t xml:space="preserve"> sulla sola chiave + </w:t>
+      </w:r>
+      <w:r>
+        <w:rPr>
+          <w:rFonts w:ascii="Consolas" w:hAnsi="Consolas" w:eastAsia="Consolas" w:cs="Consolas"/>
+          <w:noProof w:val="0"/>
+          <w:sz w:val="18"/>
+          <w:szCs w:val="18"/>
+          <w:lang w:val="it-IT"/>
+        </w:rPr>
+        <w:t>TS_INIZIO_VALIDITA</w:t>
+      </w:r>
+      <w:r>
+        <w:rPr>
+          <w:rFonts w:ascii="Arial" w:hAnsi="Arial" w:eastAsia="Arial" w:cs="Arial"/>
+          <w:noProof w:val="0"/>
+          <w:sz w:val="18"/>
+          <w:szCs w:val="18"/>
+          <w:lang w:val="it-IT"/>
+        </w:rPr>
+        <w:t xml:space="preserve"> (non su </w:t>
+      </w:r>
+      <w:r>
+        <w:rPr>
+          <w:rFonts w:ascii="Consolas" w:hAnsi="Consolas" w:eastAsia="Consolas" w:cs="Consolas"/>
+          <w:noProof w:val="0"/>
+          <w:sz w:val="18"/>
+          <w:szCs w:val="18"/>
+          <w:lang w:val="it-IT"/>
+        </w:rPr>
+        <w:t>PROGRESSIVO_PK</w:t>
+      </w:r>
+      <w:r>
+        <w:rPr>
+          <w:rFonts w:ascii="Arial" w:hAnsi="Arial" w:eastAsia="Arial" w:cs="Arial"/>
+          <w:noProof w:val="0"/>
+          <w:sz w:val="18"/>
+          <w:szCs w:val="18"/>
+          <w:lang w:val="it-IT"/>
+        </w:rPr>
+        <w:t xml:space="preserve">), e poi propagato con una window function a </w:t>
+      </w:r>
+      <w:r>
+        <w:rPr>
+          <w:rFonts w:ascii="Arial" w:hAnsi="Arial" w:eastAsia="Arial" w:cs="Arial"/>
+          <w:b w:val="1"/>
+          <w:bCs w:val="1"/>
+          <w:noProof w:val="0"/>
+          <w:sz w:val="18"/>
+          <w:szCs w:val="18"/>
+          <w:lang w:val="it-IT"/>
+        </w:rPr>
+        <w:t>tutti</w:t>
+      </w:r>
+      <w:r>
+        <w:rPr>
+          <w:rFonts w:ascii="Arial" w:hAnsi="Arial" w:eastAsia="Arial" w:cs="Arial"/>
+          <w:noProof w:val="0"/>
+          <w:sz w:val="18"/>
+          <w:szCs w:val="18"/>
+          <w:lang w:val="it-IT"/>
+        </w:rPr>
+        <w:t xml:space="preserve"> i record che condividono lo stesso </w:t>
+      </w:r>
+      <w:r>
+        <w:rPr>
+          <w:rFonts w:ascii="Consolas" w:hAnsi="Consolas" w:eastAsia="Consolas" w:cs="Consolas"/>
+          <w:noProof w:val="0"/>
+          <w:sz w:val="18"/>
+          <w:szCs w:val="18"/>
+          <w:lang w:val="it-IT"/>
+        </w:rPr>
+        <w:t>TS_INIZIO_VALIDITA</w:t>
+      </w:r>
+      <w:r>
+        <w:rPr>
+          <w:rFonts w:ascii="Arial" w:hAnsi="Arial" w:eastAsia="Arial" w:cs="Arial"/>
+          <w:noProof w:val="0"/>
+          <w:sz w:val="18"/>
+          <w:szCs w:val="18"/>
+          <w:lang w:val="it-IT"/>
+        </w:rPr>
+        <w:t xml:space="preserve">, così che la finestra si chiuda al prossimo </w:t>
+      </w:r>
+      <w:r>
+        <w:rPr>
+          <w:rFonts w:ascii="Consolas" w:hAnsi="Consolas" w:eastAsia="Consolas" w:cs="Consolas"/>
+          <w:noProof w:val="0"/>
+          <w:sz w:val="18"/>
+          <w:szCs w:val="18"/>
+          <w:lang w:val="it-IT"/>
+        </w:rPr>
+        <w:t>TS_INIZIO_VALIDITA</w:t>
+      </w:r>
+      <w:r>
+        <w:rPr>
+          <w:rFonts w:ascii="Arial" w:hAnsi="Arial" w:eastAsia="Arial" w:cs="Arial"/>
+          <w:noProof w:val="0"/>
+          <w:sz w:val="18"/>
+          <w:szCs w:val="18"/>
+          <w:lang w:val="it-IT"/>
+        </w:rPr>
+        <w:t xml:space="preserve"> distinto e non tra record duplicati dello stesso istante:</w:t>
+      </w:r>
+    </w:p>
+    <w:p>
+      <w:r>
+        <w:rPr>
+          <w:rFonts w:ascii="Consolas" w:hAnsi="Consolas" w:eastAsia="Consolas" w:cs="Consolas"/>
+          <w:noProof w:val="0"/>
+          <w:sz w:val="18"/>
+          <w:szCs w:val="18"/>
+          <w:lang w:val="it-IT"/>
+        </w:rPr>
+        <w:t>DEDUP_FV AS (</w:t>
+      </w:r>
+      <w:r>
+        <w:br/>
+      </w:r>
+      <w:r>
+        <w:rPr>
+          <w:rFonts w:ascii="Consolas" w:hAnsi="Consolas" w:eastAsia="Consolas" w:cs="Consolas"/>
+          <w:noProof w:val="0"/>
+          <w:sz w:val="18"/>
+          <w:szCs w:val="18"/>
+          <w:lang w:val="it-IT"/>
+        </w:rPr>
+        <w:t xml:space="preserve">    SELECT</w:t>
+      </w:r>
+      <w:r>
+        <w:br/>
+      </w:r>
+      <w:r>
+        <w:rPr>
+          <w:rFonts w:ascii="Consolas" w:hAnsi="Consolas" w:eastAsia="Consolas" w:cs="Consolas"/>
+          <w:noProof w:val="0"/>
+          <w:sz w:val="18"/>
+          <w:szCs w:val="18"/>
+          <w:lang w:val="it-IT"/>
+        </w:rPr>
+        <w:t xml:space="preserve">        *,</w:t>
+      </w:r>
+      <w:r>
+        <w:br/>
+      </w:r>
+      <w:r>
+        <w:rPr>
+          <w:rFonts w:ascii="Consolas" w:hAnsi="Consolas" w:eastAsia="Consolas" w:cs="Consolas"/>
+          <w:noProof w:val="0"/>
+          <w:sz w:val="18"/>
+          <w:szCs w:val="18"/>
+          <w:lang w:val="it-IT"/>
+        </w:rPr>
+        <w:t xml:space="preserve">        {{ ts_fine_validita('&lt;PK_funzionale&gt;', 'TS_INIZIO_VALIDITA') }} AS TS_FV_NEXT</w:t>
+      </w:r>
+      <w:r>
+        <w:br/>
+      </w:r>
+      <w:r>
+        <w:rPr>
+          <w:rFonts w:ascii="Consolas" w:hAnsi="Consolas" w:eastAsia="Consolas" w:cs="Consolas"/>
+          <w:noProof w:val="0"/>
+          <w:sz w:val="18"/>
+          <w:szCs w:val="18"/>
+          <w:lang w:val="it-IT"/>
+        </w:rPr>
+        <w:t xml:space="preserve">    FROM DEDUP</w:t>
+      </w:r>
+      <w:r>
+        <w:br/>
+      </w:r>
+      <w:r>
+        <w:rPr>
+          <w:rFonts w:ascii="Consolas" w:hAnsi="Consolas" w:eastAsia="Consolas" w:cs="Consolas"/>
+          <w:noProof w:val="0"/>
+          <w:sz w:val="18"/>
+          <w:szCs w:val="18"/>
+          <w:lang w:val="it-IT"/>
+        </w:rPr>
+        <w:t>)</w:t>
+      </w:r>
+      <w:r>
+        <w:br/>
+      </w:r>
+      <w:r>
+        <w:br/>
+      </w:r>
+      <w:r>
+        <w:rPr>
+          <w:rFonts w:ascii="Consolas" w:hAnsi="Consolas" w:eastAsia="Consolas" w:cs="Consolas"/>
+          <w:noProof w:val="0"/>
+          <w:sz w:val="18"/>
+          <w:szCs w:val="18"/>
+          <w:lang w:val="it-IT"/>
+        </w:rPr>
+        <w:t>SELECT</w:t>
+      </w:r>
+      <w:r>
+        <w:br/>
+      </w:r>
+      <w:r>
+        <w:rPr>
+          <w:rFonts w:ascii="Consolas" w:hAnsi="Consolas" w:eastAsia="Consolas" w:cs="Consolas"/>
+          <w:noProof w:val="0"/>
+          <w:sz w:val="18"/>
+          <w:szCs w:val="18"/>
+          <w:lang w:val="it-IT"/>
+        </w:rPr>
+        <w:t xml:space="preserve">    H.&lt;PK_funzionale&gt;,</w:t>
+      </w:r>
+      <w:r>
+        <w:br/>
+      </w:r>
+      <w:r>
+        <w:rPr>
+          <w:rFonts w:ascii="Consolas" w:hAnsi="Consolas" w:eastAsia="Consolas" w:cs="Consolas"/>
+          <w:noProof w:val="0"/>
+          <w:sz w:val="18"/>
+          <w:szCs w:val="18"/>
+          <w:lang w:val="it-IT"/>
+        </w:rPr>
+        <w:t xml:space="preserve">    H.TS_INIZIO_VALIDITA,</w:t>
+      </w:r>
+      <w:r>
+        <w:br/>
+      </w:r>
+      <w:r>
+        <w:rPr>
+          <w:rFonts w:ascii="Consolas" w:hAnsi="Consolas" w:eastAsia="Consolas" w:cs="Consolas"/>
+          <w:noProof w:val="0"/>
+          <w:sz w:val="18"/>
+          <w:szCs w:val="18"/>
+          <w:lang w:val="it-IT"/>
+        </w:rPr>
+        <w:t xml:space="preserve">    MAX(H.TS_FV_NEXT) OVER (</w:t>
+      </w:r>
+      <w:r>
+        <w:br/>
+      </w:r>
+      <w:r>
+        <w:rPr>
+          <w:rFonts w:ascii="Consolas" w:hAnsi="Consolas" w:eastAsia="Consolas" w:cs="Consolas"/>
+          <w:noProof w:val="0"/>
+          <w:sz w:val="18"/>
+          <w:szCs w:val="18"/>
+          <w:lang w:val="it-IT"/>
+        </w:rPr>
+        <w:t xml:space="preserve">        PARTITION BY H.&lt;PK_funzionale&gt;, H.TS_INIZIO_VALIDITA</w:t>
+      </w:r>
+      <w:r>
+        <w:br/>
+      </w:r>
+      <w:r>
+        <w:rPr>
+          <w:rFonts w:ascii="Consolas" w:hAnsi="Consolas" w:eastAsia="Consolas" w:cs="Consolas"/>
+          <w:noProof w:val="0"/>
+          <w:sz w:val="18"/>
+          <w:szCs w:val="18"/>
+          <w:lang w:val="it-IT"/>
+        </w:rPr>
+        <w:t xml:space="preserve">    ) AS TS_FINE_VALIDITA,</w:t>
+      </w:r>
+      <w:r>
+        <w:br/>
+      </w:r>
+      <w:r>
+        <w:rPr>
+          <w:rFonts w:ascii="Consolas" w:hAnsi="Consolas" w:eastAsia="Consolas" w:cs="Consolas"/>
+          <w:noProof w:val="0"/>
+          <w:sz w:val="18"/>
+          <w:szCs w:val="18"/>
+          <w:lang w:val="it-IT"/>
+        </w:rPr>
+        <w:t xml:space="preserve">    H.PROGRESSIVO_PK,</w:t>
+      </w:r>
+      <w:r>
+        <w:br/>
+      </w:r>
+      <w:r>
+        <w:rPr>
+          <w:rFonts w:ascii="Consolas" w:hAnsi="Consolas" w:eastAsia="Consolas" w:cs="Consolas"/>
+          <w:noProof w:val="0"/>
+          <w:sz w:val="18"/>
+          <w:szCs w:val="18"/>
+          <w:lang w:val="it-IT"/>
+        </w:rPr>
+        <w:t xml:space="preserve">    -- ... resto dei campi</w:t>
+      </w:r>
+      <w:r>
+        <w:br/>
+      </w:r>
+      <w:r>
+        <w:rPr>
+          <w:rFonts w:ascii="Consolas" w:hAnsi="Consolas" w:eastAsia="Consolas" w:cs="Consolas"/>
+          <w:noProof w:val="0"/>
+          <w:sz w:val="18"/>
+          <w:szCs w:val="18"/>
+          <w:lang w:val="it-IT"/>
+        </w:rPr>
+        <w:t>FROM DEDUP_FV AS H</w:t>
+      </w:r>
+      <w:r>
+        <w:br/>
+      </w:r>
+      <w:r>
+        <w:rPr>
+          <w:rFonts w:ascii="Arial" w:hAnsi="Arial" w:eastAsia="Arial" w:cs="Arial"/>
+          <w:noProof w:val="0"/>
+          <w:sz w:val="18"/>
+          <w:szCs w:val="18"/>
+          <w:lang w:val="it-IT"/>
+        </w:rPr>
+        <w:t xml:space="preserve"> </w:t>
+      </w:r>
+    </w:p>
+    <w:p>
+      <w:pPr>
+        <w:pStyle w:val="Heading3"/>
+      </w:pPr>
+      <w:r>
+        <w:rPr>
+          <w:rFonts w:ascii="Arial" w:hAnsi="Arial" w:eastAsia="Arial" w:cs="Arial"/>
+          <w:noProof w:val="0"/>
+          <w:sz w:val="18"/>
+          <w:szCs w:val="18"/>
+          <w:lang w:val="it-IT"/>
+        </w:rPr>
+        <w:t>Nota</w:t>
+      </w:r>
+    </w:p>
+    <w:p>
+      <w:r>
+        <w:rPr>
+          <w:rFonts w:ascii="Arial" w:hAnsi="Arial" w:eastAsia="Arial" w:cs="Arial"/>
+          <w:noProof w:val="0"/>
+          <w:sz w:val="18"/>
+          <w:szCs w:val="18"/>
+          <w:lang w:val="it-IT"/>
+        </w:rPr>
+        <w:t>Questa variante non cambia nient'altro del pattern S1: pre-hook cancellazioni (</w:t>
+      </w:r>
+      <w:r>
+        <w:rPr>
+          <w:rFonts w:ascii="Consolas" w:hAnsi="Consolas" w:eastAsia="Consolas" w:cs="Consolas"/>
+          <w:noProof w:val="0"/>
+          <w:sz w:val="18"/>
+          <w:szCs w:val="18"/>
+          <w:lang w:val="it-IT"/>
+        </w:rPr>
+        <w:t>delete_l2</w:t>
+      </w:r>
+      <w:r>
+        <w:rPr>
+          <w:rFonts w:ascii="Arial" w:hAnsi="Arial" w:eastAsia="Arial" w:cs="Arial"/>
+          <w:noProof w:val="0"/>
+          <w:sz w:val="18"/>
+          <w:szCs w:val="18"/>
+          <w:lang w:val="it-IT"/>
+        </w:rPr>
+        <w:t xml:space="preserve">), macro di conversione dtype, e logica di lookup/join restano invariati. Il campo </w:t>
+      </w:r>
+      <w:r>
+        <w:rPr>
+          <w:rFonts w:ascii="Consolas" w:hAnsi="Consolas" w:eastAsia="Consolas" w:cs="Consolas"/>
+          <w:noProof w:val="0"/>
+          <w:sz w:val="18"/>
+          <w:szCs w:val="18"/>
+          <w:lang w:val="it-IT"/>
+        </w:rPr>
+        <w:t>PROGRESSIVO_PK</w:t>
+      </w:r>
+      <w:r>
+        <w:rPr>
+          <w:rFonts w:ascii="Arial" w:hAnsi="Arial" w:eastAsia="Arial" w:cs="Arial"/>
+          <w:noProof w:val="0"/>
+          <w:sz w:val="18"/>
+          <w:szCs w:val="18"/>
+          <w:lang w:val="it-IT"/>
+        </w:rPr>
+        <w:t xml:space="preserve"> è puramente tecnico e non fa parte della chiave funzionale di business — serve solo a rendere deterministico il merge quando la sorgente L1 non garantisce unicità naturale.</w:t>
+      </w:r>
+    </w:p>
+    <w:p>
+      <w:r>
+        <w:rPr>
+          <w:rFonts w:ascii="Arial" w:hAnsi="Arial" w:eastAsia="Arial" w:cs="Arial"/>
+          <w:noProof w:val="0"/>
+          <w:sz w:val="18"/>
+          <w:szCs w:val="18"/>
+          <w:lang w:val="it-IT"/>
+        </w:rPr>
+        <w:t>Un ulteriore campo progressivo specifico dell'entità (</w:t>
+      </w:r>
+      <w:r>
+        <w:rPr>
+          <w:rFonts w:ascii="Consolas" w:hAnsi="Consolas" w:eastAsia="Consolas" w:cs="Consolas"/>
+          <w:noProof w:val="0"/>
+          <w:sz w:val="18"/>
+          <w:szCs w:val="18"/>
+          <w:lang w:val="it-IT"/>
+        </w:rPr>
+        <w:t>PROGRESSIVO_CONTROPARTE</w:t>
+      </w:r>
+      <w:r>
+        <w:rPr>
+          <w:rFonts w:ascii="Arial" w:hAnsi="Arial" w:eastAsia="Arial" w:cs="Arial"/>
+          <w:noProof w:val="0"/>
+          <w:sz w:val="18"/>
+          <w:szCs w:val="18"/>
+          <w:lang w:val="it-IT"/>
+        </w:rPr>
+        <w:t xml:space="preserve">, usato solo in </w:t>
+      </w:r>
+      <w:r>
+        <w:rPr>
+          <w:rFonts w:ascii="Consolas" w:hAnsi="Consolas" w:eastAsia="Consolas" w:cs="Consolas"/>
+          <w:noProof w:val="0"/>
+          <w:sz w:val="18"/>
+          <w:szCs w:val="18"/>
+          <w:lang w:val="it-IT"/>
+        </w:rPr>
+        <w:t>VARIAZIONI_ANAGRAFICHE</w:t>
+      </w:r>
+      <w:r>
+        <w:rPr>
+          <w:rFonts w:ascii="Arial" w:hAnsi="Arial" w:eastAsia="Arial" w:cs="Arial"/>
+          <w:noProof w:val="0"/>
+          <w:sz w:val="18"/>
+          <w:szCs w:val="18"/>
+          <w:lang w:val="it-IT"/>
+        </w:rPr>
+        <w:t xml:space="preserve"> per numerare le versioni di una controparte) </w:t>
+      </w:r>
+      <w:r>
+        <w:rPr>
+          <w:rFonts w:ascii="Arial" w:hAnsi="Arial" w:eastAsia="Arial" w:cs="Arial"/>
+          <w:b w:val="1"/>
+          <w:bCs w:val="1"/>
+          <w:noProof w:val="0"/>
+          <w:sz w:val="18"/>
+          <w:szCs w:val="18"/>
+          <w:lang w:val="it-IT"/>
+        </w:rPr>
+        <w:t>non fa parte di questo pattern generale</w:t>
+      </w:r>
+      <w:r>
+        <w:rPr>
+          <w:rFonts w:ascii="Arial" w:hAnsi="Arial" w:eastAsia="Arial" w:cs="Arial"/>
+          <w:noProof w:val="0"/>
+          <w:sz w:val="18"/>
+          <w:szCs w:val="18"/>
+          <w:lang w:val="it-IT"/>
+        </w:rPr>
+        <w:t xml:space="preserve"> e va documentato separatamente, solo per quell'entità.</w:t>
+      </w:r>
+    </w:p>
+    <w:p>
+      <w:pPr>
+        <w:spacing w:after="80"/>
+        <w:rPr>
+          <w:i w:val="1"/>
+          <w:iCs w:val="1"/>
+          <w:sz w:val="18"/>
+          <w:szCs w:val="18"/>
+        </w:rPr>
+      </w:pPr>
     </w:p>
     <w:p>
       <w:pPr>

--- a/raw/guida_sviluppo.docx
+++ b/raw/guida_sviluppo.docx
@@ -10680,14 +10680,15 @@
         <w:spacing w:after="100"/>
       </w:pPr>
       <w:r>
+        <w:rPr/>
         <w:t xml:space="preserve">Verificare stato e data dell'ultimo </w:t>
       </w:r>
-      <w:proofErr w:type="spellStart"/>
-      <w:r>
+      <w:r>
+        <w:rPr/>
         <w:t>run</w:t>
       </w:r>
-      <w:proofErr w:type="spellEnd"/>
-      <w:r>
+      <w:r>
+        <w:rPr/>
         <w:t xml:space="preserve"> prima di procedere (campi </w:t>
       </w:r>
       <w:r>
@@ -10699,6 +10700,7 @@
         <w:t>DT_ULTIMO_RUN_L0</w:t>
       </w:r>
       <w:r>
+        <w:rPr/>
         <w:t xml:space="preserve"> e </w:t>
       </w:r>
       <w:r>
@@ -10710,7 +10712,29 @@
         <w:t>CD_STATUS_L0</w:t>
       </w:r>
       <w:r>
-        <w:t>). Inserire nuovi archivi se necessario.</w:t>
+        <w:rPr/>
+        <w:t>).</w:t>
+      </w:r>
+      <w:r>
+        <w:rPr/>
+        <w:t xml:space="preserve"> </w:t>
+      </w:r>
+      <w:r>
+        <w:rPr/>
+        <w:t xml:space="preserve">Il job esegue il caricamento dei dati solo se la data presente nel file civetta è successiva a quella registrata nella tabella di monitoraggio. Questo controllo previene il caricamento in L0 di dati già acquisiti o riferiti a elaborazioni precedenti. </w:t>
+      </w:r>
+      <w:r>
+        <w:rPr/>
+        <w:t>A parità di data, il job esegue il caricamento dei soli archivi in KO.</w:t>
+      </w:r>
+    </w:p>
+    <w:p>
+      <w:pPr>
+        <w:spacing w:after="100"/>
+      </w:pPr>
+      <w:r>
+        <w:rPr/>
+        <w:t>Inserire nuovi archivi se necessario.</w:t>
       </w:r>
     </w:p>
     <w:p>
@@ -15584,14 +15608,11 @@
     </w:p>
     <w:p>
       <w:pPr>
-        <w:pStyle w:val="Heading2"/>
-      </w:pPr>
-      <w:r>
-        <w:rPr>
-          <w:rFonts w:ascii="Arial" w:hAnsi="Arial" w:eastAsia="Arial" w:cs="Arial"/>
-          <w:noProof w:val="0"/>
-          <w:sz w:val="18"/>
-          <w:szCs w:val="18"/>
+        <w:pStyle w:val="Heading4"/>
+      </w:pPr>
+      <w:r>
+        <w:rPr>
+          <w:noProof w:val="0"/>
           <w:lang w:val="it-IT"/>
         </w:rPr>
         <w:t>S1 — Variante: tabella main L1 senza PK propria (PK = ROWID)</w:t>
@@ -15714,7 +15735,7 @@
         </w:rPr>
         <w:t>Il pattern standard S1 (</w:t>
       </w:r>
-      <w:hyperlink r:id="R7baad118a79a4a25">
+      <w:hyperlink r:id="R0cc8b03f2be54dc4">
         <w:r>
           <w:rPr>
             <w:rStyle w:val="Hyperlink"/>
@@ -15745,7 +15766,37 @@
           <w:szCs w:val="18"/>
           <w:lang w:val="it-IT"/>
         </w:rPr>
-        <w:t>unique_key = [&lt;PK_funzionale&gt;, TS_INIZIO_VALIDITA]</w:t>
+        <w:t>unique_key</w:t>
+      </w:r>
+      <w:r>
+        <w:rPr>
+          <w:rFonts w:ascii="Consolas" w:hAnsi="Consolas" w:eastAsia="Consolas" w:cs="Consolas"/>
+          <w:noProof w:val="0"/>
+          <w:sz w:val="18"/>
+          <w:szCs w:val="18"/>
+          <w:lang w:val="it-IT"/>
+        </w:rPr>
+        <w:t xml:space="preserve"> = [&lt;</w:t>
+      </w:r>
+      <w:r>
+        <w:rPr>
+          <w:rFonts w:ascii="Consolas" w:hAnsi="Consolas" w:eastAsia="Consolas" w:cs="Consolas"/>
+          <w:noProof w:val="0"/>
+          <w:sz w:val="18"/>
+          <w:szCs w:val="18"/>
+          <w:lang w:val="it-IT"/>
+        </w:rPr>
+        <w:t>PK_funzionale</w:t>
+      </w:r>
+      <w:r>
+        <w:rPr>
+          <w:rFonts w:ascii="Consolas" w:hAnsi="Consolas" w:eastAsia="Consolas" w:cs="Consolas"/>
+          <w:noProof w:val="0"/>
+          <w:sz w:val="18"/>
+          <w:szCs w:val="18"/>
+          <w:lang w:val="it-IT"/>
+        </w:rPr>
+        <w:t>&gt;, TS_INIZIO_VALIDITA]</w:t>
       </w:r>
       <w:r>
         <w:rPr>
@@ -15755,7 +15806,27 @@
           <w:szCs w:val="18"/>
           <w:lang w:val="it-IT"/>
         </w:rPr>
-        <w:t xml:space="preserve">. Se la main non garantisce questa unicità, il merge fallirebbe o produrrebbe risultati indeterministici. Serve quindi introdurre un </w:t>
+        <w:t xml:space="preserve">. Se la </w:t>
+      </w:r>
+      <w:r>
+        <w:rPr>
+          <w:rFonts w:ascii="Arial" w:hAnsi="Arial" w:eastAsia="Arial" w:cs="Arial"/>
+          <w:noProof w:val="0"/>
+          <w:sz w:val="18"/>
+          <w:szCs w:val="18"/>
+          <w:lang w:val="it-IT"/>
+        </w:rPr>
+        <w:t>main</w:t>
+      </w:r>
+      <w:r>
+        <w:rPr>
+          <w:rFonts w:ascii="Arial" w:hAnsi="Arial" w:eastAsia="Arial" w:cs="Arial"/>
+          <w:noProof w:val="0"/>
+          <w:sz w:val="18"/>
+          <w:szCs w:val="18"/>
+          <w:lang w:val="it-IT"/>
+        </w:rPr>
+        <w:t xml:space="preserve"> non garantisce questa unicità, il merge fallirebbe o produrrebbe risultati indeterministici. Serve quindi introdurre un </w:t>
       </w:r>
       <w:r>
         <w:rPr>
@@ -15787,7 +15858,7 @@
           <w:szCs w:val="18"/>
           <w:lang w:val="it-IT"/>
         </w:rPr>
-        <w:t>PROGRESSIVO_PK</w:t>
+        <w:t>PR_PK</w:t>
       </w:r>
       <w:r>
         <w:rPr>
@@ -15802,14 +15873,11 @@
     </w:p>
     <w:p>
       <w:pPr>
-        <w:pStyle w:val="Heading3"/>
-      </w:pPr>
-      <w:r>
-        <w:rPr>
-          <w:rFonts w:ascii="Arial" w:hAnsi="Arial" w:eastAsia="Arial" w:cs="Arial"/>
-          <w:noProof w:val="0"/>
-          <w:sz w:val="18"/>
-          <w:szCs w:val="18"/>
+        <w:pStyle w:val="Heading5"/>
+      </w:pPr>
+      <w:r>
+        <w:rPr>
+          <w:noProof w:val="0"/>
           <w:lang w:val="it-IT"/>
         </w:rPr>
         <w:t>Modifiche rispetto al pattern S1 standard</w:t>
@@ -15838,7 +15906,7 @@
           <w:szCs w:val="18"/>
           <w:lang w:val="it-IT"/>
         </w:rPr>
-        <w:t>PROGRESSIVO_PK</w:t>
+        <w:t>PR_PK</w:t>
       </w:r>
     </w:p>
     <w:p>
@@ -15882,7 +15950,27 @@
           <w:szCs w:val="18"/>
           <w:lang w:val="it-IT"/>
         </w:rPr>
-        <w:t>ROW_NUMBER() OVER (</w:t>
+        <w:t>ROW_</w:t>
+      </w:r>
+      <w:r>
+        <w:rPr>
+          <w:rFonts w:ascii="Consolas" w:hAnsi="Consolas" w:eastAsia="Consolas" w:cs="Consolas"/>
+          <w:noProof w:val="0"/>
+          <w:sz w:val="18"/>
+          <w:szCs w:val="18"/>
+          <w:lang w:val="it-IT"/>
+        </w:rPr>
+        <w:t>NUMBER(</w:t>
+      </w:r>
+      <w:r>
+        <w:rPr>
+          <w:rFonts w:ascii="Consolas" w:hAnsi="Consolas" w:eastAsia="Consolas" w:cs="Consolas"/>
+          <w:noProof w:val="0"/>
+          <w:sz w:val="18"/>
+          <w:szCs w:val="18"/>
+          <w:lang w:val="it-IT"/>
+        </w:rPr>
+        <w:t>) OVER (</w:t>
       </w:r>
       <w:r>
         <w:br/>
@@ -15895,7 +15983,67 @@
           <w:szCs w:val="18"/>
           <w:lang w:val="it-IT"/>
         </w:rPr>
-        <w:t xml:space="preserve">    PARTITION BY &lt;chiave_funzionale&gt;, &lt;campo_data_modifica&gt;, &lt;campo_ora_modifica&gt;</w:t>
+        <w:t xml:space="preserve">    PARTITION BY &lt;</w:t>
+      </w:r>
+      <w:r>
+        <w:rPr>
+          <w:rFonts w:ascii="Consolas" w:hAnsi="Consolas" w:eastAsia="Consolas" w:cs="Consolas"/>
+          <w:noProof w:val="0"/>
+          <w:sz w:val="18"/>
+          <w:szCs w:val="18"/>
+          <w:lang w:val="it-IT"/>
+        </w:rPr>
+        <w:t>chiave_funzionale</w:t>
+      </w:r>
+      <w:r>
+        <w:rPr>
+          <w:rFonts w:ascii="Consolas" w:hAnsi="Consolas" w:eastAsia="Consolas" w:cs="Consolas"/>
+          <w:noProof w:val="0"/>
+          <w:sz w:val="18"/>
+          <w:szCs w:val="18"/>
+          <w:lang w:val="it-IT"/>
+        </w:rPr>
+        <w:t>&gt;, &lt;</w:t>
+      </w:r>
+      <w:r>
+        <w:rPr>
+          <w:rFonts w:ascii="Consolas" w:hAnsi="Consolas" w:eastAsia="Consolas" w:cs="Consolas"/>
+          <w:noProof w:val="0"/>
+          <w:sz w:val="18"/>
+          <w:szCs w:val="18"/>
+          <w:lang w:val="it-IT"/>
+        </w:rPr>
+        <w:t>campo_data_modifica</w:t>
+      </w:r>
+      <w:r>
+        <w:rPr>
+          <w:rFonts w:ascii="Consolas" w:hAnsi="Consolas" w:eastAsia="Consolas" w:cs="Consolas"/>
+          <w:noProof w:val="0"/>
+          <w:sz w:val="18"/>
+          <w:szCs w:val="18"/>
+          <w:lang w:val="it-IT"/>
+        </w:rPr>
+        <w:t>&gt;, &lt;</w:t>
+      </w:r>
+      <w:r>
+        <w:rPr>
+          <w:rFonts w:ascii="Consolas" w:hAnsi="Consolas" w:eastAsia="Consolas" w:cs="Consolas"/>
+          <w:noProof w:val="0"/>
+          <w:sz w:val="18"/>
+          <w:szCs w:val="18"/>
+          <w:lang w:val="it-IT"/>
+        </w:rPr>
+        <w:t>campo_ora_modifica</w:t>
+      </w:r>
+      <w:r>
+        <w:rPr>
+          <w:rFonts w:ascii="Consolas" w:hAnsi="Consolas" w:eastAsia="Consolas" w:cs="Consolas"/>
+          <w:noProof w:val="0"/>
+          <w:sz w:val="18"/>
+          <w:szCs w:val="18"/>
+          <w:lang w:val="it-IT"/>
+        </w:rPr>
+        <w:t>&gt;</w:t>
       </w:r>
       <w:r>
         <w:br/>
@@ -15921,7 +16069,27 @@
           <w:szCs w:val="18"/>
           <w:lang w:val="it-IT"/>
         </w:rPr>
-        <w:t>)::NUMBER(38, 0) AS PROGRESSIVO_PK</w:t>
+        <w:t>)::</w:t>
+      </w:r>
+      <w:r>
+        <w:rPr>
+          <w:rFonts w:ascii="Consolas" w:hAnsi="Consolas" w:eastAsia="Consolas" w:cs="Consolas"/>
+          <w:noProof w:val="0"/>
+          <w:sz w:val="18"/>
+          <w:szCs w:val="18"/>
+          <w:lang w:val="it-IT"/>
+        </w:rPr>
+        <w:t>NUMBER(</w:t>
+      </w:r>
+      <w:r>
+        <w:rPr>
+          <w:rFonts w:ascii="Consolas" w:hAnsi="Consolas" w:eastAsia="Consolas" w:cs="Consolas"/>
+          <w:noProof w:val="0"/>
+          <w:sz w:val="18"/>
+          <w:szCs w:val="18"/>
+          <w:lang w:val="it-IT"/>
+        </w:rPr>
+        <w:t>38, 0) AS PR_PK</w:t>
       </w:r>
       <w:r>
         <w:br/>
@@ -15990,7 +16158,27 @@
           <w:szCs w:val="18"/>
           <w:lang w:val="it-IT"/>
         </w:rPr>
-        <w:t xml:space="preserve"> nel file yml si estendono con </w:t>
+        <w:t xml:space="preserve"> nel file </w:t>
+      </w:r>
+      <w:r>
+        <w:rPr>
+          <w:rFonts w:ascii="Arial" w:hAnsi="Arial" w:eastAsia="Arial" w:cs="Arial"/>
+          <w:noProof w:val="0"/>
+          <w:sz w:val="18"/>
+          <w:szCs w:val="18"/>
+          <w:lang w:val="it-IT"/>
+        </w:rPr>
+        <w:t>yml</w:t>
+      </w:r>
+      <w:r>
+        <w:rPr>
+          <w:rFonts w:ascii="Arial" w:hAnsi="Arial" w:eastAsia="Arial" w:cs="Arial"/>
+          <w:noProof w:val="0"/>
+          <w:sz w:val="18"/>
+          <w:szCs w:val="18"/>
+          <w:lang w:val="it-IT"/>
+        </w:rPr>
+        <w:t xml:space="preserve"> si estendono con </w:t>
       </w:r>
       <w:r>
         <w:rPr>
@@ -16000,7 +16188,7 @@
           <w:szCs w:val="18"/>
           <w:lang w:val="it-IT"/>
         </w:rPr>
-        <w:t>PROGRESSIVO_PK</w:t>
+        <w:t>PR_PK</w:t>
       </w:r>
       <w:r>
         <w:rPr>
@@ -16022,7 +16210,17 @@
           <w:szCs w:val="18"/>
           <w:lang w:val="it-IT"/>
         </w:rPr>
-        <w:t>config:</w:t>
+        <w:t>config</w:t>
+      </w:r>
+      <w:r>
+        <w:rPr>
+          <w:rFonts w:ascii="Consolas" w:hAnsi="Consolas" w:eastAsia="Consolas" w:cs="Consolas"/>
+          <w:noProof w:val="0"/>
+          <w:sz w:val="18"/>
+          <w:szCs w:val="18"/>
+          <w:lang w:val="it-IT"/>
+        </w:rPr>
+        <w:t>:</w:t>
       </w:r>
       <w:r>
         <w:br/>
@@ -16035,7 +16233,27 @@
           <w:szCs w:val="18"/>
           <w:lang w:val="it-IT"/>
         </w:rPr>
-        <w:t xml:space="preserve">  materialized: incremental</w:t>
+        <w:t xml:space="preserve">  </w:t>
+      </w:r>
+      <w:r>
+        <w:rPr>
+          <w:rFonts w:ascii="Consolas" w:hAnsi="Consolas" w:eastAsia="Consolas" w:cs="Consolas"/>
+          <w:noProof w:val="0"/>
+          <w:sz w:val="18"/>
+          <w:szCs w:val="18"/>
+          <w:lang w:val="it-IT"/>
+        </w:rPr>
+        <w:t>materialized</w:t>
+      </w:r>
+      <w:r>
+        <w:rPr>
+          <w:rFonts w:ascii="Consolas" w:hAnsi="Consolas" w:eastAsia="Consolas" w:cs="Consolas"/>
+          <w:noProof w:val="0"/>
+          <w:sz w:val="18"/>
+          <w:szCs w:val="18"/>
+          <w:lang w:val="it-IT"/>
+        </w:rPr>
+        <w:t>: incremental</w:t>
       </w:r>
       <w:r>
         <w:br/>
@@ -16048,7 +16266,27 @@
           <w:szCs w:val="18"/>
           <w:lang w:val="it-IT"/>
         </w:rPr>
-        <w:t xml:space="preserve">  incremental_strategy: merge</w:t>
+        <w:t xml:space="preserve">  </w:t>
+      </w:r>
+      <w:r>
+        <w:rPr>
+          <w:rFonts w:ascii="Consolas" w:hAnsi="Consolas" w:eastAsia="Consolas" w:cs="Consolas"/>
+          <w:noProof w:val="0"/>
+          <w:sz w:val="18"/>
+          <w:szCs w:val="18"/>
+          <w:lang w:val="it-IT"/>
+        </w:rPr>
+        <w:t>incremental_strategy</w:t>
+      </w:r>
+      <w:r>
+        <w:rPr>
+          <w:rFonts w:ascii="Consolas" w:hAnsi="Consolas" w:eastAsia="Consolas" w:cs="Consolas"/>
+          <w:noProof w:val="0"/>
+          <w:sz w:val="18"/>
+          <w:szCs w:val="18"/>
+          <w:lang w:val="it-IT"/>
+        </w:rPr>
+        <w:t>: merge</w:t>
       </w:r>
       <w:r>
         <w:br/>
@@ -16061,7 +16299,47 @@
           <w:szCs w:val="18"/>
           <w:lang w:val="it-IT"/>
         </w:rPr>
-        <w:t xml:space="preserve">  unique_key: [&lt;PK_funzionale&gt;, TS_INIZIO_VALIDITA, PROGRESSIVO_PK]</w:t>
+        <w:t xml:space="preserve">  </w:t>
+      </w:r>
+      <w:r>
+        <w:rPr>
+          <w:rFonts w:ascii="Consolas" w:hAnsi="Consolas" w:eastAsia="Consolas" w:cs="Consolas"/>
+          <w:noProof w:val="0"/>
+          <w:sz w:val="18"/>
+          <w:szCs w:val="18"/>
+          <w:lang w:val="it-IT"/>
+        </w:rPr>
+        <w:t>unique_key</w:t>
+      </w:r>
+      <w:r>
+        <w:rPr>
+          <w:rFonts w:ascii="Consolas" w:hAnsi="Consolas" w:eastAsia="Consolas" w:cs="Consolas"/>
+          <w:noProof w:val="0"/>
+          <w:sz w:val="18"/>
+          <w:szCs w:val="18"/>
+          <w:lang w:val="it-IT"/>
+        </w:rPr>
+        <w:t>: [&lt;</w:t>
+      </w:r>
+      <w:r>
+        <w:rPr>
+          <w:rFonts w:ascii="Consolas" w:hAnsi="Consolas" w:eastAsia="Consolas" w:cs="Consolas"/>
+          <w:noProof w:val="0"/>
+          <w:sz w:val="18"/>
+          <w:szCs w:val="18"/>
+          <w:lang w:val="it-IT"/>
+        </w:rPr>
+        <w:t>PK_funzionale</w:t>
+      </w:r>
+      <w:r>
+        <w:rPr>
+          <w:rFonts w:ascii="Consolas" w:hAnsi="Consolas" w:eastAsia="Consolas" w:cs="Consolas"/>
+          <w:noProof w:val="0"/>
+          <w:sz w:val="18"/>
+          <w:szCs w:val="18"/>
+          <w:lang w:val="it-IT"/>
+        </w:rPr>
+        <w:t>&gt;, TS_INIZIO_VALIDITA, PR_PK]</w:t>
       </w:r>
       <w:r>
         <w:br/>
@@ -16087,7 +16365,27 @@
           <w:szCs w:val="18"/>
           <w:lang w:val="it-IT"/>
         </w:rPr>
-        <w:t xml:space="preserve">  - type: primary_key</w:t>
+        <w:t xml:space="preserve">  - </w:t>
+      </w:r>
+      <w:r>
+        <w:rPr>
+          <w:rFonts w:ascii="Consolas" w:hAnsi="Consolas" w:eastAsia="Consolas" w:cs="Consolas"/>
+          <w:noProof w:val="0"/>
+          <w:sz w:val="18"/>
+          <w:szCs w:val="18"/>
+          <w:lang w:val="it-IT"/>
+        </w:rPr>
+        <w:t>type</w:t>
+      </w:r>
+      <w:r>
+        <w:rPr>
+          <w:rFonts w:ascii="Consolas" w:hAnsi="Consolas" w:eastAsia="Consolas" w:cs="Consolas"/>
+          <w:noProof w:val="0"/>
+          <w:sz w:val="18"/>
+          <w:szCs w:val="18"/>
+          <w:lang w:val="it-IT"/>
+        </w:rPr>
+        <w:t>: primary_key</w:t>
       </w:r>
       <w:r>
         <w:br/>
@@ -16100,7 +16398,27 @@
           <w:szCs w:val="18"/>
           <w:lang w:val="it-IT"/>
         </w:rPr>
-        <w:t xml:space="preserve">    warn_unenforced: false</w:t>
+        <w:t xml:space="preserve">    </w:t>
+      </w:r>
+      <w:r>
+        <w:rPr>
+          <w:rFonts w:ascii="Consolas" w:hAnsi="Consolas" w:eastAsia="Consolas" w:cs="Consolas"/>
+          <w:noProof w:val="0"/>
+          <w:sz w:val="18"/>
+          <w:szCs w:val="18"/>
+          <w:lang w:val="it-IT"/>
+        </w:rPr>
+        <w:t>warn_unenforced</w:t>
+      </w:r>
+      <w:r>
+        <w:rPr>
+          <w:rFonts w:ascii="Consolas" w:hAnsi="Consolas" w:eastAsia="Consolas" w:cs="Consolas"/>
+          <w:noProof w:val="0"/>
+          <w:sz w:val="18"/>
+          <w:szCs w:val="18"/>
+          <w:lang w:val="it-IT"/>
+        </w:rPr>
+        <w:t>: false</w:t>
       </w:r>
       <w:r>
         <w:br/>
@@ -16113,7 +16431,47 @@
           <w:szCs w:val="18"/>
           <w:lang w:val="it-IT"/>
         </w:rPr>
-        <w:t xml:space="preserve">    columns: [&lt;PK_funzionale&gt;, TS_INIZIO_VALIDITA, PROGRESSIVO_PK]</w:t>
+        <w:t xml:space="preserve">    </w:t>
+      </w:r>
+      <w:r>
+        <w:rPr>
+          <w:rFonts w:ascii="Consolas" w:hAnsi="Consolas" w:eastAsia="Consolas" w:cs="Consolas"/>
+          <w:noProof w:val="0"/>
+          <w:sz w:val="18"/>
+          <w:szCs w:val="18"/>
+          <w:lang w:val="it-IT"/>
+        </w:rPr>
+        <w:t>columns</w:t>
+      </w:r>
+      <w:r>
+        <w:rPr>
+          <w:rFonts w:ascii="Consolas" w:hAnsi="Consolas" w:eastAsia="Consolas" w:cs="Consolas"/>
+          <w:noProof w:val="0"/>
+          <w:sz w:val="18"/>
+          <w:szCs w:val="18"/>
+          <w:lang w:val="it-IT"/>
+        </w:rPr>
+        <w:t>: [&lt;</w:t>
+      </w:r>
+      <w:r>
+        <w:rPr>
+          <w:rFonts w:ascii="Consolas" w:hAnsi="Consolas" w:eastAsia="Consolas" w:cs="Consolas"/>
+          <w:noProof w:val="0"/>
+          <w:sz w:val="18"/>
+          <w:szCs w:val="18"/>
+          <w:lang w:val="it-IT"/>
+        </w:rPr>
+        <w:t>PK_funzionale</w:t>
+      </w:r>
+      <w:r>
+        <w:rPr>
+          <w:rFonts w:ascii="Consolas" w:hAnsi="Consolas" w:eastAsia="Consolas" w:cs="Consolas"/>
+          <w:noProof w:val="0"/>
+          <w:sz w:val="18"/>
+          <w:szCs w:val="18"/>
+          <w:lang w:val="it-IT"/>
+        </w:rPr>
+        <w:t>&gt;, TS_INIZIO_VALIDITA, PR_PK]</w:t>
       </w:r>
       <w:r>
         <w:br/>
@@ -16140,7 +16498,79 @@
           <w:szCs w:val="18"/>
           <w:lang w:val="it-IT"/>
         </w:rPr>
-        <w:t xml:space="preserve">3. CTE dedup — dedup S1 con tie-breaker su </w:t>
+        <w:t xml:space="preserve">3. CTE </w:t>
+      </w:r>
+      <w:r>
+        <w:rPr>
+          <w:rFonts w:ascii="Arial" w:hAnsi="Arial" w:eastAsia="Arial" w:cs="Arial"/>
+          <w:b w:val="1"/>
+          <w:bCs w:val="1"/>
+          <w:noProof w:val="0"/>
+          <w:sz w:val="18"/>
+          <w:szCs w:val="18"/>
+          <w:lang w:val="it-IT"/>
+        </w:rPr>
+        <w:t>dedup</w:t>
+      </w:r>
+      <w:r>
+        <w:rPr>
+          <w:rFonts w:ascii="Arial" w:hAnsi="Arial" w:eastAsia="Arial" w:cs="Arial"/>
+          <w:b w:val="1"/>
+          <w:bCs w:val="1"/>
+          <w:noProof w:val="0"/>
+          <w:sz w:val="18"/>
+          <w:szCs w:val="18"/>
+          <w:lang w:val="it-IT"/>
+        </w:rPr>
+        <w:t xml:space="preserve"> — </w:t>
+      </w:r>
+      <w:r>
+        <w:rPr>
+          <w:rFonts w:ascii="Arial" w:hAnsi="Arial" w:eastAsia="Arial" w:cs="Arial"/>
+          <w:b w:val="1"/>
+          <w:bCs w:val="1"/>
+          <w:noProof w:val="0"/>
+          <w:sz w:val="18"/>
+          <w:szCs w:val="18"/>
+          <w:lang w:val="it-IT"/>
+        </w:rPr>
+        <w:t>dedup</w:t>
+      </w:r>
+      <w:r>
+        <w:rPr>
+          <w:rFonts w:ascii="Arial" w:hAnsi="Arial" w:eastAsia="Arial" w:cs="Arial"/>
+          <w:b w:val="1"/>
+          <w:bCs w:val="1"/>
+          <w:noProof w:val="0"/>
+          <w:sz w:val="18"/>
+          <w:szCs w:val="18"/>
+          <w:lang w:val="it-IT"/>
+        </w:rPr>
+        <w:t xml:space="preserve"> S1 con </w:t>
+      </w:r>
+      <w:r>
+        <w:rPr>
+          <w:rFonts w:ascii="Arial" w:hAnsi="Arial" w:eastAsia="Arial" w:cs="Arial"/>
+          <w:b w:val="1"/>
+          <w:bCs w:val="1"/>
+          <w:noProof w:val="0"/>
+          <w:sz w:val="18"/>
+          <w:szCs w:val="18"/>
+          <w:lang w:val="it-IT"/>
+        </w:rPr>
+        <w:t>tie-breaker</w:t>
+      </w:r>
+      <w:r>
+        <w:rPr>
+          <w:rFonts w:ascii="Arial" w:hAnsi="Arial" w:eastAsia="Arial" w:cs="Arial"/>
+          <w:b w:val="1"/>
+          <w:bCs w:val="1"/>
+          <w:noProof w:val="0"/>
+          <w:sz w:val="18"/>
+          <w:szCs w:val="18"/>
+          <w:lang w:val="it-IT"/>
+        </w:rPr>
+        <w:t xml:space="preserve"> su </w:t>
       </w:r>
       <w:r>
         <w:rPr>
@@ -16152,7 +16582,7 @@
           <w:szCs w:val="18"/>
           <w:lang w:val="it-IT"/>
         </w:rPr>
-        <w:t>PROGRESSIVO_PK</w:t>
+        <w:t>PR_PK</w:t>
       </w:r>
     </w:p>
     <w:p>
@@ -16194,7 +16624,7 @@
           <w:szCs w:val="18"/>
           <w:lang w:val="it-IT"/>
         </w:rPr>
-        <w:t>PROGRESSIVO_PK</w:t>
+        <w:t>PR_PK</w:t>
       </w:r>
       <w:r>
         <w:rPr>
@@ -16274,7 +16704,7 @@
           <w:noProof w:val="0"/>
           <w:sz w:val="18"/>
           <w:szCs w:val="18"/>
-          <w:lang w:val="it-IT"/>
+          <w:lang w:val="en-US"/>
         </w:rPr>
         <w:t>FROM base</w:t>
       </w:r>
@@ -16287,9 +16717,69 @@
           <w:noProof w:val="0"/>
           <w:sz w:val="18"/>
           <w:szCs w:val="18"/>
-          <w:lang w:val="it-IT"/>
-        </w:rPr>
-        <w:t>{{ is_incremental_S1('&lt;PK_funzionale&gt;', order_extra='PROGRESSIVO_PK') }}</w:t>
+          <w:lang w:val="en-US"/>
+        </w:rPr>
+        <w:t>{{ is_incremental_S1('&lt;</w:t>
+      </w:r>
+      <w:r>
+        <w:rPr>
+          <w:rFonts w:ascii="Consolas" w:hAnsi="Consolas" w:eastAsia="Consolas" w:cs="Consolas"/>
+          <w:noProof w:val="0"/>
+          <w:sz w:val="18"/>
+          <w:szCs w:val="18"/>
+          <w:lang w:val="en-US"/>
+        </w:rPr>
+        <w:t>PK_funzionale</w:t>
+      </w:r>
+      <w:r>
+        <w:rPr>
+          <w:rFonts w:ascii="Consolas" w:hAnsi="Consolas" w:eastAsia="Consolas" w:cs="Consolas"/>
+          <w:noProof w:val="0"/>
+          <w:sz w:val="18"/>
+          <w:szCs w:val="18"/>
+          <w:lang w:val="en-US"/>
+        </w:rPr>
+        <w:t xml:space="preserve">&gt;', </w:t>
+      </w:r>
+      <w:r>
+        <w:rPr>
+          <w:rFonts w:ascii="Consolas" w:hAnsi="Consolas" w:eastAsia="Consolas" w:cs="Consolas"/>
+          <w:noProof w:val="0"/>
+          <w:sz w:val="18"/>
+          <w:szCs w:val="18"/>
+          <w:lang w:val="en-US"/>
+        </w:rPr>
+        <w:t>order_extra</w:t>
+      </w:r>
+      <w:r>
+        <w:rPr>
+          <w:rFonts w:ascii="Consolas" w:hAnsi="Consolas" w:eastAsia="Consolas" w:cs="Consolas"/>
+          <w:noProof w:val="0"/>
+          <w:sz w:val="18"/>
+          <w:szCs w:val="18"/>
+          <w:lang w:val="en-US"/>
+        </w:rPr>
+        <w:t>='PR_PK'</w:t>
+      </w:r>
+      <w:r>
+        <w:rPr>
+          <w:rFonts w:ascii="Consolas" w:hAnsi="Consolas" w:eastAsia="Consolas" w:cs="Consolas"/>
+          <w:noProof w:val="0"/>
+          <w:sz w:val="18"/>
+          <w:szCs w:val="18"/>
+          <w:lang w:val="en-US"/>
+        </w:rPr>
+        <w:t>) }</w:t>
+      </w:r>
+      <w:r>
+        <w:rPr>
+          <w:rFonts w:ascii="Consolas" w:hAnsi="Consolas" w:eastAsia="Consolas" w:cs="Consolas"/>
+          <w:noProof w:val="0"/>
+          <w:sz w:val="18"/>
+          <w:szCs w:val="18"/>
+          <w:lang w:val="en-US"/>
+        </w:rPr>
+        <w:t>}</w:t>
       </w:r>
       <w:r>
         <w:br/>
@@ -16300,7 +16790,7 @@
           <w:noProof w:val="0"/>
           <w:sz w:val="18"/>
           <w:szCs w:val="18"/>
-          <w:lang w:val="it-IT"/>
+          <w:lang w:val="en-US"/>
         </w:rPr>
         <w:t xml:space="preserve"> </w:t>
       </w:r>
@@ -16374,7 +16864,17 @@
           <w:szCs w:val="18"/>
           <w:lang w:val="it-IT"/>
         </w:rPr>
-        <w:t>ts_fine_validita()</w:t>
+        <w:t>ts_fine_validita</w:t>
+      </w:r>
+      <w:r>
+        <w:rPr>
+          <w:rFonts w:ascii="Consolas" w:hAnsi="Consolas" w:eastAsia="Consolas" w:cs="Consolas"/>
+          <w:noProof w:val="0"/>
+          <w:sz w:val="18"/>
+          <w:szCs w:val="18"/>
+          <w:lang w:val="it-IT"/>
+        </w:rPr>
+        <w:t>()</w:t>
       </w:r>
       <w:r>
         <w:rPr>
@@ -16414,7 +16914,7 @@
           <w:szCs w:val="18"/>
           <w:lang w:val="it-IT"/>
         </w:rPr>
-        <w:t>PROGRESSIVO_PK</w:t>
+        <w:t>PR_PK</w:t>
       </w:r>
       <w:r>
         <w:rPr>
@@ -16424,7 +16924,27 @@
           <w:szCs w:val="18"/>
           <w:lang w:val="it-IT"/>
         </w:rPr>
-        <w:t xml:space="preserve">), e poi propagato con una window function a </w:t>
+        <w:t xml:space="preserve">), e poi propagato con una window </w:t>
+      </w:r>
+      <w:r>
+        <w:rPr>
+          <w:rFonts w:ascii="Arial" w:hAnsi="Arial" w:eastAsia="Arial" w:cs="Arial"/>
+          <w:noProof w:val="0"/>
+          <w:sz w:val="18"/>
+          <w:szCs w:val="18"/>
+          <w:lang w:val="it-IT"/>
+        </w:rPr>
+        <w:t>function</w:t>
+      </w:r>
+      <w:r>
+        <w:rPr>
+          <w:rFonts w:ascii="Arial" w:hAnsi="Arial" w:eastAsia="Arial" w:cs="Arial"/>
+          <w:noProof w:val="0"/>
+          <w:sz w:val="18"/>
+          <w:szCs w:val="18"/>
+          <w:lang w:val="it-IT"/>
+        </w:rPr>
+        <w:t xml:space="preserve"> a </w:t>
       </w:r>
       <w:r>
         <w:rPr>
@@ -16496,7 +17016,7 @@
           <w:noProof w:val="0"/>
           <w:sz w:val="18"/>
           <w:szCs w:val="18"/>
-          <w:lang w:val="it-IT"/>
+          <w:lang w:val="en-US"/>
         </w:rPr>
         <w:t>DEDUP_FV AS (</w:t>
       </w:r>
@@ -16509,7 +17029,7 @@
           <w:noProof w:val="0"/>
           <w:sz w:val="18"/>
           <w:szCs w:val="18"/>
-          <w:lang w:val="it-IT"/>
+          <w:lang w:val="en-US"/>
         </w:rPr>
         <w:t xml:space="preserve">    SELECT</w:t>
       </w:r>
@@ -16522,7 +17042,7 @@
           <w:noProof w:val="0"/>
           <w:sz w:val="18"/>
           <w:szCs w:val="18"/>
-          <w:lang w:val="it-IT"/>
+          <w:lang w:val="en-US"/>
         </w:rPr>
         <w:t xml:space="preserve">        *,</w:t>
       </w:r>
@@ -16535,9 +17055,89 @@
           <w:noProof w:val="0"/>
           <w:sz w:val="18"/>
           <w:szCs w:val="18"/>
-          <w:lang w:val="it-IT"/>
-        </w:rPr>
-        <w:t xml:space="preserve">        {{ ts_fine_validita('&lt;PK_funzionale&gt;', 'TS_INIZIO_VALIDITA') }} AS TS_FV_NEXT</w:t>
+          <w:lang w:val="en-US"/>
+        </w:rPr>
+        <w:t xml:space="preserve">     </w:t>
+      </w:r>
+      <w:r>
+        <w:rPr>
+          <w:rFonts w:ascii="Consolas" w:hAnsi="Consolas" w:eastAsia="Consolas" w:cs="Consolas"/>
+          <w:noProof w:val="0"/>
+          <w:sz w:val="18"/>
+          <w:szCs w:val="18"/>
+          <w:lang w:val="en-US"/>
+        </w:rPr>
+        <w:t xml:space="preserve">   {</w:t>
+      </w:r>
+      <w:r>
+        <w:rPr>
+          <w:rFonts w:ascii="Consolas" w:hAnsi="Consolas" w:eastAsia="Consolas" w:cs="Consolas"/>
+          <w:noProof w:val="0"/>
+          <w:sz w:val="18"/>
+          <w:szCs w:val="18"/>
+          <w:lang w:val="en-US"/>
+        </w:rPr>
+        <w:t xml:space="preserve">{ </w:t>
+      </w:r>
+      <w:r>
+        <w:rPr>
+          <w:rFonts w:ascii="Consolas" w:hAnsi="Consolas" w:eastAsia="Consolas" w:cs="Consolas"/>
+          <w:noProof w:val="0"/>
+          <w:sz w:val="18"/>
+          <w:szCs w:val="18"/>
+          <w:lang w:val="en-US"/>
+        </w:rPr>
+        <w:t>ts_fine_validita</w:t>
+      </w:r>
+      <w:r>
+        <w:rPr>
+          <w:rFonts w:ascii="Consolas" w:hAnsi="Consolas" w:eastAsia="Consolas" w:cs="Consolas"/>
+          <w:noProof w:val="0"/>
+          <w:sz w:val="18"/>
+          <w:szCs w:val="18"/>
+          <w:lang w:val="en-US"/>
+        </w:rPr>
+        <w:t>('&lt;</w:t>
+      </w:r>
+      <w:r>
+        <w:rPr>
+          <w:rFonts w:ascii="Consolas" w:hAnsi="Consolas" w:eastAsia="Consolas" w:cs="Consolas"/>
+          <w:noProof w:val="0"/>
+          <w:sz w:val="18"/>
+          <w:szCs w:val="18"/>
+          <w:lang w:val="en-US"/>
+        </w:rPr>
+        <w:t>PK_funzionale</w:t>
+      </w:r>
+      <w:r>
+        <w:rPr>
+          <w:rFonts w:ascii="Consolas" w:hAnsi="Consolas" w:eastAsia="Consolas" w:cs="Consolas"/>
+          <w:noProof w:val="0"/>
+          <w:sz w:val="18"/>
+          <w:szCs w:val="18"/>
+          <w:lang w:val="en-US"/>
+        </w:rPr>
+        <w:t>&gt;', 'TS_INIZIO_VALIDITA'</w:t>
+      </w:r>
+      <w:r>
+        <w:rPr>
+          <w:rFonts w:ascii="Consolas" w:hAnsi="Consolas" w:eastAsia="Consolas" w:cs="Consolas"/>
+          <w:noProof w:val="0"/>
+          <w:sz w:val="18"/>
+          <w:szCs w:val="18"/>
+          <w:lang w:val="en-US"/>
+        </w:rPr>
+        <w:t>) }</w:t>
+      </w:r>
+      <w:r>
+        <w:rPr>
+          <w:rFonts w:ascii="Consolas" w:hAnsi="Consolas" w:eastAsia="Consolas" w:cs="Consolas"/>
+          <w:noProof w:val="0"/>
+          <w:sz w:val="18"/>
+          <w:szCs w:val="18"/>
+          <w:lang w:val="en-US"/>
+        </w:rPr>
+        <w:t>} AS TS_FV_NEXT</w:t>
       </w:r>
       <w:r>
         <w:br/>
@@ -16548,7 +17148,7 @@
           <w:noProof w:val="0"/>
           <w:sz w:val="18"/>
           <w:szCs w:val="18"/>
-          <w:lang w:val="it-IT"/>
+          <w:lang w:val="en-US"/>
         </w:rPr>
         <w:t xml:space="preserve">    FROM DEDUP</w:t>
       </w:r>
@@ -16561,7 +17161,7 @@
           <w:noProof w:val="0"/>
           <w:sz w:val="18"/>
           <w:szCs w:val="18"/>
-          <w:lang w:val="it-IT"/>
+          <w:lang w:val="en-US"/>
         </w:rPr>
         <w:t>)</w:t>
       </w:r>
@@ -16577,7 +17177,7 @@
           <w:noProof w:val="0"/>
           <w:sz w:val="18"/>
           <w:szCs w:val="18"/>
-          <w:lang w:val="it-IT"/>
+          <w:lang w:val="en-US"/>
         </w:rPr>
         <w:t>SELECT</w:t>
       </w:r>
@@ -16590,9 +17190,29 @@
           <w:noProof w:val="0"/>
           <w:sz w:val="18"/>
           <w:szCs w:val="18"/>
-          <w:lang w:val="it-IT"/>
-        </w:rPr>
-        <w:t xml:space="preserve">    H.&lt;PK_funzionale&gt;,</w:t>
+          <w:lang w:val="en-US"/>
+        </w:rPr>
+        <w:t xml:space="preserve">    H.&lt;</w:t>
+      </w:r>
+      <w:r>
+        <w:rPr>
+          <w:rFonts w:ascii="Consolas" w:hAnsi="Consolas" w:eastAsia="Consolas" w:cs="Consolas"/>
+          <w:noProof w:val="0"/>
+          <w:sz w:val="18"/>
+          <w:szCs w:val="18"/>
+          <w:lang w:val="en-US"/>
+        </w:rPr>
+        <w:t>PK_funzionale</w:t>
+      </w:r>
+      <w:r>
+        <w:rPr>
+          <w:rFonts w:ascii="Consolas" w:hAnsi="Consolas" w:eastAsia="Consolas" w:cs="Consolas"/>
+          <w:noProof w:val="0"/>
+          <w:sz w:val="18"/>
+          <w:szCs w:val="18"/>
+          <w:lang w:val="en-US"/>
+        </w:rPr>
+        <w:t>&gt;,</w:t>
       </w:r>
       <w:r>
         <w:br/>
@@ -16603,7 +17223,7 @@
           <w:noProof w:val="0"/>
           <w:sz w:val="18"/>
           <w:szCs w:val="18"/>
-          <w:lang w:val="it-IT"/>
+          <w:lang w:val="en-US"/>
         </w:rPr>
         <w:t xml:space="preserve">    H.TS_INIZIO_VALIDITA,</w:t>
       </w:r>
@@ -16616,7 +17236,7 @@
           <w:noProof w:val="0"/>
           <w:sz w:val="18"/>
           <w:szCs w:val="18"/>
-          <w:lang w:val="it-IT"/>
+          <w:lang w:val="en-US"/>
         </w:rPr>
         <w:t xml:space="preserve">    MAX(H.TS_FV_NEXT) OVER (</w:t>
       </w:r>
@@ -16629,9 +17249,29 @@
           <w:noProof w:val="0"/>
           <w:sz w:val="18"/>
           <w:szCs w:val="18"/>
-          <w:lang w:val="it-IT"/>
-        </w:rPr>
-        <w:t xml:space="preserve">        PARTITION BY H.&lt;PK_funzionale&gt;, H.TS_INIZIO_VALIDITA</w:t>
+          <w:lang w:val="en-US"/>
+        </w:rPr>
+        <w:t xml:space="preserve">        PARTITION BY H.&lt;</w:t>
+      </w:r>
+      <w:r>
+        <w:rPr>
+          <w:rFonts w:ascii="Consolas" w:hAnsi="Consolas" w:eastAsia="Consolas" w:cs="Consolas"/>
+          <w:noProof w:val="0"/>
+          <w:sz w:val="18"/>
+          <w:szCs w:val="18"/>
+          <w:lang w:val="en-US"/>
+        </w:rPr>
+        <w:t>PK_funzionale</w:t>
+      </w:r>
+      <w:r>
+        <w:rPr>
+          <w:rFonts w:ascii="Consolas" w:hAnsi="Consolas" w:eastAsia="Consolas" w:cs="Consolas"/>
+          <w:noProof w:val="0"/>
+          <w:sz w:val="18"/>
+          <w:szCs w:val="18"/>
+          <w:lang w:val="en-US"/>
+        </w:rPr>
+        <w:t>&gt;, H.TS_INIZIO_VALIDITA</w:t>
       </w:r>
       <w:r>
         <w:br/>
@@ -16642,9 +17282,29 @@
           <w:noProof w:val="0"/>
           <w:sz w:val="18"/>
           <w:szCs w:val="18"/>
-          <w:lang w:val="it-IT"/>
-        </w:rPr>
-        <w:t xml:space="preserve">    ) AS TS_FINE_VALIDITA,</w:t>
+          <w:lang w:val="en-US"/>
+        </w:rPr>
+        <w:t xml:space="preserve">  </w:t>
+      </w:r>
+      <w:r>
+        <w:rPr>
+          <w:rFonts w:ascii="Consolas" w:hAnsi="Consolas" w:eastAsia="Consolas" w:cs="Consolas"/>
+          <w:noProof w:val="0"/>
+          <w:sz w:val="18"/>
+          <w:szCs w:val="18"/>
+          <w:lang w:val="en-US"/>
+        </w:rPr>
+        <w:t xml:space="preserve">  )</w:t>
+      </w:r>
+      <w:r>
+        <w:rPr>
+          <w:rFonts w:ascii="Consolas" w:hAnsi="Consolas" w:eastAsia="Consolas" w:cs="Consolas"/>
+          <w:noProof w:val="0"/>
+          <w:sz w:val="18"/>
+          <w:szCs w:val="18"/>
+          <w:lang w:val="en-US"/>
+        </w:rPr>
+        <w:t xml:space="preserve"> AS TS_FINE_VALIDITA,</w:t>
       </w:r>
       <w:r>
         <w:br/>
@@ -16655,9 +17315,29 @@
           <w:noProof w:val="0"/>
           <w:sz w:val="18"/>
           <w:szCs w:val="18"/>
-          <w:lang w:val="it-IT"/>
-        </w:rPr>
-        <w:t xml:space="preserve">    H.PROGRESSIVO_PK,</w:t>
+          <w:lang w:val="en-US"/>
+        </w:rPr>
+        <w:t xml:space="preserve">    </w:t>
+      </w:r>
+      <w:r>
+        <w:rPr>
+          <w:rFonts w:ascii="Consolas" w:hAnsi="Consolas" w:eastAsia="Consolas" w:cs="Consolas"/>
+          <w:noProof w:val="0"/>
+          <w:sz w:val="18"/>
+          <w:szCs w:val="18"/>
+          <w:lang w:val="en-US"/>
+        </w:rPr>
+        <w:t>H.PR</w:t>
+      </w:r>
+      <w:r>
+        <w:rPr>
+          <w:rFonts w:ascii="Consolas" w:hAnsi="Consolas" w:eastAsia="Consolas" w:cs="Consolas"/>
+          <w:noProof w:val="0"/>
+          <w:sz w:val="18"/>
+          <w:szCs w:val="18"/>
+          <w:lang w:val="en-US"/>
+        </w:rPr>
+        <w:t>_PK,</w:t>
       </w:r>
       <w:r>
         <w:br/>
@@ -16668,7 +17348,7 @@
           <w:noProof w:val="0"/>
           <w:sz w:val="18"/>
           <w:szCs w:val="18"/>
-          <w:lang w:val="it-IT"/>
+          <w:lang w:val="en-US"/>
         </w:rPr>
         <w:t xml:space="preserve">    -- ... resto dei campi</w:t>
       </w:r>
@@ -16681,7 +17361,7 @@
           <w:noProof w:val="0"/>
           <w:sz w:val="18"/>
           <w:szCs w:val="18"/>
-          <w:lang w:val="it-IT"/>
+          <w:lang w:val="en-US"/>
         </w:rPr>
         <w:t>FROM DEDUP_FV AS H</w:t>
       </w:r>
@@ -16694,21 +17374,18 @@
           <w:noProof w:val="0"/>
           <w:sz w:val="18"/>
           <w:szCs w:val="18"/>
-          <w:lang w:val="it-IT"/>
+          <w:lang w:val="en-US"/>
         </w:rPr>
         <w:t xml:space="preserve"> </w:t>
       </w:r>
     </w:p>
     <w:p>
       <w:pPr>
-        <w:pStyle w:val="Heading3"/>
-      </w:pPr>
-      <w:r>
-        <w:rPr>
-          <w:rFonts w:ascii="Arial" w:hAnsi="Arial" w:eastAsia="Arial" w:cs="Arial"/>
-          <w:noProof w:val="0"/>
-          <w:sz w:val="18"/>
-          <w:szCs w:val="18"/>
+        <w:pStyle w:val="Heading5"/>
+      </w:pPr>
+      <w:r>
+        <w:rPr>
+          <w:noProof w:val="0"/>
           <w:lang w:val="it-IT"/>
         </w:rPr>
         <w:t>Nota</w:t>
@@ -16723,7 +17400,27 @@
           <w:szCs w:val="18"/>
           <w:lang w:val="it-IT"/>
         </w:rPr>
-        <w:t>Questa variante non cambia nient'altro del pattern S1: pre-hook cancellazioni (</w:t>
+        <w:t xml:space="preserve">Questa variante non cambia nient'altro del pattern S1: </w:t>
+      </w:r>
+      <w:r>
+        <w:rPr>
+          <w:rFonts w:ascii="Arial" w:hAnsi="Arial" w:eastAsia="Arial" w:cs="Arial"/>
+          <w:noProof w:val="0"/>
+          <w:sz w:val="18"/>
+          <w:szCs w:val="18"/>
+          <w:lang w:val="it-IT"/>
+        </w:rPr>
+        <w:t>pre</w:t>
+      </w:r>
+      <w:r>
+        <w:rPr>
+          <w:rFonts w:ascii="Arial" w:hAnsi="Arial" w:eastAsia="Arial" w:cs="Arial"/>
+          <w:noProof w:val="0"/>
+          <w:sz w:val="18"/>
+          <w:szCs w:val="18"/>
+          <w:lang w:val="it-IT"/>
+        </w:rPr>
+        <w:t>-hook cancellazioni (</w:t>
       </w:r>
       <w:r>
         <w:rPr>
@@ -16743,7 +17440,47 @@
           <w:szCs w:val="18"/>
           <w:lang w:val="it-IT"/>
         </w:rPr>
-        <w:t xml:space="preserve">), macro di conversione dtype, e logica di lookup/join restano invariati. Il campo </w:t>
+        <w:t xml:space="preserve">), macro di conversione </w:t>
+      </w:r>
+      <w:r>
+        <w:rPr>
+          <w:rFonts w:ascii="Arial" w:hAnsi="Arial" w:eastAsia="Arial" w:cs="Arial"/>
+          <w:noProof w:val="0"/>
+          <w:sz w:val="18"/>
+          <w:szCs w:val="18"/>
+          <w:lang w:val="it-IT"/>
+        </w:rPr>
+        <w:t>dtype</w:t>
+      </w:r>
+      <w:r>
+        <w:rPr>
+          <w:rFonts w:ascii="Arial" w:hAnsi="Arial" w:eastAsia="Arial" w:cs="Arial"/>
+          <w:noProof w:val="0"/>
+          <w:sz w:val="18"/>
+          <w:szCs w:val="18"/>
+          <w:lang w:val="it-IT"/>
+        </w:rPr>
+        <w:t xml:space="preserve">, e logica di </w:t>
+      </w:r>
+      <w:r>
+        <w:rPr>
+          <w:rFonts w:ascii="Arial" w:hAnsi="Arial" w:eastAsia="Arial" w:cs="Arial"/>
+          <w:noProof w:val="0"/>
+          <w:sz w:val="18"/>
+          <w:szCs w:val="18"/>
+          <w:lang w:val="it-IT"/>
+        </w:rPr>
+        <w:t>lookup</w:t>
+      </w:r>
+      <w:r>
+        <w:rPr>
+          <w:rFonts w:ascii="Arial" w:hAnsi="Arial" w:eastAsia="Arial" w:cs="Arial"/>
+          <w:noProof w:val="0"/>
+          <w:sz w:val="18"/>
+          <w:szCs w:val="18"/>
+          <w:lang w:val="it-IT"/>
+        </w:rPr>
+        <w:t xml:space="preserve">/join restano invariati. Il campo </w:t>
       </w:r>
       <w:r>
         <w:rPr>
@@ -16753,7 +17490,7 @@
           <w:szCs w:val="18"/>
           <w:lang w:val="it-IT"/>
         </w:rPr>
-        <w:t>PROGRESSIVO_PK</w:t>
+        <w:t>PR_PK</w:t>
       </w:r>
       <w:r>
         <w:rPr>
@@ -16864,14 +17601,12 @@
         </w:rPr>
         <w:t xml:space="preserve">S2 — Append </w:t>
       </w:r>
-      <w:proofErr w:type="spellStart"/>
       <w:r>
         <w:rPr>
           <w:lang w:val="en-US"/>
         </w:rPr>
         <w:t>giornalieri</w:t>
       </w:r>
-      <w:proofErr w:type="spellEnd"/>
       <w:r>
         <w:rPr>
           <w:lang w:val="en-US"/>
@@ -20074,8 +20809,10 @@
           <w:numId w:val="2"/>
         </w:numPr>
         <w:spacing w:after="60"/>
-      </w:pPr>
-      <w:r>
+        <w:rPr/>
+      </w:pPr>
+      <w:r>
+        <w:rPr/>
         <w:t xml:space="preserve">Eseguire </w:t>
       </w:r>
       <w:r>
@@ -20087,11 +20824,457 @@
         <w:t>./dbt.exe compile</w:t>
       </w:r>
       <w:r>
+        <w:rPr/>
         <w:t xml:space="preserve"> e verificare assenza di errori prima di aprire la MR</w:t>
       </w:r>
     </w:p>
     <w:p>
       <w:pPr>
+        <w:pStyle w:val="Normal"/>
+        <w:spacing w:after="60"/>
+        <w:ind w:left="0"/>
+      </w:pPr>
+    </w:p>
+    <w:p>
+      <w:pPr>
+        <w:pStyle w:val="Heading2"/>
+      </w:pPr>
+      <w:r>
+        <w:rPr/>
+        <w:t xml:space="preserve">5.5 </w:t>
+      </w:r>
+      <w:r>
+        <w:rPr/>
+        <w:t xml:space="preserve">Gestione campi </w:t>
+      </w:r>
+      <w:r>
+        <w:rPr/>
+        <w:t>varchar</w:t>
+      </w:r>
+      <w:r>
+        <w:rPr/>
+        <w:t xml:space="preserve"> vuoti OCS</w:t>
+      </w:r>
+    </w:p>
+    <w:p>
+      <w:pPr>
+        <w:pStyle w:val="Normal"/>
+      </w:pPr>
+      <w:r>
+        <w:rPr>
+          <w:b w:val="1"/>
+          <w:bCs w:val="1"/>
+        </w:rPr>
+        <w:t>Contesto</w:t>
+      </w:r>
+      <w:r>
+        <w:rPr/>
+        <w:t xml:space="preserve">: </w:t>
+      </w:r>
+      <w:r>
+        <w:rPr>
+          <w:rFonts w:ascii="Arial" w:hAnsi="Arial" w:eastAsia="Arial" w:cs="Arial"/>
+          <w:noProof w:val="0"/>
+          <w:sz w:val="20"/>
+          <w:szCs w:val="20"/>
+          <w:lang w:val="it-IT"/>
+        </w:rPr>
+        <w:t xml:space="preserve">Le tabelle sorgenti OCS, per i campi </w:t>
+      </w:r>
+      <w:r>
+        <w:rPr>
+          <w:rFonts w:ascii="Arial" w:hAnsi="Arial" w:eastAsia="Arial" w:cs="Arial"/>
+          <w:noProof w:val="0"/>
+          <w:sz w:val="20"/>
+          <w:szCs w:val="20"/>
+          <w:lang w:val="it-IT"/>
+        </w:rPr>
+        <w:t>varchar</w:t>
+      </w:r>
+      <w:r>
+        <w:rPr>
+          <w:rFonts w:ascii="Arial" w:hAnsi="Arial" w:eastAsia="Arial" w:cs="Arial"/>
+          <w:noProof w:val="0"/>
+          <w:sz w:val="20"/>
+          <w:szCs w:val="20"/>
+          <w:lang w:val="it-IT"/>
+        </w:rPr>
+        <w:t>, non prevedono valori NULL. Il dato ricevuto "bianco" (tutti spazi) viene quindi trasformato in L1 in una stringa con un singolo spazio (</w:t>
+      </w:r>
+      <w:r>
+        <w:rPr>
+          <w:rFonts w:ascii="Consolas" w:hAnsi="Consolas" w:eastAsia="Consolas" w:cs="Consolas"/>
+          <w:noProof w:val="0"/>
+          <w:sz w:val="20"/>
+          <w:szCs w:val="20"/>
+          <w:lang w:val="it-IT"/>
+        </w:rPr>
+        <w:t>' '</w:t>
+      </w:r>
+      <w:r>
+        <w:rPr>
+          <w:rFonts w:ascii="Arial" w:hAnsi="Arial" w:eastAsia="Arial" w:cs="Arial"/>
+          <w:noProof w:val="0"/>
+          <w:sz w:val="20"/>
+          <w:szCs w:val="20"/>
+          <w:lang w:val="it-IT"/>
+        </w:rPr>
+        <w:t>). A seconda del contesto, questo valore va interpretato come NULL (maggior parte dei casi) oppure come valorizzazione specifica</w:t>
+      </w:r>
+      <w:r>
+        <w:rPr>
+          <w:rFonts w:ascii="Arial" w:hAnsi="Arial" w:eastAsia="Arial" w:cs="Arial"/>
+          <w:noProof w:val="0"/>
+          <w:sz w:val="20"/>
+          <w:szCs w:val="20"/>
+          <w:lang w:val="it-IT"/>
+        </w:rPr>
+        <w:t xml:space="preserve"> (secondo una codifica definita lato AGOS)</w:t>
+      </w:r>
+    </w:p>
+    <w:p>
+      <w:pPr>
+        <w:spacing w:before="240" w:beforeAutospacing="off" w:after="240" w:afterAutospacing="off"/>
+      </w:pPr>
+      <w:r>
+        <w:rPr>
+          <w:rFonts w:ascii="Arial" w:hAnsi="Arial" w:eastAsia="Arial" w:cs="Arial"/>
+          <w:b w:val="1"/>
+          <w:bCs w:val="1"/>
+          <w:noProof w:val="0"/>
+          <w:sz w:val="20"/>
+          <w:szCs w:val="20"/>
+          <w:lang w:val="it-IT"/>
+        </w:rPr>
+        <w:t>Impatti su L2</w:t>
+      </w:r>
+    </w:p>
+    <w:p>
+      <w:pPr>
+        <w:spacing w:before="240" w:beforeAutospacing="off" w:after="240" w:afterAutospacing="off"/>
+      </w:pPr>
+      <w:r>
+        <w:rPr>
+          <w:rFonts w:ascii="Arial" w:hAnsi="Arial" w:eastAsia="Arial" w:cs="Arial"/>
+          <w:b w:val="1"/>
+          <w:bCs w:val="1"/>
+          <w:noProof w:val="0"/>
+          <w:sz w:val="20"/>
+          <w:szCs w:val="20"/>
+          <w:lang w:val="it-IT"/>
+        </w:rPr>
+        <w:t>1. Condizioni IS NULL</w:t>
+      </w:r>
+      <w:r>
+        <w:br/>
+      </w:r>
+      <w:r>
+        <w:rPr>
+          <w:rFonts w:ascii="Arial" w:hAnsi="Arial" w:eastAsia="Arial" w:cs="Arial"/>
+          <w:noProof w:val="0"/>
+          <w:sz w:val="20"/>
+          <w:szCs w:val="20"/>
+          <w:lang w:val="it-IT"/>
+        </w:rPr>
+        <w:t xml:space="preserve"> Sostituire tutte le condizioni ‘campo 1 </w:t>
+      </w:r>
+      <w:r>
+        <w:rPr>
+          <w:rFonts w:ascii="Consolas" w:hAnsi="Consolas" w:eastAsia="Consolas" w:cs="Consolas"/>
+          <w:noProof w:val="0"/>
+          <w:sz w:val="20"/>
+          <w:szCs w:val="20"/>
+          <w:lang w:val="it-IT"/>
+        </w:rPr>
+        <w:t>IS NULL’</w:t>
+      </w:r>
+      <w:r>
+        <w:rPr>
+          <w:rFonts w:ascii="Arial" w:hAnsi="Arial" w:eastAsia="Arial" w:cs="Arial"/>
+          <w:noProof w:val="0"/>
+          <w:sz w:val="20"/>
+          <w:szCs w:val="20"/>
+          <w:lang w:val="it-IT"/>
+        </w:rPr>
+        <w:t xml:space="preserve"> su tutti i campi con </w:t>
+      </w:r>
+      <w:r>
+        <w:rPr>
+          <w:rFonts w:ascii="Consolas" w:hAnsi="Consolas" w:eastAsia="Consolas" w:cs="Consolas"/>
+          <w:noProof w:val="0"/>
+          <w:sz w:val="20"/>
+          <w:szCs w:val="20"/>
+          <w:lang w:val="it-IT"/>
+        </w:rPr>
+        <w:t xml:space="preserve">{{ </w:t>
+      </w:r>
+      <w:r>
+        <w:rPr>
+          <w:rFonts w:ascii="Consolas" w:hAnsi="Consolas" w:eastAsia="Consolas" w:cs="Consolas"/>
+          <w:noProof w:val="0"/>
+          <w:sz w:val="20"/>
+          <w:szCs w:val="20"/>
+          <w:lang w:val="it-IT"/>
+        </w:rPr>
+        <w:t>custom_is_null</w:t>
+      </w:r>
+      <w:r>
+        <w:rPr>
+          <w:rFonts w:ascii="Consolas" w:hAnsi="Consolas" w:eastAsia="Consolas" w:cs="Consolas"/>
+          <w:noProof w:val="0"/>
+          <w:sz w:val="20"/>
+          <w:szCs w:val="20"/>
+          <w:lang w:val="it-IT"/>
+        </w:rPr>
+        <w:t>('campo1'</w:t>
+      </w:r>
+      <w:r>
+        <w:rPr>
+          <w:rFonts w:ascii="Consolas" w:hAnsi="Consolas" w:eastAsia="Consolas" w:cs="Consolas"/>
+          <w:noProof w:val="0"/>
+          <w:sz w:val="20"/>
+          <w:szCs w:val="20"/>
+          <w:lang w:val="it-IT"/>
+        </w:rPr>
+        <w:t>) }</w:t>
+      </w:r>
+      <w:r>
+        <w:rPr>
+          <w:rFonts w:ascii="Consolas" w:hAnsi="Consolas" w:eastAsia="Consolas" w:cs="Consolas"/>
+          <w:noProof w:val="0"/>
+          <w:sz w:val="20"/>
+          <w:szCs w:val="20"/>
+          <w:lang w:val="it-IT"/>
+        </w:rPr>
+        <w:t>}</w:t>
+      </w:r>
+      <w:r>
+        <w:rPr>
+          <w:rFonts w:ascii="Arial" w:hAnsi="Arial" w:eastAsia="Arial" w:cs="Arial"/>
+          <w:noProof w:val="0"/>
+          <w:sz w:val="20"/>
+          <w:szCs w:val="20"/>
+          <w:lang w:val="it-IT"/>
+        </w:rPr>
+        <w:t xml:space="preserve">, che verifica la condizione </w:t>
+      </w:r>
+      <w:r>
+        <w:rPr>
+          <w:rFonts w:ascii="Consolas" w:hAnsi="Consolas" w:eastAsia="Consolas" w:cs="Consolas"/>
+          <w:noProof w:val="0"/>
+          <w:sz w:val="20"/>
+          <w:szCs w:val="20"/>
+          <w:lang w:val="it-IT"/>
+        </w:rPr>
+        <w:t>campo1 IS NULL OR campo1 = ' '</w:t>
+      </w:r>
+      <w:r>
+        <w:rPr>
+          <w:rFonts w:ascii="Arial" w:hAnsi="Arial" w:eastAsia="Arial" w:cs="Arial"/>
+          <w:noProof w:val="0"/>
+          <w:sz w:val="20"/>
+          <w:szCs w:val="20"/>
+          <w:lang w:val="it-IT"/>
+        </w:rPr>
+        <w:t xml:space="preserve">. L'uso della macro permette di uniformare il trattamento della condizione IS NULL tra dati OCS, non OCS ed L2/L3, con un'unica espressione che copre </w:t>
+      </w:r>
+      <w:r>
+        <w:rPr>
+          <w:rFonts w:ascii="Arial" w:hAnsi="Arial" w:eastAsia="Arial" w:cs="Arial"/>
+          <w:noProof w:val="0"/>
+          <w:sz w:val="20"/>
+          <w:szCs w:val="20"/>
+          <w:lang w:val="it-IT"/>
+        </w:rPr>
+        <w:t>tutte le casistiche</w:t>
+      </w:r>
+    </w:p>
+    <w:p>
+      <w:pPr>
+        <w:spacing w:before="240" w:beforeAutospacing="off" w:after="240" w:afterAutospacing="off"/>
+        <w:rPr>
+          <w:rFonts w:ascii="Arial" w:hAnsi="Arial" w:eastAsia="Arial" w:cs="Arial"/>
+          <w:noProof w:val="0"/>
+          <w:sz w:val="20"/>
+          <w:szCs w:val="20"/>
+          <w:lang w:val="it-IT"/>
+        </w:rPr>
+      </w:pPr>
+      <w:r>
+        <w:rPr>
+          <w:rFonts w:ascii="Arial" w:hAnsi="Arial" w:eastAsia="Arial" w:cs="Arial"/>
+          <w:noProof w:val="0"/>
+          <w:sz w:val="20"/>
+          <w:szCs w:val="20"/>
+          <w:lang w:val="it-IT"/>
+        </w:rPr>
+        <w:t xml:space="preserve">Questo si applica al caso generale, ossia quando la stringa </w:t>
+      </w:r>
+      <w:r>
+        <w:rPr>
+          <w:rFonts w:ascii="Consolas" w:hAnsi="Consolas" w:eastAsia="Consolas" w:cs="Consolas"/>
+          <w:noProof w:val="0"/>
+          <w:sz w:val="20"/>
+          <w:szCs w:val="20"/>
+          <w:lang w:val="it-IT"/>
+        </w:rPr>
+        <w:t>' '</w:t>
+      </w:r>
+      <w:r>
+        <w:rPr>
+          <w:rFonts w:ascii="Arial" w:hAnsi="Arial" w:eastAsia="Arial" w:cs="Arial"/>
+          <w:noProof w:val="0"/>
+          <w:sz w:val="20"/>
+          <w:szCs w:val="20"/>
+          <w:lang w:val="it-IT"/>
+        </w:rPr>
+        <w:t xml:space="preserve"> non ha un significato specifico (la maggior parte dei casi). Se invece la stringa vuota rappresenta un valore specifico, la logica va definita caso per caso per replicare il comportamento funzionale corretto: ad oggi è noto un caso di questo tipo, l'archivio </w:t>
+      </w:r>
+      <w:r>
+        <w:rPr>
+          <w:rFonts w:ascii="Arial" w:hAnsi="Arial" w:eastAsia="Arial" w:cs="Arial"/>
+          <w:b w:val="1"/>
+          <w:bCs w:val="1"/>
+          <w:noProof w:val="0"/>
+          <w:sz w:val="20"/>
+          <w:szCs w:val="20"/>
+          <w:lang w:val="it-IT"/>
+        </w:rPr>
+        <w:t>BACCPTES</w:t>
+      </w:r>
+      <w:r>
+        <w:rPr>
+          <w:rFonts w:ascii="Arial" w:hAnsi="Arial" w:eastAsia="Arial" w:cs="Arial"/>
+          <w:noProof w:val="0"/>
+          <w:sz w:val="20"/>
+          <w:szCs w:val="20"/>
+          <w:lang w:val="it-IT"/>
+        </w:rPr>
+        <w:t>, dove la stringa vuota va interpretata come "Poste Italiane". Altri casi analoghi potrebbero emergere più avanti, probabilmente in fase di SIT.</w:t>
+      </w:r>
+    </w:p>
+    <w:p>
+      <w:pPr>
+        <w:spacing w:before="240" w:beforeAutospacing="off" w:after="240" w:afterAutospacing="off"/>
+      </w:pPr>
+      <w:r>
+        <w:rPr>
+          <w:rFonts w:ascii="Arial" w:hAnsi="Arial" w:eastAsia="Arial" w:cs="Arial"/>
+          <w:b w:val="1"/>
+          <w:bCs w:val="1"/>
+          <w:noProof w:val="0"/>
+          <w:sz w:val="20"/>
+          <w:szCs w:val="20"/>
+          <w:lang w:val="it-IT"/>
+        </w:rPr>
+        <w:t>2. COALESCE</w:t>
+      </w:r>
+      <w:r>
+        <w:br/>
+      </w:r>
+      <w:r>
+        <w:rPr>
+          <w:rFonts w:ascii="Arial" w:hAnsi="Arial" w:eastAsia="Arial" w:cs="Arial"/>
+          <w:noProof w:val="0"/>
+          <w:sz w:val="20"/>
+          <w:szCs w:val="20"/>
+          <w:lang w:val="it-IT"/>
+        </w:rPr>
+        <w:t xml:space="preserve"> In ogni </w:t>
+      </w:r>
+      <w:r>
+        <w:rPr>
+          <w:rFonts w:ascii="Consolas" w:hAnsi="Consolas" w:eastAsia="Consolas" w:cs="Consolas"/>
+          <w:noProof w:val="0"/>
+          <w:sz w:val="20"/>
+          <w:szCs w:val="20"/>
+          <w:lang w:val="it-IT"/>
+        </w:rPr>
+        <w:t>COALESCE</w:t>
+      </w:r>
+      <w:r>
+        <w:rPr>
+          <w:rFonts w:ascii="Arial" w:hAnsi="Arial" w:eastAsia="Arial" w:cs="Arial"/>
+          <w:noProof w:val="0"/>
+          <w:sz w:val="20"/>
+          <w:szCs w:val="20"/>
+          <w:lang w:val="it-IT"/>
+        </w:rPr>
+        <w:t xml:space="preserve"> in cui il primo input è di sorgente OCS, aggiungere un </w:t>
+      </w:r>
+      <w:r>
+        <w:rPr>
+          <w:rFonts w:ascii="Consolas" w:hAnsi="Consolas" w:eastAsia="Consolas" w:cs="Consolas"/>
+          <w:noProof w:val="0"/>
+          <w:sz w:val="20"/>
+          <w:szCs w:val="20"/>
+          <w:lang w:val="it-IT"/>
+        </w:rPr>
+        <w:t>NULLIF(campo1, ' ')</w:t>
+      </w:r>
+      <w:r>
+        <w:rPr>
+          <w:rFonts w:ascii="Arial" w:hAnsi="Arial" w:eastAsia="Arial" w:cs="Arial"/>
+          <w:noProof w:val="0"/>
+          <w:sz w:val="20"/>
+          <w:szCs w:val="20"/>
+          <w:lang w:val="it-IT"/>
+        </w:rPr>
+        <w:t>, salvo i casi particolari di valorizzazione specifica di cui al punto precedente.</w:t>
+      </w:r>
+    </w:p>
+    <w:p>
+      <w:pPr>
+        <w:pStyle w:val="Normal"/>
+        <w:spacing w:before="240" w:beforeAutospacing="off" w:after="240" w:afterAutospacing="off"/>
+      </w:pPr>
+      <w:r>
+        <w:rPr>
+          <w:rFonts w:ascii="Arial" w:hAnsi="Arial" w:eastAsia="Arial" w:cs="Arial"/>
+          <w:b w:val="1"/>
+          <w:bCs w:val="1"/>
+          <w:noProof w:val="0"/>
+          <w:sz w:val="20"/>
+          <w:szCs w:val="20"/>
+          <w:lang w:val="it-IT"/>
+        </w:rPr>
+        <w:t>3. JOIN/UNION</w:t>
+      </w:r>
+    </w:p>
+    <w:p>
+      <w:pPr>
+        <w:pStyle w:val="Normal"/>
+        <w:spacing w:before="240" w:beforeAutospacing="off" w:after="240" w:afterAutospacing="off"/>
+        <w:rPr>
+          <w:rFonts w:ascii="Arial" w:hAnsi="Arial" w:eastAsia="Arial" w:cs="Arial"/>
+          <w:noProof w:val="0"/>
+          <w:sz w:val="20"/>
+          <w:szCs w:val="20"/>
+          <w:lang w:val="it-IT"/>
+        </w:rPr>
+      </w:pPr>
+      <w:r>
+        <w:rPr/>
+        <w:t xml:space="preserve">JOIN e UNION su campi OCS contenenti valorizzazioni stringa vuota </w:t>
+      </w:r>
+      <w:r>
+        <w:rPr/>
+        <w:t xml:space="preserve">dovrebbero </w:t>
+      </w:r>
+      <w:r>
+        <w:rPr/>
+        <w:t>funzionare senza modifiche. Unico punto critico è il caso in cui un campo OCS vada in join con un campo non OCS dove il campo potrebbe essere valorizzato a ‘ ‘ su OCS e a NU</w:t>
+      </w:r>
+      <w:r>
+        <w:rPr/>
+        <w:t>LL su no OCS. In questo caso, la logica va definita caso per caso per replicare il comportamento funzionale corretto.</w:t>
+      </w:r>
+      <w:r>
+        <w:br/>
+      </w:r>
+    </w:p>
+    <w:p>
+      <w:pPr>
         <w:pStyle w:val="Heading1"/>
         <w:spacing w:after="240"/>
         <w:rPr>
@@ -20157,17 +21340,6 @@
           <w:color w:val="FF0000"/>
         </w:rPr>
         <w:t xml:space="preserve">S1 non previsto? </w:t>
-      </w:r>
-    </w:p>
-    <w:p>
-      <w:pPr>
-        <w:spacing w:after="100"/>
-      </w:pPr>
-      <w:r>
-        <w:rPr>
-          <w:color w:val="FF0000"/>
-        </w:rPr>
-        <w:t>S5 ibrido tra S1 ed S3, mensili con inizio/fine val</w:t>
       </w:r>
     </w:p>
     <w:p>
@@ -23919,18 +25091,11 @@
     </w:p>
     <w:p>
       <w:pPr>
-        <w:pStyle w:val="Heading3"/>
-        <w:bidi w:val="0"/>
-        <w:spacing w:before="180" w:beforeAutospacing="off" w:after="100" w:afterAutospacing="off"/>
-      </w:pPr>
-      <w:r>
-        <w:rPr>
-          <w:rFonts w:ascii="Arial" w:hAnsi="Arial" w:eastAsia="Arial" w:cs="Arial"/>
-          <w:b w:val="1"/>
-          <w:bCs w:val="1"/>
-          <w:noProof w:val="0"/>
-          <w:sz w:val="22"/>
-          <w:szCs w:val="22"/>
+        <w:pStyle w:val="Heading4"/>
+      </w:pPr>
+      <w:r>
+        <w:rPr>
+          <w:noProof w:val="0"/>
           <w:lang w:val="it-IT"/>
         </w:rPr>
         <w:t>Configurazione dell'esempio</w:t>
@@ -24318,18 +25483,11 @@
     </w:p>
     <w:p>
       <w:pPr>
-        <w:pStyle w:val="Heading3"/>
-        <w:bidi w:val="0"/>
-        <w:spacing w:before="180" w:beforeAutospacing="off" w:after="100" w:afterAutospacing="off"/>
-      </w:pPr>
-      <w:r>
-        <w:rPr>
-          <w:rFonts w:ascii="Arial" w:hAnsi="Arial" w:eastAsia="Arial" w:cs="Arial"/>
-          <w:b w:val="1"/>
-          <w:bCs w:val="1"/>
-          <w:noProof w:val="0"/>
-          <w:sz w:val="22"/>
-          <w:szCs w:val="22"/>
+        <w:pStyle w:val="Heading4"/>
+      </w:pPr>
+      <w:r>
+        <w:rPr>
+          <w:noProof w:val="0"/>
           <w:lang w:val="it-IT"/>
         </w:rPr>
         <w:t>Dati sorgente: _scd2_src (una riga per versione osservata)</w:t>

--- a/raw/guida_sviluppo.docx
+++ b/raw/guida_sviluppo.docx
@@ -654,14 +654,13 @@
     </w:p>
     <w:p>
       <w:pPr>
-        <w:shd w:val="clear" w:color="auto" w:fill="F2F2F2"/>
+        <w:shd w:val="clear" w:color="auto" w:fill="F2F2F2" w:themeFill="background1" w:themeFillShade="F2"/>
         <w:spacing w:before="100" w:after="100"/>
         <w:ind w:left="360"/>
         <w:rPr>
           <w:lang w:val="en-US"/>
         </w:rPr>
       </w:pPr>
-      <w:proofErr w:type="gramStart"/>
       <w:r>
         <w:rPr>
           <w:rFonts w:ascii="Courier New" w:hAnsi="Courier New" w:eastAsia="Courier New" w:cs="Courier New"/>
@@ -671,7 +670,6 @@
         </w:rPr>
         <w:t># .env</w:t>
       </w:r>
-      <w:proofErr w:type="gramEnd"/>
       <w:r>
         <w:rPr>
           <w:rFonts w:ascii="Courier New" w:hAnsi="Courier New" w:eastAsia="Courier New" w:cs="Courier New"/>
@@ -681,7 +679,6 @@
         </w:rPr>
         <w:t xml:space="preserve"> DBT_API_KEY=</w:t>
       </w:r>
-      <w:proofErr w:type="spellStart"/>
       <w:r>
         <w:rPr>
           <w:rFonts w:ascii="Courier New" w:hAnsi="Courier New" w:eastAsia="Courier New" w:cs="Courier New"/>
@@ -691,15 +688,71 @@
         </w:rPr>
         <w:t>dbtu</w:t>
       </w:r>
-      <w:proofErr w:type="spellEnd"/>
-      <w:r>
-        <w:rPr>
-          <w:rFonts w:ascii="Courier New" w:hAnsi="Courier New" w:eastAsia="Courier New" w:cs="Courier New"/>
-          <w:sz w:val="18"/>
-          <w:szCs w:val="18"/>
-          <w:lang w:val="en-US"/>
-        </w:rPr>
-        <w:t>_... DBT_BASE_URL=https://ml490.eu1.dbt.com DBT_ACCOUNT_ID=702 DBT_PROJECT_ID=12990 DBT_ENVIRONMENT_ID=58598</w:t>
+      <w:r>
+        <w:rPr>
+          <w:rFonts w:ascii="Courier New" w:hAnsi="Courier New" w:eastAsia="Courier New" w:cs="Courier New"/>
+          <w:sz w:val="18"/>
+          <w:szCs w:val="18"/>
+          <w:lang w:val="en-US"/>
+        </w:rPr>
+        <w:t xml:space="preserve">_... </w:t>
+      </w:r>
+      <w:r>
+        <w:br/>
+      </w:r>
+      <w:r>
+        <w:rPr>
+          <w:rFonts w:ascii="Courier New" w:hAnsi="Courier New" w:eastAsia="Courier New" w:cs="Courier New"/>
+          <w:sz w:val="18"/>
+          <w:szCs w:val="18"/>
+          <w:lang w:val="en-US"/>
+        </w:rPr>
+        <w:t>D</w:t>
+      </w:r>
+      <w:r>
+        <w:rPr>
+          <w:rFonts w:ascii="Courier New" w:hAnsi="Courier New" w:eastAsia="Courier New" w:cs="Courier New"/>
+          <w:sz w:val="18"/>
+          <w:szCs w:val="18"/>
+          <w:lang w:val="en-US"/>
+        </w:rPr>
+        <w:t xml:space="preserve">BT_BASE_URL=https://ml490.eu1.dbt.com </w:t>
+      </w:r>
+      <w:r>
+        <w:br/>
+      </w:r>
+      <w:r>
+        <w:rPr>
+          <w:rFonts w:ascii="Courier New" w:hAnsi="Courier New" w:eastAsia="Courier New" w:cs="Courier New"/>
+          <w:sz w:val="18"/>
+          <w:szCs w:val="18"/>
+          <w:lang w:val="en-US"/>
+        </w:rPr>
+        <w:t xml:space="preserve">DBT_ACCOUNT_ID=702 </w:t>
+      </w:r>
+      <w:r>
+        <w:br/>
+      </w:r>
+      <w:r>
+        <w:rPr>
+          <w:rFonts w:ascii="Courier New" w:hAnsi="Courier New" w:eastAsia="Courier New" w:cs="Courier New"/>
+          <w:sz w:val="18"/>
+          <w:szCs w:val="18"/>
+          <w:lang w:val="en-US"/>
+        </w:rPr>
+        <w:t xml:space="preserve">DBT_PROJECT_ID=12990 </w:t>
+      </w:r>
+      <w:r>
+        <w:br/>
+      </w:r>
+      <w:r>
+        <w:rPr>
+          <w:rFonts w:ascii="Courier New" w:hAnsi="Courier New" w:eastAsia="Courier New" w:cs="Courier New"/>
+          <w:sz w:val="18"/>
+          <w:szCs w:val="18"/>
+          <w:lang w:val="en-US"/>
+        </w:rPr>
+        <w:t>DBT_ENVIRONMENT_ID=58598</w:t>
       </w:r>
     </w:p>
     <w:p>
@@ -3939,21 +3992,61 @@
             </w:tcMar>
           </w:tcPr>
           <w:p>
-            <w:proofErr w:type="spellStart"/>
-            <w:r>
-              <w:rPr>
-                <w:sz w:val="18"/>
-                <w:szCs w:val="18"/>
-              </w:rPr>
-              <w:t>true</w:t>
-            </w:r>
-            <w:proofErr w:type="spellEnd"/>
-            <w:r>
-              <w:rPr>
-                <w:sz w:val="18"/>
-                <w:szCs w:val="18"/>
-              </w:rPr>
-              <w:t xml:space="preserve"> se la sorgente è organizzata in moduli (es. OCS). false/assente altrimenti.</w:t>
+            <w:r>
+              <w:rPr>
+                <w:sz w:val="18"/>
+                <w:szCs w:val="18"/>
+              </w:rPr>
+              <w:t xml:space="preserve">Valorizzato </w:t>
+            </w:r>
+            <w:r>
+              <w:rPr>
+                <w:sz w:val="18"/>
+                <w:szCs w:val="18"/>
+              </w:rPr>
+              <w:t>T</w:t>
+            </w:r>
+            <w:r>
+              <w:rPr>
+                <w:sz w:val="18"/>
+                <w:szCs w:val="18"/>
+              </w:rPr>
+              <w:t>rue</w:t>
+            </w:r>
+            <w:r>
+              <w:rPr>
+                <w:sz w:val="18"/>
+                <w:szCs w:val="18"/>
+              </w:rPr>
+              <w:t xml:space="preserve"> se la sorgente è organizzata in moduli (es. OCS). </w:t>
+            </w:r>
+            <w:r>
+              <w:rPr>
+                <w:sz w:val="18"/>
+                <w:szCs w:val="18"/>
+              </w:rPr>
+              <w:t>Default :</w:t>
+            </w:r>
+            <w:r>
+              <w:rPr>
+                <w:sz w:val="18"/>
+                <w:szCs w:val="18"/>
+              </w:rPr>
+              <w:t xml:space="preserve"> </w:t>
+            </w:r>
+            <w:r>
+              <w:rPr>
+                <w:sz w:val="18"/>
+                <w:szCs w:val="18"/>
+              </w:rPr>
+              <w:t>F</w:t>
+            </w:r>
+            <w:r>
+              <w:rPr>
+                <w:sz w:val="18"/>
+                <w:szCs w:val="18"/>
+              </w:rPr>
+              <w:t>alse.</w:t>
             </w:r>
           </w:p>
         </w:tc>
@@ -3976,15 +4069,13 @@
             </w:tcMar>
           </w:tcPr>
           <w:p>
-            <w:proofErr w:type="spellStart"/>
-            <w:r>
-              <w:rPr>
-                <w:sz w:val="18"/>
-                <w:szCs w:val="18"/>
-              </w:rPr>
-              <w:t>LoadProcedure</w:t>
-            </w:r>
-            <w:proofErr w:type="spellEnd"/>
+            <w:r>
+              <w:rPr>
+                <w:sz w:val="18"/>
+                <w:szCs w:val="18"/>
+              </w:rPr>
+              <w:t>CustomLoad</w:t>
+            </w:r>
           </w:p>
         </w:tc>
         <w:tc>
@@ -4004,15 +4095,13 @@
             </w:tcMar>
           </w:tcPr>
           <w:p>
-            <w:proofErr w:type="spellStart"/>
-            <w:r>
-              <w:rPr>
-                <w:sz w:val="18"/>
-                <w:szCs w:val="18"/>
-              </w:rPr>
-              <w:t>string</w:t>
-            </w:r>
-            <w:proofErr w:type="spellEnd"/>
+            <w:r>
+              <w:rPr>
+                <w:sz w:val="18"/>
+                <w:szCs w:val="18"/>
+              </w:rPr>
+              <w:t>bool</w:t>
+            </w:r>
           </w:p>
         </w:tc>
         <w:tc>
@@ -4037,21 +4126,119 @@
                 <w:sz w:val="18"/>
                 <w:szCs w:val="18"/>
               </w:rPr>
-              <w:t xml:space="preserve">Standard (default), Custom (procedura </w:t>
-            </w:r>
-            <w:r>
-              <w:rPr>
-                <w:sz w:val="18"/>
-                <w:szCs w:val="18"/>
-              </w:rPr>
-              <w:t xml:space="preserve">snowflake </w:t>
-            </w:r>
-            <w:r>
-              <w:rPr>
-                <w:sz w:val="18"/>
-                <w:szCs w:val="18"/>
-              </w:rPr>
-              <w:t>dedicata)</w:t>
+              <w:t xml:space="preserve">Valorizzato </w:t>
+            </w:r>
+            <w:r>
+              <w:rPr>
+                <w:sz w:val="18"/>
+                <w:szCs w:val="18"/>
+              </w:rPr>
+              <w:t>T</w:t>
+            </w:r>
+            <w:r>
+              <w:rPr>
+                <w:sz w:val="18"/>
+                <w:szCs w:val="18"/>
+              </w:rPr>
+              <w:t>rue</w:t>
+            </w:r>
+            <w:r>
+              <w:rPr>
+                <w:sz w:val="18"/>
+                <w:szCs w:val="18"/>
+              </w:rPr>
+              <w:t xml:space="preserve"> </w:t>
+            </w:r>
+            <w:r>
+              <w:rPr>
+                <w:sz w:val="18"/>
+                <w:szCs w:val="18"/>
+              </w:rPr>
+              <w:t xml:space="preserve">se flusso </w:t>
+            </w:r>
+            <w:r>
+              <w:rPr>
+                <w:sz w:val="18"/>
+                <w:szCs w:val="18"/>
+              </w:rPr>
+              <w:t>semi strutturato</w:t>
+            </w:r>
+            <w:r>
+              <w:rPr>
+                <w:sz w:val="18"/>
+                <w:szCs w:val="18"/>
+              </w:rPr>
+              <w:t xml:space="preserve"> (es. f</w:t>
+            </w:r>
+            <w:r>
+              <w:rPr>
+                <w:sz w:val="18"/>
+                <w:szCs w:val="18"/>
+              </w:rPr>
+              <w:t>ile</w:t>
+            </w:r>
+            <w:r>
+              <w:rPr>
+                <w:sz w:val="18"/>
+                <w:szCs w:val="18"/>
+              </w:rPr>
+              <w:t xml:space="preserve">.xml, </w:t>
+            </w:r>
+            <w:r>
+              <w:rPr>
+                <w:sz w:val="18"/>
+                <w:szCs w:val="18"/>
+              </w:rPr>
+              <w:t>posizionali, etc.</w:t>
+            </w:r>
+            <w:r>
+              <w:rPr>
+                <w:sz w:val="18"/>
+                <w:szCs w:val="18"/>
+              </w:rPr>
+              <w:t>)</w:t>
+            </w:r>
+            <w:r>
+              <w:rPr>
+                <w:sz w:val="18"/>
+                <w:szCs w:val="18"/>
+              </w:rPr>
+              <w:t xml:space="preserve"> procedura</w:t>
+            </w:r>
+            <w:r>
+              <w:rPr>
+                <w:sz w:val="18"/>
+                <w:szCs w:val="18"/>
+              </w:rPr>
+              <w:t xml:space="preserve"> caricamento</w:t>
+            </w:r>
+            <w:r>
+              <w:rPr>
+                <w:sz w:val="18"/>
+                <w:szCs w:val="18"/>
+              </w:rPr>
+              <w:t xml:space="preserve"> </w:t>
+            </w:r>
+            <w:r>
+              <w:rPr>
+                <w:sz w:val="18"/>
+                <w:szCs w:val="18"/>
+              </w:rPr>
+              <w:t>snowflake</w:t>
+            </w:r>
+            <w:r>
+              <w:rPr>
+                <w:sz w:val="18"/>
+                <w:szCs w:val="18"/>
+              </w:rPr>
+              <w:t xml:space="preserve"> </w:t>
+            </w:r>
+            <w:r>
+              <w:rPr>
+                <w:sz w:val="18"/>
+                <w:szCs w:val="18"/>
+              </w:rPr>
+              <w:t>dedicata</w:t>
             </w:r>
             <w:r>
               <w:rPr>
@@ -4059,6 +4246,41 @@
                 <w:szCs w:val="18"/>
               </w:rPr>
               <w:t>.</w:t>
+            </w:r>
+            <w:r>
+              <w:rPr>
+                <w:sz w:val="18"/>
+                <w:szCs w:val="18"/>
+              </w:rPr>
+              <w:t xml:space="preserve"> </w:t>
+            </w:r>
+            <w:r>
+              <w:rPr>
+                <w:sz w:val="18"/>
+                <w:szCs w:val="18"/>
+              </w:rPr>
+              <w:t>Default :</w:t>
+            </w:r>
+            <w:r>
+              <w:rPr>
+                <w:sz w:val="18"/>
+                <w:szCs w:val="18"/>
+              </w:rPr>
+              <w:t xml:space="preserve"> </w:t>
+            </w:r>
+            <w:r>
+              <w:rPr>
+                <w:sz w:val="18"/>
+                <w:szCs w:val="18"/>
+              </w:rPr>
+              <w:t>F</w:t>
+            </w:r>
+            <w:r>
+              <w:rPr>
+                <w:sz w:val="18"/>
+                <w:szCs w:val="18"/>
+              </w:rPr>
+              <w:t>alse.</w:t>
             </w:r>
           </w:p>
         </w:tc>
@@ -4261,14 +4483,21 @@
                 <w:sz w:val="18"/>
                 <w:szCs w:val="18"/>
               </w:rPr>
-              <w:t>count</w:t>
-            </w:r>
-            <w:r>
-              <w:rPr>
-                <w:sz w:val="18"/>
-                <w:szCs w:val="18"/>
-              </w:rPr>
-              <w:t xml:space="preserve"> dei campi</w:t>
+              <w:t>numero</w:t>
+            </w:r>
+            <w:r>
+              <w:rPr>
+                <w:sz w:val="18"/>
+                <w:szCs w:val="18"/>
+              </w:rPr>
+              <w:t xml:space="preserve"> </w:t>
+            </w:r>
+            <w:r>
+              <w:rPr>
+                <w:sz w:val="18"/>
+                <w:szCs w:val="18"/>
+              </w:rPr>
+              <w:t>dei campi</w:t>
             </w:r>
             <w:r>
               <w:rPr>
@@ -4354,6 +4583,12 @@
             </w:tcMar>
           </w:tcPr>
           <w:p>
+            <w:pPr>
+              <w:rPr>
+                <w:sz w:val="18"/>
+                <w:szCs w:val="18"/>
+              </w:rPr>
+            </w:pPr>
             <w:r>
               <w:rPr>
                 <w:sz w:val="18"/>
@@ -4380,7 +4615,21 @@
                 <w:sz w:val="18"/>
                 <w:szCs w:val="18"/>
               </w:rPr>
-              <w:t xml:space="preserve"> (il file dati è il trigger).</w:t>
+              <w:t xml:space="preserve"> (il file d</w:t>
+            </w:r>
+            <w:r>
+              <w:rPr>
+                <w:sz w:val="18"/>
+                <w:szCs w:val="18"/>
+              </w:rPr>
+              <w:t>i caricamento</w:t>
+            </w:r>
+            <w:r>
+              <w:rPr>
+                <w:sz w:val="18"/>
+                <w:szCs w:val="18"/>
+              </w:rPr>
+              <w:t xml:space="preserve"> è il trigger).</w:t>
             </w:r>
           </w:p>
         </w:tc>
@@ -4786,6 +5035,9 @@
             </w:tcMar>
           </w:tcPr>
           <w:p>
+            <w:pPr>
+              <w:jc w:val="left"/>
+            </w:pPr>
             <w:r>
               <w:rPr>
                 <w:sz w:val="18"/>
@@ -4839,6 +5091,7 @@
           </w:tcPr>
           <w:p>
             <w:pPr>
+              <w:pStyle w:val="Normal"/>
               <w:rPr>
                 <w:sz w:val="18"/>
                 <w:szCs w:val="18"/>
@@ -4849,7 +5102,14 @@
                 <w:sz w:val="18"/>
                 <w:szCs w:val="18"/>
               </w:rPr>
-              <w:t xml:space="preserve">False/assente (Default), valorizzato True se ci aspettiamo che nel file civetta sia presente l’intera lista di flussi per il modulo e la </w:t>
+              <w:t>V</w:t>
+            </w:r>
+            <w:r>
+              <w:rPr>
+                <w:sz w:val="18"/>
+                <w:szCs w:val="18"/>
+              </w:rPr>
+              <w:t xml:space="preserve">alorizzato True se ci aspettiamo che nel file civetta sia presente l’intera lista di flussi per il modulo e la </w:t>
             </w:r>
             <w:r>
               <w:rPr>
@@ -4871,6 +5131,34 @@
                 <w:szCs w:val="18"/>
               </w:rPr>
               <w:t xml:space="preserve"> (es. OCS)</w:t>
+            </w:r>
+            <w:r>
+              <w:rPr>
+                <w:sz w:val="18"/>
+                <w:szCs w:val="18"/>
+              </w:rPr>
+              <w:t>.</w:t>
+            </w:r>
+            <w:r>
+              <w:rPr>
+                <w:sz w:val="18"/>
+                <w:szCs w:val="18"/>
+              </w:rPr>
+              <w:t xml:space="preserve"> </w:t>
+            </w:r>
+            <w:r>
+              <w:rPr>
+                <w:sz w:val="18"/>
+                <w:szCs w:val="18"/>
+              </w:rPr>
+              <w:t>Default :</w:t>
+            </w:r>
+            <w:r>
+              <w:rPr>
+                <w:sz w:val="18"/>
+                <w:szCs w:val="18"/>
+              </w:rPr>
+              <w:t xml:space="preserve"> False.</w:t>
             </w:r>
           </w:p>
         </w:tc>
@@ -4933,7 +5221,21 @@
                 <w:sz w:val="18"/>
                 <w:szCs w:val="18"/>
               </w:rPr>
-              <w:t>List[str</w:t>
+              <w:t>List[</w:t>
+            </w:r>
+            <w:r>
+              <w:rPr>
+                <w:sz w:val="18"/>
+                <w:szCs w:val="18"/>
+              </w:rPr>
+              <w:t>str</w:t>
+            </w:r>
+            <w:r>
+              <w:rPr>
+                <w:sz w:val="18"/>
+                <w:szCs w:val="18"/>
+              </w:rPr>
+              <w:t>ing</w:t>
             </w:r>
             <w:r>
               <w:rPr>
@@ -4969,7 +5271,176 @@
                 <w:sz w:val="18"/>
                 <w:szCs w:val="18"/>
               </w:rPr>
-              <w:t>None (Default), valorizzata se presenti campi tecnici non esposti in file di schema.</w:t>
+              <w:t>V</w:t>
+            </w:r>
+            <w:r>
+              <w:rPr>
+                <w:sz w:val="18"/>
+                <w:szCs w:val="18"/>
+              </w:rPr>
+              <w:t>alorizzata se presenti campi tecnici non esposti in file di schema.</w:t>
+            </w:r>
+            <w:r>
+              <w:rPr>
+                <w:sz w:val="18"/>
+                <w:szCs w:val="18"/>
+              </w:rPr>
+              <w:t xml:space="preserve"> </w:t>
+            </w:r>
+            <w:r>
+              <w:rPr>
+                <w:sz w:val="18"/>
+                <w:szCs w:val="18"/>
+              </w:rPr>
+              <w:t>Default :</w:t>
+            </w:r>
+            <w:r>
+              <w:rPr>
+                <w:sz w:val="18"/>
+                <w:szCs w:val="18"/>
+              </w:rPr>
+              <w:t xml:space="preserve"> Lista vuota (None).</w:t>
+            </w:r>
+          </w:p>
+        </w:tc>
+      </w:tr>
+      <w:tr>
+        <w:trPr>
+          <w:trHeight w:val="300"/>
+        </w:trPr>
+        <w:tc>
+          <w:tcPr>
+            <w:tcW w:w="2200" w:type="dxa"/>
+            <w:tcBorders>
+              <w:top w:val="single" w:color="CCCCCC" w:sz="1" w:space="0"/>
+              <w:left w:val="single" w:color="CCCCCC" w:sz="1" w:space="0"/>
+              <w:bottom w:val="single" w:color="CCCCCC" w:sz="1" w:space="0"/>
+              <w:right w:val="single" w:color="CCCCCC" w:sz="1" w:space="0"/>
+            </w:tcBorders>
+            <w:tcMar>
+              <w:top w:w="60" w:type="dxa"/>
+              <w:left w:w="100" w:type="dxa"/>
+              <w:bottom w:w="60" w:type="dxa"/>
+              <w:right w:w="100" w:type="dxa"/>
+            </w:tcMar>
+          </w:tcPr>
+          <w:p>
+            <w:pPr>
+              <w:pStyle w:val="Normal"/>
+            </w:pPr>
+            <w:r>
+              <w:rPr>
+                <w:sz w:val="18"/>
+                <w:szCs w:val="18"/>
+              </w:rPr>
+              <w:t>SchemaSF</w:t>
+            </w:r>
+          </w:p>
+        </w:tc>
+        <w:tc>
+          <w:tcPr>
+            <w:tcW w:w="1200" w:type="dxa"/>
+            <w:tcBorders>
+              <w:top w:val="single" w:color="CCCCCC" w:sz="1" w:space="0"/>
+              <w:left w:val="single" w:color="CCCCCC" w:sz="1" w:space="0"/>
+              <w:bottom w:val="single" w:color="CCCCCC" w:sz="1" w:space="0"/>
+              <w:right w:val="single" w:color="CCCCCC" w:sz="1" w:space="0"/>
+            </w:tcBorders>
+            <w:tcMar>
+              <w:top w:w="60" w:type="dxa"/>
+              <w:left w:w="100" w:type="dxa"/>
+              <w:bottom w:w="60" w:type="dxa"/>
+              <w:right w:w="100" w:type="dxa"/>
+            </w:tcMar>
+          </w:tcPr>
+          <w:p>
+            <w:pPr>
+              <w:pStyle w:val="Normal"/>
+            </w:pPr>
+            <w:r>
+              <w:rPr>
+                <w:sz w:val="18"/>
+                <w:szCs w:val="18"/>
+              </w:rPr>
+              <w:t>string</w:t>
+            </w:r>
+          </w:p>
+        </w:tc>
+        <w:tc>
+          <w:tcPr>
+            <w:tcW w:w="5600" w:type="dxa"/>
+            <w:tcBorders>
+              <w:top w:val="single" w:color="CCCCCC" w:sz="1" w:space="0"/>
+              <w:left w:val="single" w:color="CCCCCC" w:sz="1" w:space="0"/>
+              <w:bottom w:val="single" w:color="CCCCCC" w:sz="1" w:space="0"/>
+              <w:right w:val="single" w:color="CCCCCC" w:sz="1" w:space="0"/>
+            </w:tcBorders>
+            <w:tcMar>
+              <w:top w:w="60" w:type="dxa"/>
+              <w:left w:w="100" w:type="dxa"/>
+              <w:bottom w:w="60" w:type="dxa"/>
+              <w:right w:w="100" w:type="dxa"/>
+            </w:tcMar>
+          </w:tcPr>
+          <w:p>
+            <w:pPr>
+              <w:rPr>
+                <w:rFonts w:ascii="Arial" w:hAnsi="Arial" w:eastAsia="Arial" w:cs="Arial"/>
+                <w:noProof w:val="0"/>
+                <w:sz w:val="18"/>
+                <w:szCs w:val="18"/>
+                <w:lang w:val="it-IT"/>
+              </w:rPr>
+            </w:pPr>
+            <w:r>
+              <w:rPr>
+                <w:rFonts w:ascii="Arial" w:hAnsi="Arial" w:eastAsia="Arial" w:cs="Arial"/>
+                <w:noProof w:val="0"/>
+                <w:sz w:val="18"/>
+                <w:szCs w:val="18"/>
+                <w:lang w:val="it-IT"/>
+              </w:rPr>
+              <w:t xml:space="preserve">Schema su </w:t>
+            </w:r>
+            <w:r>
+              <w:rPr>
+                <w:rFonts w:ascii="Arial" w:hAnsi="Arial" w:eastAsia="Arial" w:cs="Arial"/>
+                <w:noProof w:val="0"/>
+                <w:sz w:val="18"/>
+                <w:szCs w:val="18"/>
+                <w:lang w:val="it-IT"/>
+              </w:rPr>
+              <w:t>Snowflake</w:t>
+            </w:r>
+            <w:r>
+              <w:rPr>
+                <w:rFonts w:ascii="Arial" w:hAnsi="Arial" w:eastAsia="Arial" w:cs="Arial"/>
+                <w:noProof w:val="0"/>
+                <w:sz w:val="18"/>
+                <w:szCs w:val="18"/>
+                <w:lang w:val="it-IT"/>
+              </w:rPr>
+              <w:t xml:space="preserve"> per il caricamento dei file (deve esistere nel DB). </w:t>
+            </w:r>
+            <w:r>
+              <w:rPr>
+                <w:rFonts w:ascii="Arial" w:hAnsi="Arial" w:eastAsia="Arial" w:cs="Arial"/>
+                <w:noProof w:val="0"/>
+                <w:sz w:val="18"/>
+                <w:szCs w:val="18"/>
+                <w:lang w:val="it-IT"/>
+              </w:rPr>
+              <w:t>Default :</w:t>
+            </w:r>
+            <w:r>
+              <w:rPr>
+                <w:rFonts w:ascii="Arial" w:hAnsi="Arial" w:eastAsia="Arial" w:cs="Arial"/>
+                <w:noProof w:val="0"/>
+                <w:sz w:val="18"/>
+                <w:szCs w:val="18"/>
+                <w:lang w:val="it-IT"/>
+              </w:rPr>
+              <w:t xml:space="preserve"> L0</w:t>
             </w:r>
           </w:p>
         </w:tc>
@@ -4996,23 +5467,48 @@
         <w:spacing w:after="100"/>
       </w:pPr>
       <w:r>
+        <w:rPr/>
         <w:t xml:space="preserve">Tutte le </w:t>
       </w:r>
-      <w:proofErr w:type="spellStart"/>
-      <w:r>
+      <w:r>
+        <w:rPr/>
         <w:t>regex</w:t>
       </w:r>
-      <w:proofErr w:type="spellEnd"/>
-      <w:r>
+      <w:r>
+        <w:rPr/>
         <w:t xml:space="preserve"> usano sintassi Python (modulo re) con gruppi nominati </w:t>
       </w:r>
-      <w:proofErr w:type="gramStart"/>
-      <w:r>
+      <w:r>
+        <w:rPr/>
         <w:t>(?P</w:t>
       </w:r>
-      <w:proofErr w:type="gramEnd"/>
-      <w:r>
-        <w:t>&lt;nome&gt;pattern). Nel JSON il backslash va raddoppiato (ogni \ nel pattern diventa \\\\ nel JSON).</w:t>
+      <w:r>
+        <w:rPr/>
+        <w:t>&lt;nome&gt;pattern). Nel JSON il backslash va raddoppiato (ogni \ nel pattern diventa \\ nel JSON)</w:t>
+      </w:r>
+      <w:r>
+        <w:rPr/>
+        <w:t xml:space="preserve">, utile per evitare </w:t>
+      </w:r>
+      <w:r>
+        <w:rPr/>
+        <w:t>escape</w:t>
+      </w:r>
+      <w:r>
+        <w:rPr/>
+        <w:t xml:space="preserve"> sbagliati con caratteri speciali come </w:t>
+      </w:r>
+      <w:r>
+        <w:rPr/>
+        <w:t>il</w:t>
+      </w:r>
+      <w:r>
+        <w:rPr/>
+        <w:t xml:space="preserve"> singolo punto</w:t>
+      </w:r>
+      <w:r>
+        <w:rPr/>
+        <w:t>.</w:t>
       </w:r>
     </w:p>
     <w:p>
@@ -7433,7 +7929,25 @@
           <w:szCs w:val="18"/>
           <w:lang w:val="en-US"/>
         </w:rPr>
-        <w:t xml:space="preserve">"Dimensione": 250,     </w:t>
+        <w:t>"</w:t>
+      </w:r>
+      <w:r>
+        <w:rPr>
+          <w:rFonts w:ascii="Courier New" w:hAnsi="Courier New" w:eastAsia="Courier New" w:cs="Courier New"/>
+          <w:sz w:val="18"/>
+          <w:szCs w:val="18"/>
+          <w:lang w:val="en-US"/>
+        </w:rPr>
+        <w:t>Dimensione</w:t>
+      </w:r>
+      <w:r>
+        <w:rPr>
+          <w:rFonts w:ascii="Courier New" w:hAnsi="Courier New" w:eastAsia="Courier New" w:cs="Courier New"/>
+          <w:sz w:val="18"/>
+          <w:szCs w:val="18"/>
+          <w:lang w:val="en-US"/>
+        </w:rPr>
+        <w:t xml:space="preserve">": 250,     </w:t>
       </w:r>
       <w:r>
         <w:br/>
@@ -7541,7 +8055,25 @@
           <w:szCs w:val="18"/>
           <w:lang w:val="en-US"/>
         </w:rPr>
-        <w:t xml:space="preserve">"Separatore": ";",     </w:t>
+        <w:t>"</w:t>
+      </w:r>
+      <w:r>
+        <w:rPr>
+          <w:rFonts w:ascii="Courier New" w:hAnsi="Courier New" w:eastAsia="Courier New" w:cs="Courier New"/>
+          <w:sz w:val="18"/>
+          <w:szCs w:val="18"/>
+          <w:lang w:val="en-US"/>
+        </w:rPr>
+        <w:t>Separatore</w:t>
+      </w:r>
+      <w:r>
+        <w:rPr>
+          <w:rFonts w:ascii="Courier New" w:hAnsi="Courier New" w:eastAsia="Courier New" w:cs="Courier New"/>
+          <w:sz w:val="18"/>
+          <w:szCs w:val="18"/>
+          <w:lang w:val="en-US"/>
+        </w:rPr>
+        <w:t xml:space="preserve">": ";",     </w:t>
       </w:r>
       <w:r>
         <w:br/>
@@ -7613,7 +8145,7 @@
           <w:szCs w:val="18"/>
           <w:lang w:val="en-US"/>
         </w:rPr>
-        <w:t>-trigger-</w:t>
+        <w:t>-</w:t>
       </w:r>
       <w:r>
         <w:rPr>
@@ -7667,7 +8199,25 @@
           <w:szCs w:val="18"/>
           <w:lang w:val="en-US"/>
         </w:rPr>
-        <w:t>": "^(?P&lt;archivio&gt;[A-Za-z0-9_]+)_(?P&lt;</w:t>
+        <w:t>": "^(?P&lt;</w:t>
+      </w:r>
+      <w:r>
+        <w:rPr>
+          <w:rFonts w:ascii="Courier New" w:hAnsi="Courier New" w:eastAsia="Courier New" w:cs="Courier New"/>
+          <w:sz w:val="18"/>
+          <w:szCs w:val="18"/>
+          <w:lang w:val="en-US"/>
+        </w:rPr>
+        <w:t>archivio</w:t>
+      </w:r>
+      <w:r>
+        <w:rPr>
+          <w:rFonts w:ascii="Courier New" w:hAnsi="Courier New" w:eastAsia="Courier New" w:cs="Courier New"/>
+          <w:sz w:val="18"/>
+          <w:szCs w:val="18"/>
+          <w:lang w:val="en-US"/>
+        </w:rPr>
+        <w:t>&gt;[A-Za-z0-9_]+)_(?P&lt;</w:t>
       </w:r>
       <w:r>
         <w:rPr>
@@ -7694,7 +8244,25 @@
           <w:szCs w:val="18"/>
           <w:lang w:val="en-US"/>
         </w:rPr>
-        <w:t>(?P&lt;estensione&gt;\\.csv)$</w:t>
+        <w:t>(?P&lt;</w:t>
+      </w:r>
+      <w:r>
+        <w:rPr>
+          <w:rFonts w:ascii="Courier New" w:hAnsi="Courier New" w:eastAsia="Courier New" w:cs="Courier New"/>
+          <w:sz w:val="18"/>
+          <w:szCs w:val="18"/>
+          <w:lang w:val="en-US"/>
+        </w:rPr>
+        <w:t>estensione</w:t>
+      </w:r>
+      <w:r>
+        <w:rPr>
+          <w:rFonts w:ascii="Courier New" w:hAnsi="Courier New" w:eastAsia="Courier New" w:cs="Courier New"/>
+          <w:sz w:val="18"/>
+          <w:szCs w:val="18"/>
+          <w:lang w:val="en-US"/>
+        </w:rPr>
+        <w:t>&gt;\\.csv)$</w:t>
       </w:r>
       <w:r>
         <w:rPr>
@@ -8496,7 +9064,15 @@
           <w:sz w:val="18"/>
           <w:szCs w:val="18"/>
         </w:rPr>
-        <w:t xml:space="preserve">"ARCHIVIO_1": {       </w:t>
+        <w:t>"ARCHIVIO_1": {</w:t>
+      </w:r>
+      <w:r>
+        <w:rPr>
+          <w:rFonts w:ascii="Courier New" w:hAnsi="Courier New" w:eastAsia="Courier New" w:cs="Courier New"/>
+          <w:sz w:val="18"/>
+          <w:szCs w:val="18"/>
+        </w:rPr>
+        <w:t xml:space="preserve">      </w:t>
       </w:r>
       <w:r>
         <w:br/>
@@ -8516,7 +9092,151 @@
           <w:sz w:val="18"/>
           <w:szCs w:val="18"/>
         </w:rPr>
-        <w:t>"Estensione": ".</w:t>
+        <w:t>"</w:t>
+      </w:r>
+      <w:r>
+        <w:rPr>
+          <w:rFonts w:ascii="Courier New" w:hAnsi="Courier New" w:eastAsia="Courier New" w:cs="Courier New"/>
+          <w:sz w:val="18"/>
+          <w:szCs w:val="18"/>
+        </w:rPr>
+        <w:t>FileFormat</w:t>
+      </w:r>
+      <w:r>
+        <w:rPr>
+          <w:rFonts w:ascii="Courier New" w:hAnsi="Courier New" w:eastAsia="Courier New" w:cs="Courier New"/>
+          <w:sz w:val="18"/>
+          <w:szCs w:val="18"/>
+        </w:rPr>
+        <w:t xml:space="preserve">": "FF_NUOVA_XLSX",       </w:t>
+      </w:r>
+      <w:r>
+        <w:br/>
+      </w:r>
+      <w:r>
+        <w:tab/>
+      </w:r>
+      <w:r>
+        <w:tab/>
+      </w:r>
+      <w:r>
+        <w:tab/>
+      </w:r>
+      <w:r>
+        <w:rPr>
+          <w:rFonts w:ascii="Courier New" w:hAnsi="Courier New" w:eastAsia="Courier New" w:cs="Courier New"/>
+          <w:sz w:val="18"/>
+          <w:szCs w:val="18"/>
+        </w:rPr>
+        <w:t>"</w:t>
+      </w:r>
+      <w:r>
+        <w:rPr>
+          <w:rFonts w:ascii="Courier New" w:hAnsi="Courier New" w:eastAsia="Courier New" w:cs="Courier New"/>
+          <w:sz w:val="18"/>
+          <w:szCs w:val="18"/>
+        </w:rPr>
+        <w:t>HeaderIndex</w:t>
+      </w:r>
+      <w:r>
+        <w:rPr>
+          <w:rFonts w:ascii="Courier New" w:hAnsi="Courier New" w:eastAsia="Courier New" w:cs="Courier New"/>
+          <w:sz w:val="18"/>
+          <w:szCs w:val="18"/>
+        </w:rPr>
+        <w:t xml:space="preserve">": </w:t>
+      </w:r>
+      <w:r>
+        <w:rPr>
+          <w:rFonts w:ascii="Courier New" w:hAnsi="Courier New" w:eastAsia="Courier New" w:cs="Courier New"/>
+          <w:sz w:val="18"/>
+          <w:szCs w:val="18"/>
+        </w:rPr>
+        <w:t>1</w:t>
+      </w:r>
+      <w:r>
+        <w:rPr>
+          <w:rFonts w:ascii="Courier New" w:hAnsi="Courier New" w:eastAsia="Courier New" w:cs="Courier New"/>
+          <w:sz w:val="18"/>
+          <w:szCs w:val="18"/>
+        </w:rPr>
+        <w:t xml:space="preserve">,       </w:t>
+      </w:r>
+      <w:r>
+        <w:br/>
+      </w:r>
+      <w:r>
+        <w:tab/>
+      </w:r>
+      <w:r>
+        <w:tab/>
+      </w:r>
+      <w:r>
+        <w:tab/>
+      </w:r>
+      <w:r>
+        <w:rPr>
+          <w:rFonts w:ascii="Courier New" w:hAnsi="Courier New" w:eastAsia="Courier New" w:cs="Courier New"/>
+          <w:sz w:val="18"/>
+          <w:szCs w:val="18"/>
+        </w:rPr>
+        <w:t>"</w:t>
+      </w:r>
+      <w:r>
+        <w:rPr>
+          <w:rFonts w:ascii="Courier New" w:hAnsi="Courier New" w:eastAsia="Courier New" w:cs="Courier New"/>
+          <w:sz w:val="18"/>
+          <w:szCs w:val="18"/>
+        </w:rPr>
+        <w:t>RegexNamingLoad</w:t>
+      </w:r>
+      <w:r>
+        <w:rPr>
+          <w:rFonts w:ascii="Courier New" w:hAnsi="Courier New" w:eastAsia="Courier New" w:cs="Courier New"/>
+          <w:sz w:val="18"/>
+          <w:szCs w:val="18"/>
+        </w:rPr>
+        <w:t>": "^(?P&lt;archivio&gt;[A-Za-z0-9_]+)_(?P&lt;</w:t>
+      </w:r>
+      <w:r>
+        <w:rPr>
+          <w:rFonts w:ascii="Courier New" w:hAnsi="Courier New" w:eastAsia="Courier New" w:cs="Courier New"/>
+          <w:sz w:val="18"/>
+          <w:szCs w:val="18"/>
+        </w:rPr>
+        <w:t>ts</w:t>
+      </w:r>
+      <w:r>
+        <w:rPr>
+          <w:rFonts w:ascii="Courier New" w:hAnsi="Courier New" w:eastAsia="Courier New" w:cs="Courier New"/>
+          <w:sz w:val="18"/>
+          <w:szCs w:val="18"/>
+        </w:rPr>
+        <w:t>&gt;\\d{14})</w:t>
+      </w:r>
+      <w:r>
+        <w:rPr>
+          <w:rFonts w:ascii="Courier New" w:hAnsi="Courier New" w:eastAsia="Courier New" w:cs="Courier New"/>
+          <w:sz w:val="18"/>
+          <w:szCs w:val="18"/>
+        </w:rPr>
+        <w:t>(</w:t>
+      </w:r>
+      <w:r>
+        <w:rPr>
+          <w:rFonts w:ascii="Courier New" w:hAnsi="Courier New" w:eastAsia="Courier New" w:cs="Courier New"/>
+          <w:sz w:val="18"/>
+          <w:szCs w:val="18"/>
+        </w:rPr>
+        <w:t>?P&lt;estensione&gt;</w:t>
+      </w:r>
+      <w:r>
+        <w:rPr>
+          <w:rFonts w:ascii="Courier New" w:hAnsi="Courier New" w:eastAsia="Courier New" w:cs="Courier New"/>
+          <w:sz w:val="18"/>
+          <w:szCs w:val="18"/>
+        </w:rPr>
+        <w:t>\\.</w:t>
       </w:r>
       <w:r>
         <w:rPr>
@@ -8532,7 +9252,15 @@
           <w:sz w:val="18"/>
           <w:szCs w:val="18"/>
         </w:rPr>
-        <w:t xml:space="preserve">",       </w:t>
+        <w:t>)</w:t>
+      </w:r>
+      <w:r>
+        <w:rPr>
+          <w:rFonts w:ascii="Courier New" w:hAnsi="Courier New" w:eastAsia="Courier New" w:cs="Courier New"/>
+          <w:sz w:val="18"/>
+          <w:szCs w:val="18"/>
+        </w:rPr>
+        <w:t xml:space="preserve">$",       </w:t>
       </w:r>
       <w:r>
         <w:br/>
@@ -8560,15 +9288,15 @@
           <w:sz w:val="18"/>
           <w:szCs w:val="18"/>
         </w:rPr>
-        <w:t>FileFormat</w:t>
-      </w:r>
-      <w:r>
-        <w:rPr>
-          <w:rFonts w:ascii="Courier New" w:hAnsi="Courier New" w:eastAsia="Courier New" w:cs="Courier New"/>
-          <w:sz w:val="18"/>
-          <w:szCs w:val="18"/>
-        </w:rPr>
-        <w:t xml:space="preserve">": "FF_NUOVA_XLSX",       </w:t>
+        <w:t>HeaderCheck</w:t>
+      </w:r>
+      <w:r>
+        <w:rPr>
+          <w:rFonts w:ascii="Courier New" w:hAnsi="Courier New" w:eastAsia="Courier New" w:cs="Courier New"/>
+          <w:sz w:val="18"/>
+          <w:szCs w:val="18"/>
+        </w:rPr>
+        <w:t xml:space="preserve">": "Standard"     </w:t>
       </w:r>
       <w:r>
         <w:br/>
@@ -8588,23 +9316,7 @@
           <w:sz w:val="18"/>
           <w:szCs w:val="18"/>
         </w:rPr>
-        <w:t>"</w:t>
-      </w:r>
-      <w:r>
-        <w:rPr>
-          <w:rFonts w:ascii="Courier New" w:hAnsi="Courier New" w:eastAsia="Courier New" w:cs="Courier New"/>
-          <w:sz w:val="18"/>
-          <w:szCs w:val="18"/>
-        </w:rPr>
-        <w:t>HeaderIndex</w:t>
-      </w:r>
-      <w:r>
-        <w:rPr>
-          <w:rFonts w:ascii="Courier New" w:hAnsi="Courier New" w:eastAsia="Courier New" w:cs="Courier New"/>
-          <w:sz w:val="18"/>
-          <w:szCs w:val="18"/>
-        </w:rPr>
-        <w:t xml:space="preserve">": 0,       </w:t>
+        <w:t xml:space="preserve">}   </w:t>
       </w:r>
       <w:r>
         <w:br/>
@@ -8616,6 +9328,17 @@
         <w:tab/>
       </w:r>
       <w:r>
+        <w:rPr>
+          <w:rFonts w:ascii="Courier New" w:hAnsi="Courier New" w:eastAsia="Courier New" w:cs="Courier New"/>
+          <w:sz w:val="18"/>
+          <w:szCs w:val="18"/>
+        </w:rPr>
+        <w:t>}</w:t>
+      </w:r>
+      <w:r>
+        <w:br/>
+      </w:r>
+      <w:r>
         <w:tab/>
       </w:r>
       <w:r>
@@ -8624,154 +9347,7 @@
           <w:sz w:val="18"/>
           <w:szCs w:val="18"/>
         </w:rPr>
-        <w:t>"</w:t>
-      </w:r>
-      <w:r>
-        <w:rPr>
-          <w:rFonts w:ascii="Courier New" w:hAnsi="Courier New" w:eastAsia="Courier New" w:cs="Courier New"/>
-          <w:sz w:val="18"/>
-          <w:szCs w:val="18"/>
-        </w:rPr>
-        <w:t>RegexNamingLoad</w:t>
-      </w:r>
-      <w:r>
-        <w:rPr>
-          <w:rFonts w:ascii="Courier New" w:hAnsi="Courier New" w:eastAsia="Courier New" w:cs="Courier New"/>
-          <w:sz w:val="18"/>
-          <w:szCs w:val="18"/>
-        </w:rPr>
-        <w:t>": "^(?P&lt;archivio&gt;[A-Za-z0-9_]+)_(?P&lt;</w:t>
-      </w:r>
-      <w:r>
-        <w:rPr>
-          <w:rFonts w:ascii="Courier New" w:hAnsi="Courier New" w:eastAsia="Courier New" w:cs="Courier New"/>
-          <w:sz w:val="18"/>
-          <w:szCs w:val="18"/>
-        </w:rPr>
-        <w:t>ts</w:t>
-      </w:r>
-      <w:r>
-        <w:rPr>
-          <w:rFonts w:ascii="Courier New" w:hAnsi="Courier New" w:eastAsia="Courier New" w:cs="Courier New"/>
-          <w:sz w:val="18"/>
-          <w:szCs w:val="18"/>
-        </w:rPr>
-        <w:t>&gt;\\d{14})</w:t>
-      </w:r>
-      <w:r>
-        <w:rPr>
-          <w:rFonts w:ascii="Courier New" w:hAnsi="Courier New" w:eastAsia="Courier New" w:cs="Courier New"/>
-          <w:sz w:val="18"/>
-          <w:szCs w:val="18"/>
-        </w:rPr>
-        <w:t>(</w:t>
-      </w:r>
-      <w:r>
-        <w:rPr>
-          <w:rFonts w:ascii="Courier New" w:hAnsi="Courier New" w:eastAsia="Courier New" w:cs="Courier New"/>
-          <w:sz w:val="18"/>
-          <w:szCs w:val="18"/>
-        </w:rPr>
-        <w:t>?P&lt;estensione&gt;</w:t>
-      </w:r>
-      <w:r>
-        <w:rPr>
-          <w:rFonts w:ascii="Courier New" w:hAnsi="Courier New" w:eastAsia="Courier New" w:cs="Courier New"/>
-          <w:sz w:val="18"/>
-          <w:szCs w:val="18"/>
-        </w:rPr>
-        <w:t>\\.</w:t>
-      </w:r>
-      <w:r>
-        <w:rPr>
-          <w:rFonts w:ascii="Courier New" w:hAnsi="Courier New" w:eastAsia="Courier New" w:cs="Courier New"/>
-          <w:sz w:val="18"/>
-          <w:szCs w:val="18"/>
-        </w:rPr>
-        <w:t>xlsx</w:t>
-      </w:r>
-      <w:r>
-        <w:rPr>
-          <w:rFonts w:ascii="Courier New" w:hAnsi="Courier New" w:eastAsia="Courier New" w:cs="Courier New"/>
-          <w:sz w:val="18"/>
-          <w:szCs w:val="18"/>
-        </w:rPr>
-        <w:t>)</w:t>
-      </w:r>
-      <w:r>
-        <w:rPr>
-          <w:rFonts w:ascii="Courier New" w:hAnsi="Courier New" w:eastAsia="Courier New" w:cs="Courier New"/>
-          <w:sz w:val="18"/>
-          <w:szCs w:val="18"/>
-        </w:rPr>
-        <w:t xml:space="preserve">$",       </w:t>
-      </w:r>
-      <w:r>
-        <w:br/>
-      </w:r>
-      <w:r>
-        <w:tab/>
-      </w:r>
-      <w:r>
-        <w:tab/>
-      </w:r>
-      <w:r>
-        <w:tab/>
-      </w:r>
-      <w:r>
-        <w:rPr>
-          <w:rFonts w:ascii="Courier New" w:hAnsi="Courier New" w:eastAsia="Courier New" w:cs="Courier New"/>
-          <w:sz w:val="18"/>
-          <w:szCs w:val="18"/>
-        </w:rPr>
-        <w:t>"</w:t>
-      </w:r>
-      <w:r>
-        <w:rPr>
-          <w:rFonts w:ascii="Courier New" w:hAnsi="Courier New" w:eastAsia="Courier New" w:cs="Courier New"/>
-          <w:sz w:val="18"/>
-          <w:szCs w:val="18"/>
-        </w:rPr>
-        <w:t>HeaderCheck</w:t>
-      </w:r>
-      <w:r>
-        <w:rPr>
-          <w:rFonts w:ascii="Courier New" w:hAnsi="Courier New" w:eastAsia="Courier New" w:cs="Courier New"/>
-          <w:sz w:val="18"/>
-          <w:szCs w:val="18"/>
-        </w:rPr>
-        <w:t xml:space="preserve">": "Standard"     </w:t>
-      </w:r>
-      <w:r>
-        <w:br/>
-      </w:r>
-      <w:r>
-        <w:tab/>
-      </w:r>
-      <w:r>
-        <w:tab/>
-      </w:r>
-      <w:r>
-        <w:tab/>
-      </w:r>
-      <w:r>
-        <w:rPr>
-          <w:rFonts w:ascii="Courier New" w:hAnsi="Courier New" w:eastAsia="Courier New" w:cs="Courier New"/>
-          <w:sz w:val="18"/>
-          <w:szCs w:val="18"/>
-        </w:rPr>
-        <w:t xml:space="preserve">}   </w:t>
-      </w:r>
-      <w:r>
-        <w:br/>
-      </w:r>
-      <w:r>
-        <w:rPr>
-          <w:rFonts w:ascii="Courier New" w:hAnsi="Courier New" w:eastAsia="Courier New" w:cs="Courier New"/>
-          <w:sz w:val="18"/>
-          <w:szCs w:val="18"/>
-        </w:rPr>
-        <w:t>}}</w:t>
+        <w:t>}</w:t>
       </w:r>
     </w:p>
     <w:p>
@@ -11192,25 +11768,41 @@
       <w:pPr>
         <w:spacing w:after="80"/>
       </w:pPr>
-      <w:proofErr w:type="gramStart"/>
-      <w:r>
-        <w:rPr>
-          <w:i/>
-          <w:iCs/>
+      <w:r>
+        <w:rPr>
+          <w:i w:val="1"/>
+          <w:iCs w:val="1"/>
           <w:sz w:val="18"/>
           <w:szCs w:val="18"/>
         </w:rPr>
         <w:t>ℹ  FL</w:t>
       </w:r>
-      <w:proofErr w:type="gramEnd"/>
-      <w:r>
-        <w:rPr>
-          <w:i/>
-          <w:iCs/>
-          <w:sz w:val="18"/>
-          <w:szCs w:val="18"/>
-        </w:rPr>
-        <w:t>_PERIMETRO = 'S' (attivo) / 'N' (escluso). Il job skippa automaticamente gli archivi con FL_PERIMETRO = 'N'.</w:t>
+      <w:r>
+        <w:rPr>
+          <w:i w:val="1"/>
+          <w:iCs w:val="1"/>
+          <w:sz w:val="18"/>
+          <w:szCs w:val="18"/>
+        </w:rPr>
+        <w:t>_PERIMETRO = 'S' (attivo) / 'N' (escluso). Il job s</w:t>
+      </w:r>
+      <w:r>
+        <w:rPr>
+          <w:i w:val="1"/>
+          <w:iCs w:val="1"/>
+          <w:sz w:val="18"/>
+          <w:szCs w:val="18"/>
+        </w:rPr>
+        <w:t>alta</w:t>
+      </w:r>
+      <w:r>
+        <w:rPr>
+          <w:i w:val="1"/>
+          <w:iCs w:val="1"/>
+          <w:sz w:val="18"/>
+          <w:szCs w:val="18"/>
+        </w:rPr>
+        <w:t xml:space="preserve"> automaticamente gli archivi con FL_PERIMETRO = 'N'.</w:t>
       </w:r>
     </w:p>
     <w:p>
@@ -11351,46 +11943,70 @@
       <w:r>
         <w:rPr>
           <w:rFonts w:ascii="Courier New" w:hAnsi="Courier New" w:eastAsia="Courier New" w:cs="Courier New"/>
-          <w:sz w:val="18"/>
-          <w:szCs w:val="18"/>
-          <w:lang w:val="en-US"/>
-        </w:rPr>
-        <w:t>GRANT USAGE ON PROCEDURE AGOS_DEV_16000.L0.PROC_LOADING_L0( VARCHAR, VARCHAR, VARCHAR, VARCHAR, VARCHAR, VARCHAR, VARCHAR, DEFAULT VARCHAR, DEFAULT VARCHAR, DEFAULT VARCHAR, DEFAULT VARCHAR</w:t>
-      </w:r>
-      <w:r>
-        <w:rPr>
-          <w:rFonts w:ascii="Courier New" w:hAnsi="Courier New" w:eastAsia="Courier New" w:cs="Courier New"/>
-          <w:sz w:val="18"/>
-          <w:szCs w:val="18"/>
-          <w:lang w:val="en-US"/>
-        </w:rPr>
-        <w:t>, DEFAULT VARCHAR</w:t>
-      </w:r>
-      <w:r>
-        <w:rPr>
-          <w:rFonts w:ascii="Courier New" w:hAnsi="Courier New" w:eastAsia="Courier New" w:cs="Courier New"/>
-          <w:sz w:val="18"/>
-          <w:szCs w:val="18"/>
-          <w:lang w:val="en-US"/>
-        </w:rPr>
-        <w:t xml:space="preserve">, DEFAULT VARCHAR, </w:t>
-      </w:r>
-      <w:r>
-        <w:rPr>
-          <w:rFonts w:ascii="Courier New" w:hAnsi="Courier New" w:eastAsia="Courier New" w:cs="Courier New"/>
-          <w:sz w:val="18"/>
-          <w:szCs w:val="18"/>
-        </w:rPr>
-        <w:t>DEFAULT VARCHAR</w:t>
-      </w:r>
-      <w:r>
-        <w:rPr>
-          <w:rFonts w:ascii="Courier New" w:hAnsi="Courier New" w:eastAsia="Courier New" w:cs="Courier New"/>
-          <w:sz w:val="18"/>
-          <w:szCs w:val="18"/>
-          <w:lang w:val="en-US"/>
-        </w:rPr>
-        <w:t xml:space="preserve">) TO ROLE GLUE_ROLE;  </w:t>
+          <w:noProof w:val="0"/>
+          <w:sz w:val="18"/>
+          <w:szCs w:val="18"/>
+          <w:lang w:val="it-IT"/>
+        </w:rPr>
+        <w:t>GRANT USAGE ON PROCEDURE AGOS_DEV_16000.L0.PROC_LOADING_L0(</w:t>
+      </w:r>
+      <w:r>
+        <w:rPr>
+          <w:rFonts w:ascii="Courier New" w:hAnsi="Courier New" w:eastAsia="Courier New" w:cs="Courier New"/>
+          <w:noProof w:val="0"/>
+          <w:sz w:val="18"/>
+          <w:szCs w:val="18"/>
+          <w:lang w:val="it-IT"/>
+        </w:rPr>
+        <w:t xml:space="preserve"> VARCHAR, VARCHAR, VARCHAR, VARCHAR, VARCHAR, VARCHAR,</w:t>
+      </w:r>
+      <w:r>
+        <w:rPr>
+          <w:rFonts w:ascii="Courier New" w:hAnsi="Courier New" w:eastAsia="Courier New" w:cs="Courier New"/>
+          <w:noProof w:val="0"/>
+          <w:sz w:val="18"/>
+          <w:szCs w:val="18"/>
+          <w:lang w:val="it-IT"/>
+        </w:rPr>
+        <w:t xml:space="preserve"> VARCHAR, VARCHAR, VARCHAR, VARCHAR, VARCHAR, VARCHAR,</w:t>
+      </w:r>
+      <w:r>
+        <w:rPr>
+          <w:rFonts w:ascii="Courier New" w:hAnsi="Courier New" w:eastAsia="Courier New" w:cs="Courier New"/>
+          <w:noProof w:val="0"/>
+          <w:sz w:val="18"/>
+          <w:szCs w:val="18"/>
+          <w:lang w:val="it-IT"/>
+        </w:rPr>
+        <w:t xml:space="preserve"> VARCHAR, VARCHAR, VARCHAR, VARCHAR</w:t>
+      </w:r>
+      <w:r>
+        <w:rPr>
+          <w:rFonts w:ascii="Courier New" w:hAnsi="Courier New" w:eastAsia="Courier New" w:cs="Courier New"/>
+          <w:noProof w:val="0"/>
+          <w:sz w:val="18"/>
+          <w:szCs w:val="18"/>
+          <w:lang w:val="it-IT"/>
+        </w:rPr>
+        <w:t>) TO ROLE GLUE_ROLE;</w:t>
+      </w:r>
+      <w:r>
+        <w:rPr>
+          <w:rFonts w:ascii="Courier New" w:hAnsi="Courier New" w:eastAsia="Courier New" w:cs="Courier New"/>
+          <w:sz w:val="16"/>
+          <w:szCs w:val="16"/>
+          <w:lang w:val="en-US"/>
+        </w:rPr>
+        <w:t xml:space="preserve"> </w:t>
+      </w:r>
+      <w:r>
+        <w:rPr>
+          <w:rFonts w:ascii="Courier New" w:hAnsi="Courier New" w:eastAsia="Courier New" w:cs="Courier New"/>
+          <w:sz w:val="18"/>
+          <w:szCs w:val="18"/>
+          <w:lang w:val="en-US"/>
+        </w:rPr>
+        <w:t xml:space="preserve"> </w:t>
       </w:r>
       <w:r>
         <w:br/>
@@ -11489,7 +12105,43 @@
           <w:szCs w:val="18"/>
           <w:lang w:val="en-US"/>
         </w:rPr>
-        <w:t>GRANT USAGE ON PROCEDURE AGOS_DEV_16000.L0.PROC_LOG_L0( VARCHAR, VARCHAR, VARCHAR, TIMESTAMP_NTZ, NUMBER, NUMBER, TIMESTAMP_NTZ, TIMESTAMP_NTZ, NUMBER, VARCHAR, VARCHAR, VARCHAR, VARCHAR</w:t>
+        <w:t>GRANT USAGE ON PROCEDURE AGOS_DEV_16000.L</w:t>
+      </w:r>
+      <w:r>
+        <w:rPr>
+          <w:rFonts w:ascii="Courier New" w:hAnsi="Courier New" w:eastAsia="Courier New" w:cs="Courier New"/>
+          <w:sz w:val="18"/>
+          <w:szCs w:val="18"/>
+          <w:lang w:val="en-US"/>
+        </w:rPr>
+        <w:t>0.PROC</w:t>
+      </w:r>
+      <w:r>
+        <w:rPr>
+          <w:rFonts w:ascii="Courier New" w:hAnsi="Courier New" w:eastAsia="Courier New" w:cs="Courier New"/>
+          <w:sz w:val="18"/>
+          <w:szCs w:val="18"/>
+          <w:lang w:val="en-US"/>
+        </w:rPr>
+        <w:t>_LOG_L</w:t>
+      </w:r>
+      <w:r>
+        <w:rPr>
+          <w:rFonts w:ascii="Courier New" w:hAnsi="Courier New" w:eastAsia="Courier New" w:cs="Courier New"/>
+          <w:sz w:val="18"/>
+          <w:szCs w:val="18"/>
+          <w:lang w:val="en-US"/>
+        </w:rPr>
+        <w:t>0( VARCHAR</w:t>
+      </w:r>
+      <w:r>
+        <w:rPr>
+          <w:rFonts w:ascii="Courier New" w:hAnsi="Courier New" w:eastAsia="Courier New" w:cs="Courier New"/>
+          <w:sz w:val="18"/>
+          <w:szCs w:val="18"/>
+          <w:lang w:val="en-US"/>
+        </w:rPr>
+        <w:t>, VARCHAR, VARCHAR, TIMESTAMP_NTZ, NUMBER, NUMBER, TIMESTAMP_NTZ, TIMESTAMP_NTZ, NUMBER, VARCHAR, VARCHAR, VARCHAR, VARCHAR</w:t>
       </w:r>
       <w:r>
         <w:rPr>
@@ -13424,9 +14076,6 @@
         <w:shd w:val="clear" w:color="auto" w:fill="F2F2F2" w:themeFill="background1" w:themeFillShade="F2"/>
         <w:spacing w:before="80" w:after="80"/>
         <w:ind w:left="360"/>
-        <w:rPr>
-          <w:lang w:val="en-US"/>
-        </w:rPr>
       </w:pPr>
       <w:r>
         <w:rPr>
@@ -13437,7 +14086,6 @@
         </w:rPr>
         <w:t xml:space="preserve">pip install </w:t>
       </w:r>
-      <w:proofErr w:type="spellStart"/>
       <w:r>
         <w:rPr>
           <w:rFonts w:ascii="Courier New" w:hAnsi="Courier New" w:eastAsia="Courier New" w:cs="Courier New"/>
@@ -13447,7 +14095,6 @@
         </w:rPr>
         <w:t>dbt</w:t>
       </w:r>
-      <w:proofErr w:type="spellEnd"/>
       <w:r>
         <w:rPr>
           <w:rFonts w:ascii="Courier New" w:hAnsi="Courier New" w:eastAsia="Courier New" w:cs="Courier New"/>
@@ -13457,10 +14104,29 @@
         </w:rPr>
         <w:t xml:space="preserve">-jobs-as-code </w:t>
       </w:r>
-      <w:r>
-        <w:rPr>
-          <w:lang w:val="en-US"/>
-        </w:rPr>
+    </w:p>
+    <w:p>
+      <w:pPr>
+        <w:shd w:val="clear" w:color="auto" w:fill="F2F2F2" w:themeFill="background1" w:themeFillShade="F2"/>
+        <w:spacing w:before="80" w:after="80"/>
+        <w:ind w:left="360"/>
+        <w:rPr>
+          <w:lang w:val="en-US"/>
+        </w:rPr>
+      </w:pPr>
+      <w:r>
+        <w:rPr>
+          <w:highlight w:val="yellow"/>
+        </w:rPr>
+        <w:t>./</w:t>
+      </w:r>
+      <w:r>
+        <w:rPr>
+          <w:highlight w:val="yellow"/>
+        </w:rPr>
+        <w:t>plan-jobs.ps1</w:t>
+      </w:r>
+      <w:r>
         <w:br/>
       </w:r>
       <w:r>
@@ -13472,7 +14138,6 @@
         </w:rPr>
         <w:t>dbt-jobs-as-code.exe sync --disable-</w:t>
       </w:r>
-      <w:proofErr w:type="spellStart"/>
       <w:r>
         <w:rPr>
           <w:rFonts w:ascii="Courier New" w:hAnsi="Courier New" w:eastAsia="Courier New" w:cs="Courier New"/>
@@ -13482,7 +14147,6 @@
         </w:rPr>
         <w:t>ssl</w:t>
       </w:r>
-      <w:proofErr w:type="spellEnd"/>
       <w:r>
         <w:rPr>
           <w:rFonts w:ascii="Courier New" w:hAnsi="Courier New" w:eastAsia="Courier New" w:cs="Courier New"/>
@@ -13492,7 +14156,6 @@
         </w:rPr>
         <w:t xml:space="preserve">-verification </w:t>
       </w:r>
-      <w:proofErr w:type="spellStart"/>
       <w:r>
         <w:rPr>
           <w:rFonts w:ascii="Courier New" w:hAnsi="Courier New" w:eastAsia="Courier New" w:cs="Courier New"/>
@@ -13502,7 +14165,117 @@
         </w:rPr>
         <w:t>jobs.yml</w:t>
       </w:r>
-      <w:proofErr w:type="spellEnd"/>
+    </w:p>
+    <w:p>
+      <w:pPr>
+        <w:spacing w:after="80" w:line="259" w:lineRule="auto"/>
+        <w:rPr>
+          <w:highlight w:val="yellow"/>
+        </w:rPr>
+      </w:pPr>
+      <w:r>
+        <w:rPr>
+          <w:highlight w:val="yellow"/>
+        </w:rPr>
+        <w:t xml:space="preserve">Plan_jobs.ps1 genera i job per L1 L2 L3 allineati al codice. Scrive in </w:t>
+      </w:r>
+      <w:r>
+        <w:rPr>
+          <w:highlight w:val="yellow"/>
+        </w:rPr>
+        <w:t>jobs.yml</w:t>
+      </w:r>
+      <w:r>
+        <w:rPr>
+          <w:highlight w:val="yellow"/>
+        </w:rPr>
+        <w:t xml:space="preserve">. Verifica modifiche previste rispetto a quello che c’è in </w:t>
+      </w:r>
+      <w:r>
+        <w:rPr>
+          <w:highlight w:val="yellow"/>
+        </w:rPr>
+        <w:t>dbt</w:t>
+      </w:r>
+      <w:r>
+        <w:rPr>
+          <w:highlight w:val="yellow"/>
+        </w:rPr>
+        <w:t xml:space="preserve"> cloud, e le scrive in plan_output.txt.</w:t>
+      </w:r>
+    </w:p>
+    <w:p>
+      <w:pPr>
+        <w:pStyle w:val="Normal"/>
+        <w:spacing w:after="80" w:line="259" w:lineRule="auto"/>
+        <w:rPr>
+          <w:rFonts w:ascii="Courier New" w:hAnsi="Courier New" w:eastAsia="Courier New" w:cs="Courier New"/>
+          <w:b w:val="1"/>
+          <w:bCs w:val="1"/>
+          <w:color w:val="FF0000"/>
+          <w:sz w:val="18"/>
+          <w:szCs w:val="18"/>
+          <w:highlight w:val="yellow"/>
+          <w:lang w:val="en-US"/>
+        </w:rPr>
+      </w:pPr>
+      <w:r>
+        <w:rPr>
+          <w:b w:val="1"/>
+          <w:bCs w:val="1"/>
+          <w:color w:val="FF0000"/>
+          <w:highlight w:val="yellow"/>
+        </w:rPr>
+        <w:t xml:space="preserve">PRIMA DI LANCIARE </w:t>
+      </w:r>
+      <w:r>
+        <w:rPr>
+          <w:rFonts w:ascii="Courier New" w:hAnsi="Courier New" w:eastAsia="Courier New" w:cs="Courier New"/>
+          <w:b w:val="1"/>
+          <w:bCs w:val="1"/>
+          <w:color w:val="FF0000"/>
+          <w:sz w:val="18"/>
+          <w:szCs w:val="18"/>
+          <w:highlight w:val="yellow"/>
+          <w:lang w:val="en-US"/>
+        </w:rPr>
+        <w:t xml:space="preserve">dbt-jobs-as-code.exe </w:t>
+      </w:r>
+      <w:r>
+        <w:rPr>
+          <w:rFonts w:ascii="Courier New" w:hAnsi="Courier New" w:eastAsia="Courier New" w:cs="Courier New"/>
+          <w:b w:val="1"/>
+          <w:bCs w:val="1"/>
+          <w:color w:val="FF0000"/>
+          <w:sz w:val="18"/>
+          <w:szCs w:val="18"/>
+          <w:highlight w:val="yellow"/>
+          <w:lang w:val="en-US"/>
+        </w:rPr>
+        <w:t>sync</w:t>
+      </w:r>
+      <w:r>
+        <w:rPr>
+          <w:rFonts w:ascii="Courier New" w:hAnsi="Courier New" w:eastAsia="Courier New" w:cs="Courier New"/>
+          <w:b w:val="1"/>
+          <w:bCs w:val="1"/>
+          <w:color w:val="FF0000"/>
+          <w:sz w:val="18"/>
+          <w:szCs w:val="18"/>
+          <w:highlight w:val="yellow"/>
+          <w:lang w:val="en-US"/>
+        </w:rPr>
+        <w:t xml:space="preserve"> </w:t>
+      </w:r>
+      <w:r>
+        <w:rPr>
+          <w:b w:val="1"/>
+          <w:bCs w:val="1"/>
+          <w:color w:val="FF0000"/>
+          <w:highlight w:val="yellow"/>
+        </w:rPr>
+        <w:t>FARE SEMPRE PLAN_JOBS PER VERIFICARE CHE LE MODIFICHE SIANO QUELLE CHE CI ASPETTIAMO</w:t>
+      </w:r>
     </w:p>
     <w:p>
       <w:pPr>
@@ -15504,7 +16277,7 @@
         </w:rPr>
         <w:t>Il pattern standard S1 (</w:t>
       </w:r>
-      <w:hyperlink r:id="Rae12434526fc43c5">
+      <w:hyperlink r:id="Rd3bb82dd80864f92">
         <w:r>
           <w:rPr>
             <w:rStyle w:val="Hyperlink"/>
@@ -18246,9 +19019,6 @@
         <w:t xml:space="preserve">-- YML </w:t>
       </w:r>
       <w:r>
-        <w:rPr>
-          <w:lang w:val="en-US"/>
-        </w:rPr>
         <w:br/>
       </w:r>
       <w:r>
@@ -18261,9 +19031,6 @@
         <w:t xml:space="preserve">materialized: incremental </w:t>
       </w:r>
       <w:r>
-        <w:rPr>
-          <w:lang w:val="en-US"/>
-        </w:rPr>
         <w:br/>
       </w:r>
       <w:proofErr w:type="spellStart"/>
@@ -18312,7 +19079,194 @@
         <w:pStyle w:val="Heading2"/>
       </w:pPr>
       <w:r>
-        <w:t>5.2 Query Tag</w:t>
+        <w:rPr/>
+        <w:t>5.2 Valorizzazioni $$$$</w:t>
+      </w:r>
+    </w:p>
+    <w:p>
+      <w:pPr>
+        <w:spacing w:before="0" w:beforeAutospacing="off" w:after="240" w:afterAutospacing="off"/>
+      </w:pPr>
+      <w:r>
+        <w:rPr>
+          <w:noProof w:val="0"/>
+          <w:lang w:val="it-IT"/>
+        </w:rPr>
+        <w:t xml:space="preserve">Un campo anagrafico non-PK (es. </w:t>
+      </w:r>
+      <w:r>
+        <w:rPr>
+          <w:rFonts w:ascii="Consolas" w:hAnsi="Consolas" w:eastAsia="Consolas" w:cs="Consolas"/>
+          <w:noProof w:val="0"/>
+          <w:lang w:val="it-IT"/>
+        </w:rPr>
+        <w:t>CD_FISCALE</w:t>
+      </w:r>
+      <w:r>
+        <w:rPr>
+          <w:noProof w:val="0"/>
+          <w:lang w:val="it-IT"/>
+        </w:rPr>
+        <w:t xml:space="preserve">, </w:t>
+      </w:r>
+      <w:r>
+        <w:rPr>
+          <w:rFonts w:ascii="Consolas" w:hAnsi="Consolas" w:eastAsia="Consolas" w:cs="Consolas"/>
+          <w:noProof w:val="0"/>
+          <w:lang w:val="it-IT"/>
+        </w:rPr>
+        <w:t>CD_PARTITA_IVA</w:t>
+      </w:r>
+      <w:r>
+        <w:rPr>
+          <w:noProof w:val="0"/>
+          <w:lang w:val="it-IT"/>
+        </w:rPr>
+        <w:t xml:space="preserve">) può essere invalidato alla fonte non tramite NULL/placeholder OCS ma sostituendo il valore con una sequenza di caratteri </w:t>
+      </w:r>
+      <w:r>
+        <w:rPr>
+          <w:rFonts w:ascii="Consolas" w:hAnsi="Consolas" w:eastAsia="Consolas" w:cs="Consolas"/>
+          <w:noProof w:val="0"/>
+          <w:lang w:val="it-IT"/>
+        </w:rPr>
+        <w:t>$</w:t>
+      </w:r>
+      <w:r>
+        <w:rPr>
+          <w:noProof w:val="0"/>
+          <w:lang w:val="it-IT"/>
+        </w:rPr>
+        <w:t xml:space="preserve"> (es. </w:t>
+      </w:r>
+      <w:r>
+        <w:rPr>
+          <w:rFonts w:ascii="Consolas" w:hAnsi="Consolas" w:eastAsia="Consolas" w:cs="Consolas"/>
+          <w:noProof w:val="0"/>
+          <w:lang w:val="it-IT"/>
+        </w:rPr>
+        <w:t>'$$$$$$$$$$$$$$$$'</w:t>
+      </w:r>
+      <w:r>
+        <w:rPr>
+          <w:noProof w:val="0"/>
+          <w:lang w:val="it-IT"/>
+        </w:rPr>
+        <w:t xml:space="preserve">). Questo placeholder è distinto da quello OCS e riguarda specificamente campi usati come chiave di </w:t>
+      </w:r>
+      <w:r>
+        <w:rPr>
+          <w:b w:val="1"/>
+          <w:bCs w:val="1"/>
+          <w:noProof w:val="0"/>
+          <w:lang w:val="it-IT"/>
+        </w:rPr>
+        <w:t>JOIN</w:t>
+      </w:r>
+      <w:r>
+        <w:rPr>
+          <w:noProof w:val="0"/>
+          <w:lang w:val="it-IT"/>
+        </w:rPr>
+        <w:t xml:space="preserve"> quando non coincidono con la primary key del modello: un JOIN che non lo esclude produce match spuri, perché tutte le righe obsolete condividono lo stesso valore sentinella.</w:t>
+      </w:r>
+    </w:p>
+    <w:p>
+      <w:pPr>
+        <w:spacing w:before="240" w:beforeAutospacing="off" w:after="240" w:afterAutospacing="off"/>
+      </w:pPr>
+      <w:r>
+        <w:rPr>
+          <w:b w:val="1"/>
+          <w:bCs w:val="1"/>
+          <w:noProof w:val="0"/>
+          <w:lang w:val="it-IT"/>
+        </w:rPr>
+        <w:t>Regola</w:t>
+      </w:r>
+      <w:r>
+        <w:rPr>
+          <w:noProof w:val="0"/>
+          <w:lang w:val="it-IT"/>
+        </w:rPr>
+        <w:t>: qualunque JOIN su un campo non-PK soggetto a obsoletizzazione deve escludere esplicitamente il placeholder su entrambi i lati, oltre al controllo NULL/placeholder OCS standard (</w:t>
+      </w:r>
+      <w:r>
+        <w:rPr>
+          <w:rFonts w:ascii="Consolas" w:hAnsi="Consolas" w:eastAsia="Consolas" w:cs="Consolas"/>
+          <w:noProof w:val="0"/>
+          <w:lang w:val="it-IT"/>
+        </w:rPr>
+        <w:t>custom_is_not_null</w:t>
+      </w:r>
+      <w:r>
+        <w:rPr>
+          <w:noProof w:val="0"/>
+          <w:lang w:val="it-IT"/>
+        </w:rPr>
+        <w:t xml:space="preserve">). Esempio di riferimento: </w:t>
+      </w:r>
+      <w:r>
+        <w:rPr>
+          <w:rFonts w:ascii="Consolas" w:hAnsi="Consolas" w:eastAsia="Consolas" w:cs="Consolas"/>
+          <w:noProof w:val="0"/>
+          <w:lang w:val="it-IT"/>
+        </w:rPr>
+        <w:t>legame_ditte_individuali.sql</w:t>
+      </w:r>
+      <w:r>
+        <w:rPr>
+          <w:noProof w:val="0"/>
+          <w:lang w:val="it-IT"/>
+        </w:rPr>
+        <w:t xml:space="preserve"> (join su </w:t>
+      </w:r>
+      <w:r>
+        <w:rPr>
+          <w:rFonts w:ascii="Consolas" w:hAnsi="Consolas" w:eastAsia="Consolas" w:cs="Consolas"/>
+          <w:noProof w:val="0"/>
+          <w:lang w:val="it-IT"/>
+        </w:rPr>
+        <w:t>CD_FISCALE</w:t>
+      </w:r>
+      <w:r>
+        <w:rPr>
+          <w:noProof w:val="0"/>
+          <w:lang w:val="it-IT"/>
+        </w:rPr>
+        <w:t xml:space="preserve"> tra due istanze di </w:t>
+      </w:r>
+      <w:r>
+        <w:rPr>
+          <w:rFonts w:ascii="Consolas" w:hAnsi="Consolas" w:eastAsia="Consolas" w:cs="Consolas"/>
+          <w:noProof w:val="0"/>
+          <w:lang w:val="it-IT"/>
+        </w:rPr>
+        <w:t>variazioni_anagrafiche</w:t>
+      </w:r>
+      <w:r>
+        <w:rPr>
+          <w:noProof w:val="0"/>
+          <w:lang w:val="it-IT"/>
+        </w:rPr>
+        <w:t>).</w:t>
+      </w:r>
+    </w:p>
+    <w:p>
+      <w:pPr>
+        <w:pStyle w:val="Heading2"/>
+      </w:pPr>
+      <w:r>
+        <w:rPr/>
+        <w:t>5.</w:t>
+      </w:r>
+      <w:r>
+        <w:rPr/>
+        <w:t>3</w:t>
+      </w:r>
+      <w:r>
+        <w:rPr/>
+        <w:t xml:space="preserve"> Query Tag</w:t>
       </w:r>
     </w:p>
     <w:p>
@@ -18572,16 +19526,32 @@
         <w:pStyle w:val="Heading2"/>
       </w:pPr>
       <w:r>
-        <w:lastRenderedPageBreak/>
-        <w:t xml:space="preserve">5.3 Conversioni </w:t>
-      </w:r>
-      <w:proofErr w:type="spellStart"/>
-      <w:r>
-        <w:t>Dtype</w:t>
-      </w:r>
-      <w:proofErr w:type="spellEnd"/>
-      <w:r>
-        <w:t xml:space="preserve"> L1 → L2</w:t>
+        <w:rPr/>
+        <w:t>5.</w:t>
+      </w:r>
+      <w:r>
+        <w:rPr/>
+        <w:t xml:space="preserve">4 </w:t>
+      </w:r>
+      <w:r>
+        <w:rPr/>
+        <w:t xml:space="preserve">Conversioni </w:t>
+      </w:r>
+      <w:r>
+        <w:rPr/>
+        <w:t>D</w:t>
+      </w:r>
+      <w:r>
+        <w:rPr/>
+        <w:t>type</w:t>
+      </w:r>
+      <w:r>
+        <w:rPr/>
+        <w:t xml:space="preserve"> </w:t>
+      </w:r>
+      <w:r>
+        <w:rPr/>
+        <w:t>L1 → L2</w:t>
       </w:r>
     </w:p>
     <w:tbl>
@@ -19683,7 +20653,16 @@
         <w:pStyle w:val="Heading2"/>
       </w:pPr>
       <w:r>
-        <w:t>5.3 Cancellazioni</w:t>
+        <w:rPr/>
+        <w:t>5.</w:t>
+      </w:r>
+      <w:r>
+        <w:rPr/>
+        <w:t>5</w:t>
+      </w:r>
+      <w:r>
+        <w:rPr/>
+        <w:t xml:space="preserve"> Cancellazioni</w:t>
       </w:r>
     </w:p>
     <w:p>
@@ -20098,14 +21077,23 @@
         <w:pStyle w:val="Heading2"/>
       </w:pPr>
       <w:r>
-        <w:t xml:space="preserve">5.4 Checklist </w:t>
-      </w:r>
-      <w:proofErr w:type="spellStart"/>
-      <w:r>
+        <w:rPr/>
+        <w:t>5.</w:t>
+      </w:r>
+      <w:r>
+        <w:rPr/>
+        <w:t>6</w:t>
+      </w:r>
+      <w:r>
+        <w:rPr/>
+        <w:t xml:space="preserve"> Checklist </w:t>
+      </w:r>
+      <w:r>
+        <w:rPr/>
         <w:t>Pre</w:t>
       </w:r>
-      <w:proofErr w:type="spellEnd"/>
-      <w:r>
+      <w:r>
+        <w:rPr/>
         <w:t>-Rilascio L2</w:t>
       </w:r>
     </w:p>
@@ -20610,7 +21598,15 @@
       </w:pPr>
       <w:r>
         <w:rPr/>
-        <w:t xml:space="preserve">5.5 </w:t>
+        <w:t>5.</w:t>
+      </w:r>
+      <w:r>
+        <w:rPr/>
+        <w:t>7</w:t>
+      </w:r>
+      <w:r>
+        <w:rPr/>
+        <w:t xml:space="preserve"> </w:t>
       </w:r>
       <w:r>
         <w:rPr/>
